--- a/DAY-10/Project-1.docx
+++ b/DAY-10/Project-1.docx
@@ -3129,15 +3129,6 @@
           <w:color w:val="000000" w:themeColor="text1"/>
         </w:rPr>
       </w:pPr>
-    </w:p>
-    <w:p>
-      <w:pPr>
-        <w:spacing w:after="0" w:line="480" w:lineRule="auto"/>
-        <w:rPr>
-          <w:rFonts w:ascii="Georgia Pro" w:eastAsia="Georgia Pro" w:hAnsi="Georgia Pro" w:cs="Georgia Pro"/>
-          <w:color w:val="000000" w:themeColor="text1"/>
-        </w:rPr>
-      </w:pPr>
       <w:r>
         <w:rPr>
           <w:rFonts w:ascii="Georgia Pro" w:eastAsia="Georgia Pro" w:hAnsi="Georgia Pro" w:cs="Georgia Pro"/>
@@ -3169,6 +3160,7 @@
         <w:t xml:space="preserve">ssh </w:t>
       </w:r>
       <w:proofErr w:type="spellStart"/>
+      <w:proofErr w:type="gramStart"/>
       <w:r>
         <w:rPr>
           <w:rFonts w:ascii="Georgia Pro" w:eastAsia="Georgia Pro" w:hAnsi="Georgia Pro" w:cs="Georgia Pro"/>
@@ -3182,7 +3174,15 @@
           <w:rFonts w:ascii="Georgia Pro" w:eastAsia="Georgia Pro" w:hAnsi="Georgia Pro" w:cs="Georgia Pro"/>
           <w:color w:val="000000" w:themeColor="text1"/>
         </w:rPr>
-        <w:t>@&lt;VM1_PUBLIC_IP&gt;</w:t>
+        <w:t>@</w:t>
+      </w:r>
+      <w:proofErr w:type="gramEnd"/>
+      <w:r>
+        <w:rPr>
+          <w:rFonts w:ascii="Georgia Pro" w:eastAsia="Georgia Pro" w:hAnsi="Georgia Pro" w:cs="Georgia Pro"/>
+          <w:color w:val="000000" w:themeColor="text1"/>
+        </w:rPr>
+        <w:t>&lt;VM1_PUBLIC_IP&gt;</w:t>
       </w:r>
     </w:p>
     <w:p>
@@ -3246,7 +3246,6 @@
           <w:rFonts w:ascii="Georgia Pro" w:eastAsia="Georgia Pro" w:hAnsi="Georgia Pro" w:cs="Georgia Pro"/>
           <w:color w:val="000000" w:themeColor="text1"/>
         </w:rPr>
-        <w:lastRenderedPageBreak/>
         <w:t xml:space="preserve">Successful ping = </w:t>
       </w:r>
       <w:proofErr w:type="spellStart"/>
@@ -3283,6 +3282,7 @@
           <w:rFonts w:ascii="Georgia Pro" w:eastAsia="Georgia Pro" w:hAnsi="Georgia Pro" w:cs="Georgia Pro"/>
           <w:color w:val="000000" w:themeColor="text1"/>
         </w:rPr>
+        <w:lastRenderedPageBreak/>
         <w:pict w14:anchorId="02588C6D">
           <v:rect id="_x0000_i1036" style="width:0;height:1.5pt" o:hrstd="t" o:hr="t" fillcolor="#a0a0a0" stroked="f"/>
         </w:pict>
@@ -3578,6 +3578,22 @@
           <w:color w:val="000000" w:themeColor="text1"/>
         </w:rPr>
       </w:pPr>
+      <w:proofErr w:type="spellStart"/>
+      <w:r>
+        <w:rPr>
+          <w:rFonts w:ascii="Georgia Pro" w:eastAsia="Georgia Pro" w:hAnsi="Georgia Pro" w:cs="Georgia Pro"/>
+          <w:color w:val="000000" w:themeColor="text1"/>
+        </w:rPr>
+        <w:t>az</w:t>
+      </w:r>
+      <w:proofErr w:type="spellEnd"/>
+      <w:r>
+        <w:rPr>
+          <w:rFonts w:ascii="Georgia Pro" w:eastAsia="Georgia Pro" w:hAnsi="Georgia Pro" w:cs="Georgia Pro"/>
+          <w:color w:val="000000" w:themeColor="text1"/>
+        </w:rPr>
+        <w:t xml:space="preserve"> </w:t>
+      </w:r>
       <w:r>
         <w:rPr>
           <w:rFonts w:ascii="Georgia Pro" w:eastAsia="Georgia Pro" w:hAnsi="Georgia Pro" w:cs="Georgia Pro"/>
@@ -3755,6 +3771,15 @@
           <w:bCs/>
           <w:color w:val="000000" w:themeColor="text1"/>
         </w:rPr>
+        <w:t>hitesh</w:t>
+      </w:r>
+      <w:r>
+        <w:rPr>
+          <w:rFonts w:ascii="Georgia Pro" w:eastAsia="Georgia Pro" w:hAnsi="Georgia Pro" w:cs="Georgia Pro"/>
+          <w:b/>
+          <w:bCs/>
+          <w:color w:val="000000" w:themeColor="text1"/>
+        </w:rPr>
         <w:t>randemployee</w:t>
       </w:r>
       <w:r>
@@ -3867,7 +3892,6 @@
     </w:p>
     <w:p>
       <w:pPr>
-        <w:spacing w:after="0" w:line="480" w:lineRule="auto"/>
         <w:rPr>
           <w:rFonts w:ascii="Georgia Pro" w:eastAsia="Georgia Pro" w:hAnsi="Georgia Pro" w:cs="Georgia Pro"/>
           <w:b/>
@@ -3882,31 +3906,54 @@
           <w:bCs/>
           <w:color w:val="000000" w:themeColor="text1"/>
         </w:rPr>
-        <w:t>STEP 11 — Create Custom RBAC Role</w:t>
-      </w:r>
-    </w:p>
-    <w:p>
-      <w:pPr>
-        <w:spacing w:after="0" w:line="480" w:lineRule="auto"/>
-        <w:rPr>
-          <w:rFonts w:ascii="Georgia Pro" w:eastAsia="Georgia Pro" w:hAnsi="Georgia Pro" w:cs="Georgia Pro"/>
-          <w:color w:val="000000" w:themeColor="text1"/>
-        </w:rPr>
-      </w:pPr>
-      <w:r>
-        <w:rPr>
-          <w:rFonts w:ascii="Georgia Pro" w:eastAsia="Georgia Pro" w:hAnsi="Georgia Pro" w:cs="Georgia Pro"/>
-          <w:color w:val="000000" w:themeColor="text1"/>
-        </w:rPr>
-        <w:t xml:space="preserve">Using </w:t>
-      </w:r>
-      <w:r>
+        <w:br w:type="page"/>
+      </w:r>
+    </w:p>
+    <w:p>
+      <w:pPr>
+        <w:spacing w:after="0" w:line="480" w:lineRule="auto"/>
         <w:rPr>
           <w:rFonts w:ascii="Georgia Pro" w:eastAsia="Georgia Pro" w:hAnsi="Georgia Pro" w:cs="Georgia Pro"/>
           <w:b/>
           <w:bCs/>
           <w:color w:val="000000" w:themeColor="text1"/>
         </w:rPr>
+      </w:pPr>
+      <w:r>
+        <w:rPr>
+          <w:rFonts w:ascii="Georgia Pro" w:eastAsia="Georgia Pro" w:hAnsi="Georgia Pro" w:cs="Georgia Pro"/>
+          <w:b/>
+          <w:bCs/>
+          <w:color w:val="000000" w:themeColor="text1"/>
+        </w:rPr>
+        <w:lastRenderedPageBreak/>
+        <w:t>STEP 11 — Create Custom RBAC Role</w:t>
+      </w:r>
+    </w:p>
+    <w:p>
+      <w:pPr>
+        <w:spacing w:after="0" w:line="480" w:lineRule="auto"/>
+        <w:rPr>
+          <w:rFonts w:ascii="Georgia Pro" w:eastAsia="Georgia Pro" w:hAnsi="Georgia Pro" w:cs="Georgia Pro"/>
+          <w:b/>
+          <w:bCs/>
+          <w:color w:val="000000" w:themeColor="text1"/>
+        </w:rPr>
+      </w:pPr>
+      <w:r>
+        <w:rPr>
+          <w:rFonts w:ascii="Georgia Pro" w:eastAsia="Georgia Pro" w:hAnsi="Georgia Pro" w:cs="Georgia Pro"/>
+          <w:color w:val="000000" w:themeColor="text1"/>
+        </w:rPr>
+        <w:t xml:space="preserve">Using </w:t>
+      </w:r>
+      <w:r>
+        <w:rPr>
+          <w:rFonts w:ascii="Georgia Pro" w:eastAsia="Georgia Pro" w:hAnsi="Georgia Pro" w:cs="Georgia Pro"/>
+          <w:b/>
+          <w:bCs/>
+          <w:color w:val="000000" w:themeColor="text1"/>
+        </w:rPr>
         <w:t>Azure Role-Based Access Control</w:t>
       </w:r>
     </w:p>
@@ -3915,15 +3962,30 @@
         <w:spacing w:after="0" w:line="480" w:lineRule="auto"/>
         <w:rPr>
           <w:rFonts w:ascii="Georgia Pro" w:eastAsia="Georgia Pro" w:hAnsi="Georgia Pro" w:cs="Georgia Pro"/>
-          <w:color w:val="000000" w:themeColor="text1"/>
-        </w:rPr>
-      </w:pPr>
-      <w:r>
-        <w:rPr>
-          <w:rFonts w:ascii="Georgia Pro" w:eastAsia="Georgia Pro" w:hAnsi="Georgia Pro" w:cs="Georgia Pro"/>
-          <w:color w:val="000000" w:themeColor="text1"/>
-        </w:rPr>
-        <w:t>Create role JSON.</w:t>
+          <w:b/>
+          <w:bCs/>
+          <w:color w:val="000000" w:themeColor="text1"/>
+        </w:rPr>
+      </w:pPr>
+    </w:p>
+    <w:p>
+      <w:pPr>
+        <w:spacing w:after="0" w:line="480" w:lineRule="auto"/>
+        <w:rPr>
+          <w:rFonts w:ascii="Georgia Pro" w:eastAsia="Georgia Pro" w:hAnsi="Georgia Pro" w:cs="Georgia Pro"/>
+          <w:b/>
+          <w:bCs/>
+          <w:color w:val="000000" w:themeColor="text1"/>
+        </w:rPr>
+      </w:pPr>
+      <w:r>
+        <w:rPr>
+          <w:rFonts w:ascii="Georgia Pro" w:eastAsia="Georgia Pro" w:hAnsi="Georgia Pro" w:cs="Georgia Pro"/>
+          <w:b/>
+          <w:bCs/>
+          <w:color w:val="000000" w:themeColor="text1"/>
+        </w:rPr>
+        <w:t>Run Following Command to Show Subscription ID</w:t>
       </w:r>
     </w:p>
     <w:p>
@@ -3941,46 +4003,55 @@
           <w:color w:val="000000" w:themeColor="text1"/>
         </w:rPr>
       </w:pPr>
-      <w:r>
-        <w:rPr>
-          <w:rFonts w:ascii="Georgia Pro" w:eastAsia="Georgia Pro" w:hAnsi="Georgia Pro" w:cs="Georgia Pro"/>
-          <w:color w:val="000000" w:themeColor="text1"/>
-        </w:rPr>
-        <w:t xml:space="preserve">nano </w:t>
-      </w:r>
       <w:proofErr w:type="spellStart"/>
       <w:r>
         <w:rPr>
           <w:rFonts w:ascii="Georgia Pro" w:eastAsia="Georgia Pro" w:hAnsi="Georgia Pro" w:cs="Georgia Pro"/>
           <w:color w:val="000000" w:themeColor="text1"/>
         </w:rPr>
-        <w:t>customRole.json</w:t>
+        <w:t>az</w:t>
       </w:r>
       <w:proofErr w:type="spellEnd"/>
-    </w:p>
-    <w:p>
-      <w:pPr>
-        <w:spacing w:after="0" w:line="480" w:lineRule="auto"/>
-        <w:rPr>
-          <w:rFonts w:ascii="Georgia Pro" w:eastAsia="Georgia Pro" w:hAnsi="Georgia Pro" w:cs="Georgia Pro"/>
-          <w:color w:val="000000" w:themeColor="text1"/>
-        </w:rPr>
-      </w:pPr>
-    </w:p>
-    <w:p>
-      <w:pPr>
-        <w:spacing w:after="0" w:line="480" w:lineRule="auto"/>
-        <w:rPr>
-          <w:rFonts w:ascii="Georgia Pro" w:eastAsia="Georgia Pro" w:hAnsi="Georgia Pro" w:cs="Georgia Pro"/>
-          <w:color w:val="000000" w:themeColor="text1"/>
-        </w:rPr>
-      </w:pPr>
-      <w:r>
-        <w:rPr>
-          <w:rFonts w:ascii="Georgia Pro" w:eastAsia="Georgia Pro" w:hAnsi="Georgia Pro" w:cs="Georgia Pro"/>
-          <w:color w:val="000000" w:themeColor="text1"/>
-        </w:rPr>
-        <w:t>Paste:</w:t>
+      <w:r>
+        <w:rPr>
+          <w:rFonts w:ascii="Georgia Pro" w:eastAsia="Georgia Pro" w:hAnsi="Georgia Pro" w:cs="Georgia Pro"/>
+          <w:color w:val="000000" w:themeColor="text1"/>
+        </w:rPr>
+        <w:t xml:space="preserve"> account show --query id -o </w:t>
+      </w:r>
+      <w:proofErr w:type="spellStart"/>
+      <w:r>
+        <w:rPr>
+          <w:rFonts w:ascii="Georgia Pro" w:eastAsia="Georgia Pro" w:hAnsi="Georgia Pro" w:cs="Georgia Pro"/>
+          <w:color w:val="000000" w:themeColor="text1"/>
+        </w:rPr>
+        <w:t>tsv</w:t>
+      </w:r>
+      <w:proofErr w:type="spellEnd"/>
+    </w:p>
+    <w:p>
+      <w:pPr>
+        <w:spacing w:after="0" w:line="480" w:lineRule="auto"/>
+        <w:rPr>
+          <w:rFonts w:ascii="Georgia Pro" w:eastAsia="Georgia Pro" w:hAnsi="Georgia Pro" w:cs="Georgia Pro"/>
+          <w:color w:val="000000" w:themeColor="text1"/>
+        </w:rPr>
+      </w:pPr>
+    </w:p>
+    <w:p>
+      <w:pPr>
+        <w:spacing w:after="0" w:line="480" w:lineRule="auto"/>
+        <w:rPr>
+          <w:rFonts w:ascii="Georgia Pro" w:eastAsia="Georgia Pro" w:hAnsi="Georgia Pro" w:cs="Georgia Pro"/>
+          <w:color w:val="000000" w:themeColor="text1"/>
+        </w:rPr>
+      </w:pPr>
+      <w:r>
+        <w:rPr>
+          <w:rFonts w:ascii="Georgia Pro" w:eastAsia="Georgia Pro" w:hAnsi="Georgia Pro" w:cs="Georgia Pro"/>
+          <w:color w:val="000000" w:themeColor="text1"/>
+        </w:rPr>
+        <w:t>Create role JSON.</w:t>
       </w:r>
     </w:p>
     <w:p>
@@ -4003,7 +4074,41 @@
           <w:rFonts w:ascii="Georgia Pro" w:eastAsia="Georgia Pro" w:hAnsi="Georgia Pro" w:cs="Georgia Pro"/>
           <w:color w:val="000000" w:themeColor="text1"/>
         </w:rPr>
-        <w:t>{</w:t>
+        <w:t xml:space="preserve">nano </w:t>
+      </w:r>
+      <w:proofErr w:type="spellStart"/>
+      <w:r>
+        <w:rPr>
+          <w:rFonts w:ascii="Georgia Pro" w:eastAsia="Georgia Pro" w:hAnsi="Georgia Pro" w:cs="Georgia Pro"/>
+          <w:color w:val="000000" w:themeColor="text1"/>
+        </w:rPr>
+        <w:t>customRole.json</w:t>
+      </w:r>
+      <w:proofErr w:type="spellEnd"/>
+    </w:p>
+    <w:p>
+      <w:pPr>
+        <w:spacing w:after="0" w:line="480" w:lineRule="auto"/>
+        <w:rPr>
+          <w:rFonts w:ascii="Georgia Pro" w:eastAsia="Georgia Pro" w:hAnsi="Georgia Pro" w:cs="Georgia Pro"/>
+          <w:color w:val="000000" w:themeColor="text1"/>
+        </w:rPr>
+      </w:pPr>
+    </w:p>
+    <w:p>
+      <w:pPr>
+        <w:spacing w:after="0" w:line="480" w:lineRule="auto"/>
+        <w:rPr>
+          <w:rFonts w:ascii="Georgia Pro" w:eastAsia="Georgia Pro" w:hAnsi="Georgia Pro" w:cs="Georgia Pro"/>
+          <w:color w:val="000000" w:themeColor="text1"/>
+        </w:rPr>
+      </w:pPr>
+      <w:r>
+        <w:rPr>
+          <w:rFonts w:ascii="Georgia Pro" w:eastAsia="Georgia Pro" w:hAnsi="Georgia Pro" w:cs="Georgia Pro"/>
+          <w:color w:val="000000" w:themeColor="text1"/>
+        </w:rPr>
+        <w:t>Paste:</w:t>
       </w:r>
     </w:p>
     <w:p>
@@ -4026,23 +4131,7 @@
           <w:rFonts w:ascii="Georgia Pro" w:eastAsia="Georgia Pro" w:hAnsi="Georgia Pro" w:cs="Georgia Pro"/>
           <w:color w:val="000000" w:themeColor="text1"/>
         </w:rPr>
-        <w:t xml:space="preserve">  "Name": "</w:t>
-      </w:r>
-      <w:proofErr w:type="spellStart"/>
-      <w:r>
-        <w:rPr>
-          <w:rFonts w:ascii="Georgia Pro" w:eastAsia="Georgia Pro" w:hAnsi="Georgia Pro" w:cs="Georgia Pro"/>
-          <w:color w:val="000000" w:themeColor="text1"/>
-        </w:rPr>
-        <w:t>ComputerOperatorRole</w:t>
-      </w:r>
-      <w:proofErr w:type="spellEnd"/>
-      <w:r>
-        <w:rPr>
-          <w:rFonts w:ascii="Georgia Pro" w:eastAsia="Georgia Pro" w:hAnsi="Georgia Pro" w:cs="Georgia Pro"/>
-          <w:color w:val="000000" w:themeColor="text1"/>
-        </w:rPr>
-        <w:t>",</w:t>
+        <w:t>{</w:t>
       </w:r>
     </w:p>
     <w:p>
@@ -4065,7 +4154,7 @@
           <w:rFonts w:ascii="Georgia Pro" w:eastAsia="Georgia Pro" w:hAnsi="Georgia Pro" w:cs="Georgia Pro"/>
           <w:color w:val="000000" w:themeColor="text1"/>
         </w:rPr>
-        <w:t xml:space="preserve">  "</w:t>
+        <w:t xml:space="preserve">  "Name": "</w:t>
       </w:r>
       <w:proofErr w:type="spellStart"/>
       <w:r>
@@ -4073,7 +4162,7 @@
           <w:rFonts w:ascii="Georgia Pro" w:eastAsia="Georgia Pro" w:hAnsi="Georgia Pro" w:cs="Georgia Pro"/>
           <w:color w:val="000000" w:themeColor="text1"/>
         </w:rPr>
-        <w:t>IsCustom</w:t>
+        <w:t>ComputerOperatorRole</w:t>
       </w:r>
       <w:proofErr w:type="spellEnd"/>
       <w:r>
@@ -4081,7 +4170,7 @@
           <w:rFonts w:ascii="Georgia Pro" w:eastAsia="Georgia Pro" w:hAnsi="Georgia Pro" w:cs="Georgia Pro"/>
           <w:color w:val="000000" w:themeColor="text1"/>
         </w:rPr>
-        <w:t>": true,</w:t>
+        <w:t>",</w:t>
       </w:r>
     </w:p>
     <w:p>
@@ -4104,7 +4193,23 @@
           <w:rFonts w:ascii="Georgia Pro" w:eastAsia="Georgia Pro" w:hAnsi="Georgia Pro" w:cs="Georgia Pro"/>
           <w:color w:val="000000" w:themeColor="text1"/>
         </w:rPr>
-        <w:t xml:space="preserve">  "Description": "Can read network, storage and VM and restart/start VM",</w:t>
+        <w:t xml:space="preserve">  "</w:t>
+      </w:r>
+      <w:proofErr w:type="spellStart"/>
+      <w:r>
+        <w:rPr>
+          <w:rFonts w:ascii="Georgia Pro" w:eastAsia="Georgia Pro" w:hAnsi="Georgia Pro" w:cs="Georgia Pro"/>
+          <w:color w:val="000000" w:themeColor="text1"/>
+        </w:rPr>
+        <w:t>IsCustom</w:t>
+      </w:r>
+      <w:proofErr w:type="spellEnd"/>
+      <w:r>
+        <w:rPr>
+          <w:rFonts w:ascii="Georgia Pro" w:eastAsia="Georgia Pro" w:hAnsi="Georgia Pro" w:cs="Georgia Pro"/>
+          <w:color w:val="000000" w:themeColor="text1"/>
+        </w:rPr>
+        <w:t>": true,</w:t>
       </w:r>
     </w:p>
     <w:p>
@@ -4127,7 +4232,7 @@
           <w:rFonts w:ascii="Georgia Pro" w:eastAsia="Georgia Pro" w:hAnsi="Georgia Pro" w:cs="Georgia Pro"/>
           <w:color w:val="000000" w:themeColor="text1"/>
         </w:rPr>
-        <w:t xml:space="preserve">  "Actions": [</w:t>
+        <w:t xml:space="preserve">  "Description": "Can read network, storage and VM and restart/start VM",</w:t>
       </w:r>
     </w:p>
     <w:p>
@@ -4150,39 +4255,7 @@
           <w:rFonts w:ascii="Georgia Pro" w:eastAsia="Georgia Pro" w:hAnsi="Georgia Pro" w:cs="Georgia Pro"/>
           <w:color w:val="000000" w:themeColor="text1"/>
         </w:rPr>
-        <w:t xml:space="preserve">    "</w:t>
-      </w:r>
-      <w:proofErr w:type="spellStart"/>
-      <w:r>
-        <w:rPr>
-          <w:rFonts w:ascii="Georgia Pro" w:eastAsia="Georgia Pro" w:hAnsi="Georgia Pro" w:cs="Georgia Pro"/>
-          <w:color w:val="000000" w:themeColor="text1"/>
-        </w:rPr>
-        <w:t>Microsoft.Compute</w:t>
-      </w:r>
-      <w:proofErr w:type="spellEnd"/>
-      <w:r>
-        <w:rPr>
-          <w:rFonts w:ascii="Georgia Pro" w:eastAsia="Georgia Pro" w:hAnsi="Georgia Pro" w:cs="Georgia Pro"/>
-          <w:color w:val="000000" w:themeColor="text1"/>
-        </w:rPr>
-        <w:t>/</w:t>
-      </w:r>
-      <w:proofErr w:type="spellStart"/>
-      <w:r>
-        <w:rPr>
-          <w:rFonts w:ascii="Georgia Pro" w:eastAsia="Georgia Pro" w:hAnsi="Georgia Pro" w:cs="Georgia Pro"/>
-          <w:color w:val="000000" w:themeColor="text1"/>
-        </w:rPr>
-        <w:t>virtualMachines</w:t>
-      </w:r>
-      <w:proofErr w:type="spellEnd"/>
-      <w:r>
-        <w:rPr>
-          <w:rFonts w:ascii="Georgia Pro" w:eastAsia="Georgia Pro" w:hAnsi="Georgia Pro" w:cs="Georgia Pro"/>
-          <w:color w:val="000000" w:themeColor="text1"/>
-        </w:rPr>
-        <w:t>/read",</w:t>
+        <w:t xml:space="preserve">  "Actions": [</w:t>
       </w:r>
     </w:p>
     <w:p>
@@ -4237,7 +4310,7 @@
           <w:rFonts w:ascii="Georgia Pro" w:eastAsia="Georgia Pro" w:hAnsi="Georgia Pro" w:cs="Georgia Pro"/>
           <w:color w:val="000000" w:themeColor="text1"/>
         </w:rPr>
-        <w:t>/start/action",</w:t>
+        <w:t>/read",</w:t>
       </w:r>
     </w:p>
     <w:p>
@@ -4292,7 +4365,7 @@
           <w:rFonts w:ascii="Georgia Pro" w:eastAsia="Georgia Pro" w:hAnsi="Georgia Pro" w:cs="Georgia Pro"/>
           <w:color w:val="000000" w:themeColor="text1"/>
         </w:rPr>
-        <w:t>/restart/action",</w:t>
+        <w:t>/start/action",</w:t>
       </w:r>
     </w:p>
     <w:p>
@@ -4323,7 +4396,7 @@
           <w:rFonts w:ascii="Georgia Pro" w:eastAsia="Georgia Pro" w:hAnsi="Georgia Pro" w:cs="Georgia Pro"/>
           <w:color w:val="000000" w:themeColor="text1"/>
         </w:rPr>
-        <w:t>Microsoft.Network</w:t>
+        <w:t>Microsoft.Compute</w:t>
       </w:r>
       <w:proofErr w:type="spellEnd"/>
       <w:r>
@@ -4331,7 +4404,23 @@
           <w:rFonts w:ascii="Georgia Pro" w:eastAsia="Georgia Pro" w:hAnsi="Georgia Pro" w:cs="Georgia Pro"/>
           <w:color w:val="000000" w:themeColor="text1"/>
         </w:rPr>
-        <w:t>/*/read",</w:t>
+        <w:t>/</w:t>
+      </w:r>
+      <w:proofErr w:type="spellStart"/>
+      <w:r>
+        <w:rPr>
+          <w:rFonts w:ascii="Georgia Pro" w:eastAsia="Georgia Pro" w:hAnsi="Georgia Pro" w:cs="Georgia Pro"/>
+          <w:color w:val="000000" w:themeColor="text1"/>
+        </w:rPr>
+        <w:t>virtualMachines</w:t>
+      </w:r>
+      <w:proofErr w:type="spellEnd"/>
+      <w:r>
+        <w:rPr>
+          <w:rFonts w:ascii="Georgia Pro" w:eastAsia="Georgia Pro" w:hAnsi="Georgia Pro" w:cs="Georgia Pro"/>
+          <w:color w:val="000000" w:themeColor="text1"/>
+        </w:rPr>
+        <w:t>/restart/action",</w:t>
       </w:r>
     </w:p>
     <w:p>
@@ -4362,7 +4451,7 @@
           <w:rFonts w:ascii="Georgia Pro" w:eastAsia="Georgia Pro" w:hAnsi="Georgia Pro" w:cs="Georgia Pro"/>
           <w:color w:val="000000" w:themeColor="text1"/>
         </w:rPr>
-        <w:t>Microsoft.Storage</w:t>
+        <w:t>Microsoft.Network</w:t>
       </w:r>
       <w:proofErr w:type="spellEnd"/>
       <w:r>
@@ -4370,7 +4459,7 @@
           <w:rFonts w:ascii="Georgia Pro" w:eastAsia="Georgia Pro" w:hAnsi="Georgia Pro" w:cs="Georgia Pro"/>
           <w:color w:val="000000" w:themeColor="text1"/>
         </w:rPr>
-        <w:t>/*/read"</w:t>
+        <w:t>/*/read",</w:t>
       </w:r>
     </w:p>
     <w:p>
@@ -4393,7 +4482,23 @@
           <w:rFonts w:ascii="Georgia Pro" w:eastAsia="Georgia Pro" w:hAnsi="Georgia Pro" w:cs="Georgia Pro"/>
           <w:color w:val="000000" w:themeColor="text1"/>
         </w:rPr>
-        <w:t xml:space="preserve">  ],</w:t>
+        <w:t xml:space="preserve">    "</w:t>
+      </w:r>
+      <w:proofErr w:type="spellStart"/>
+      <w:r>
+        <w:rPr>
+          <w:rFonts w:ascii="Georgia Pro" w:eastAsia="Georgia Pro" w:hAnsi="Georgia Pro" w:cs="Georgia Pro"/>
+          <w:color w:val="000000" w:themeColor="text1"/>
+        </w:rPr>
+        <w:t>Microsoft.Storage</w:t>
+      </w:r>
+      <w:proofErr w:type="spellEnd"/>
+      <w:r>
+        <w:rPr>
+          <w:rFonts w:ascii="Georgia Pro" w:eastAsia="Georgia Pro" w:hAnsi="Georgia Pro" w:cs="Georgia Pro"/>
+          <w:color w:val="000000" w:themeColor="text1"/>
+        </w:rPr>
+        <w:t>/*/read"</w:t>
       </w:r>
     </w:p>
     <w:p>
@@ -4416,23 +4521,7 @@
           <w:rFonts w:ascii="Georgia Pro" w:eastAsia="Georgia Pro" w:hAnsi="Georgia Pro" w:cs="Georgia Pro"/>
           <w:color w:val="000000" w:themeColor="text1"/>
         </w:rPr>
-        <w:t xml:space="preserve">  "</w:t>
-      </w:r>
-      <w:proofErr w:type="spellStart"/>
-      <w:r>
-        <w:rPr>
-          <w:rFonts w:ascii="Georgia Pro" w:eastAsia="Georgia Pro" w:hAnsi="Georgia Pro" w:cs="Georgia Pro"/>
-          <w:color w:val="000000" w:themeColor="text1"/>
-        </w:rPr>
-        <w:t>NotActions</w:t>
-      </w:r>
-      <w:proofErr w:type="spellEnd"/>
-      <w:r>
-        <w:rPr>
-          <w:rFonts w:ascii="Georgia Pro" w:eastAsia="Georgia Pro" w:hAnsi="Georgia Pro" w:cs="Georgia Pro"/>
-          <w:color w:val="000000" w:themeColor="text1"/>
-        </w:rPr>
-        <w:t>": [],</w:t>
+        <w:t xml:space="preserve">  ],</w:t>
       </w:r>
     </w:p>
     <w:p>
@@ -4463,7 +4552,7 @@
           <w:rFonts w:ascii="Georgia Pro" w:eastAsia="Georgia Pro" w:hAnsi="Georgia Pro" w:cs="Georgia Pro"/>
           <w:color w:val="000000" w:themeColor="text1"/>
         </w:rPr>
-        <w:t>AssignableScopes</w:t>
+        <w:t>NotActions</w:t>
       </w:r>
       <w:proofErr w:type="spellEnd"/>
       <w:r>
@@ -4471,25 +4560,7 @@
           <w:rFonts w:ascii="Georgia Pro" w:eastAsia="Georgia Pro" w:hAnsi="Georgia Pro" w:cs="Georgia Pro"/>
           <w:color w:val="000000" w:themeColor="text1"/>
         </w:rPr>
-        <w:t>": ["/subscriptions/</w:t>
-      </w:r>
-      <w:r>
-        <w:rPr>
-          <w:rFonts w:ascii="Georgia Pro" w:eastAsia="Georgia Pro" w:hAnsi="Georgia Pro" w:cs="Georgia Pro"/>
-          <w:b/>
-          <w:bCs/>
-          <w:color w:val="000000" w:themeColor="text1"/>
-          <w:sz w:val="22"/>
-          <w:szCs w:val="22"/>
-        </w:rPr>
-        <w:t>275a197d-73f1-4329-8cde-9eb0ea15468b</w:t>
-      </w:r>
-      <w:r>
-        <w:rPr>
-          <w:rFonts w:ascii="Georgia Pro" w:eastAsia="Georgia Pro" w:hAnsi="Georgia Pro" w:cs="Georgia Pro"/>
-          <w:color w:val="000000" w:themeColor="text1"/>
-        </w:rPr>
-        <w:t>"]</w:t>
+        <w:t>": [],</w:t>
       </w:r>
     </w:p>
     <w:p>
@@ -4512,56 +4583,41 @@
           <w:rFonts w:ascii="Georgia Pro" w:eastAsia="Georgia Pro" w:hAnsi="Georgia Pro" w:cs="Georgia Pro"/>
           <w:color w:val="000000" w:themeColor="text1"/>
         </w:rPr>
-        <w:t>}</w:t>
-      </w:r>
-    </w:p>
-    <w:p>
-      <w:pPr>
-        <w:spacing w:after="0" w:line="480" w:lineRule="auto"/>
-        <w:rPr>
-          <w:rFonts w:ascii="Georgia Pro" w:eastAsia="Georgia Pro" w:hAnsi="Georgia Pro" w:cs="Georgia Pro"/>
-          <w:color w:val="000000" w:themeColor="text1"/>
-        </w:rPr>
-      </w:pPr>
-      <w:r>
-        <w:rPr>
-          <w:rFonts w:ascii="Georgia Pro" w:eastAsia="Georgia Pro" w:hAnsi="Georgia Pro" w:cs="Georgia Pro"/>
-          <w:color w:val="000000" w:themeColor="text1"/>
-        </w:rPr>
-        <w:pict w14:anchorId="4EB4A2BB">
-          <v:rect id="_x0000_i1039" style="width:0;height:1.5pt" o:hrstd="t" o:hr="t" fillcolor="#a0a0a0" stroked="f"/>
-        </w:pict>
-      </w:r>
-    </w:p>
-    <w:p>
-      <w:pPr>
-        <w:spacing w:after="0" w:line="480" w:lineRule="auto"/>
+        <w:t xml:space="preserve">  "</w:t>
+      </w:r>
+      <w:proofErr w:type="spellStart"/>
+      <w:r>
+        <w:rPr>
+          <w:rFonts w:ascii="Georgia Pro" w:eastAsia="Georgia Pro" w:hAnsi="Georgia Pro" w:cs="Georgia Pro"/>
+          <w:color w:val="000000" w:themeColor="text1"/>
+        </w:rPr>
+        <w:t>AssignableScopes</w:t>
+      </w:r>
+      <w:proofErr w:type="spellEnd"/>
+      <w:r>
+        <w:rPr>
+          <w:rFonts w:ascii="Georgia Pro" w:eastAsia="Georgia Pro" w:hAnsi="Georgia Pro" w:cs="Georgia Pro"/>
+          <w:color w:val="000000" w:themeColor="text1"/>
+        </w:rPr>
+        <w:t>": ["/subscriptions/</w:t>
+      </w:r>
+      <w:r>
         <w:rPr>
           <w:rFonts w:ascii="Georgia Pro" w:eastAsia="Georgia Pro" w:hAnsi="Georgia Pro" w:cs="Georgia Pro"/>
           <w:b/>
           <w:bCs/>
           <w:color w:val="000000" w:themeColor="text1"/>
-        </w:rPr>
-      </w:pPr>
-    </w:p>
-    <w:p>
-      <w:pPr>
-        <w:spacing w:after="0" w:line="480" w:lineRule="auto"/>
-        <w:rPr>
-          <w:rFonts w:ascii="Georgia Pro" w:eastAsia="Georgia Pro" w:hAnsi="Georgia Pro" w:cs="Georgia Pro"/>
-          <w:b/>
-          <w:bCs/>
-          <w:color w:val="000000" w:themeColor="text1"/>
-        </w:rPr>
-      </w:pPr>
-      <w:r>
-        <w:rPr>
-          <w:rFonts w:ascii="Georgia Pro" w:eastAsia="Georgia Pro" w:hAnsi="Georgia Pro" w:cs="Georgia Pro"/>
-          <w:b/>
-          <w:bCs/>
-          <w:color w:val="000000" w:themeColor="text1"/>
-        </w:rPr>
-        <w:t>STEP 12 — Create the Role</w:t>
+          <w:sz w:val="22"/>
+          <w:szCs w:val="22"/>
+        </w:rPr>
+        <w:t>275a197d-73f1-4329-8cde-9eb0ea15468b</w:t>
+      </w:r>
+      <w:r>
+        <w:rPr>
+          <w:rFonts w:ascii="Georgia Pro" w:eastAsia="Georgia Pro" w:hAnsi="Georgia Pro" w:cs="Georgia Pro"/>
+          <w:color w:val="000000" w:themeColor="text1"/>
+        </w:rPr>
+        <w:t>"]</w:t>
       </w:r>
     </w:p>
     <w:p>
@@ -4579,21 +4635,73 @@
           <w:color w:val="000000" w:themeColor="text1"/>
         </w:rPr>
       </w:pPr>
-      <w:proofErr w:type="spellStart"/>
-      <w:r>
-        <w:rPr>
-          <w:rFonts w:ascii="Georgia Pro" w:eastAsia="Georgia Pro" w:hAnsi="Georgia Pro" w:cs="Georgia Pro"/>
-          <w:color w:val="000000" w:themeColor="text1"/>
-        </w:rPr>
-        <w:t>az</w:t>
-      </w:r>
-      <w:proofErr w:type="spellEnd"/>
-      <w:r>
-        <w:rPr>
-          <w:rFonts w:ascii="Georgia Pro" w:eastAsia="Georgia Pro" w:hAnsi="Georgia Pro" w:cs="Georgia Pro"/>
-          <w:color w:val="000000" w:themeColor="text1"/>
-        </w:rPr>
-        <w:t xml:space="preserve"> role definition create \</w:t>
+      <w:r>
+        <w:rPr>
+          <w:rFonts w:ascii="Georgia Pro" w:eastAsia="Georgia Pro" w:hAnsi="Georgia Pro" w:cs="Georgia Pro"/>
+          <w:color w:val="000000" w:themeColor="text1"/>
+        </w:rPr>
+        <w:t>}</w:t>
+      </w:r>
+    </w:p>
+    <w:p>
+      <w:pPr>
+        <w:spacing w:after="0" w:line="480" w:lineRule="auto"/>
+        <w:rPr>
+          <w:rFonts w:ascii="Georgia Pro" w:eastAsia="Georgia Pro" w:hAnsi="Georgia Pro" w:cs="Georgia Pro"/>
+          <w:color w:val="000000" w:themeColor="text1"/>
+        </w:rPr>
+      </w:pPr>
+      <w:r>
+        <w:rPr>
+          <w:rFonts w:ascii="Georgia Pro" w:eastAsia="Georgia Pro" w:hAnsi="Georgia Pro" w:cs="Georgia Pro"/>
+          <w:color w:val="000000" w:themeColor="text1"/>
+        </w:rPr>
+        <w:pict w14:anchorId="4EB4A2BB">
+          <v:rect id="_x0000_i1039" style="width:0;height:1.5pt" o:hrstd="t" o:hr="t" fillcolor="#a0a0a0" stroked="f"/>
+        </w:pict>
+      </w:r>
+    </w:p>
+    <w:p>
+      <w:pPr>
+        <w:spacing w:after="0" w:line="480" w:lineRule="auto"/>
+        <w:rPr>
+          <w:rFonts w:ascii="Georgia Pro" w:eastAsia="Georgia Pro" w:hAnsi="Georgia Pro" w:cs="Georgia Pro"/>
+          <w:b/>
+          <w:bCs/>
+          <w:color w:val="000000" w:themeColor="text1"/>
+        </w:rPr>
+      </w:pPr>
+    </w:p>
+    <w:p>
+      <w:pPr>
+        <w:spacing w:after="0" w:line="480" w:lineRule="auto"/>
+        <w:rPr>
+          <w:rFonts w:ascii="Georgia Pro" w:eastAsia="Georgia Pro" w:hAnsi="Georgia Pro" w:cs="Georgia Pro"/>
+          <w:b/>
+          <w:bCs/>
+          <w:color w:val="000000" w:themeColor="text1"/>
+        </w:rPr>
+      </w:pPr>
+    </w:p>
+    <w:p>
+      <w:pPr>
+        <w:spacing w:after="0" w:line="480" w:lineRule="auto"/>
+        <w:rPr>
+          <w:rFonts w:ascii="Georgia Pro" w:eastAsia="Georgia Pro" w:hAnsi="Georgia Pro" w:cs="Georgia Pro"/>
+          <w:b/>
+          <w:bCs/>
+          <w:color w:val="000000" w:themeColor="text1"/>
+        </w:rPr>
+      </w:pPr>
+      <w:r>
+        <w:rPr>
+          <w:rFonts w:ascii="Georgia Pro" w:eastAsia="Georgia Pro" w:hAnsi="Georgia Pro" w:cs="Georgia Pro"/>
+          <w:b/>
+          <w:bCs/>
+          <w:color w:val="000000" w:themeColor="text1"/>
+        </w:rPr>
+        <w:lastRenderedPageBreak/>
+        <w:t>STEP 12 — Create the Role</w:t>
       </w:r>
     </w:p>
     <w:p>
@@ -4611,105 +4719,21 @@
           <w:color w:val="000000" w:themeColor="text1"/>
         </w:rPr>
       </w:pPr>
-      <w:r>
-        <w:rPr>
-          <w:rFonts w:ascii="Georgia Pro" w:eastAsia="Georgia Pro" w:hAnsi="Georgia Pro" w:cs="Georgia Pro"/>
-          <w:color w:val="000000" w:themeColor="text1"/>
-        </w:rPr>
-        <w:t xml:space="preserve">--role-definition </w:t>
-      </w:r>
       <w:proofErr w:type="spellStart"/>
       <w:r>
         <w:rPr>
           <w:rFonts w:ascii="Georgia Pro" w:eastAsia="Georgia Pro" w:hAnsi="Georgia Pro" w:cs="Georgia Pro"/>
           <w:color w:val="000000" w:themeColor="text1"/>
         </w:rPr>
-        <w:t>customRole.json</w:t>
+        <w:t>az</w:t>
       </w:r>
       <w:proofErr w:type="spellEnd"/>
-    </w:p>
-    <w:p>
-      <w:pPr>
-        <w:spacing w:after="0" w:line="480" w:lineRule="auto"/>
-        <w:rPr>
-          <w:rFonts w:ascii="Georgia Pro" w:eastAsia="Georgia Pro" w:hAnsi="Georgia Pro" w:cs="Georgia Pro"/>
-          <w:color w:val="000000" w:themeColor="text1"/>
-        </w:rPr>
-      </w:pPr>
-      <w:r>
-        <w:rPr>
-          <w:rFonts w:ascii="Georgia Pro" w:eastAsia="Georgia Pro" w:hAnsi="Georgia Pro" w:cs="Georgia Pro"/>
-          <w:color w:val="000000" w:themeColor="text1"/>
-        </w:rPr>
-        <w:pict w14:anchorId="02D3BDF9">
-          <v:rect id="_x0000_i1040" style="width:0;height:1.5pt" o:hrstd="t" o:hr="t" fillcolor="#a0a0a0" stroked="f"/>
-        </w:pict>
-      </w:r>
-    </w:p>
-    <w:p>
-      <w:pPr>
-        <w:rPr>
-          <w:rFonts w:ascii="Georgia Pro" w:eastAsia="Georgia Pro" w:hAnsi="Georgia Pro" w:cs="Georgia Pro"/>
-          <w:b/>
-          <w:bCs/>
-          <w:color w:val="000000" w:themeColor="text1"/>
-        </w:rPr>
-      </w:pPr>
-    </w:p>
-    <w:p>
-      <w:pPr>
-        <w:rPr>
-          <w:rFonts w:ascii="Georgia Pro" w:eastAsia="Georgia Pro" w:hAnsi="Georgia Pro" w:cs="Georgia Pro"/>
-          <w:b/>
-          <w:bCs/>
-          <w:color w:val="000000" w:themeColor="text1"/>
-        </w:rPr>
-      </w:pPr>
-      <w:r>
-        <w:rPr>
-          <w:rFonts w:ascii="Georgia Pro" w:eastAsia="Georgia Pro" w:hAnsi="Georgia Pro" w:cs="Georgia Pro"/>
-          <w:b/>
-          <w:bCs/>
-          <w:color w:val="000000" w:themeColor="text1"/>
-        </w:rPr>
-        <w:br w:type="page"/>
-      </w:r>
-    </w:p>
-    <w:p>
-      <w:pPr>
-        <w:spacing w:after="0" w:line="480" w:lineRule="auto"/>
-        <w:rPr>
-          <w:rFonts w:ascii="Georgia Pro" w:eastAsia="Georgia Pro" w:hAnsi="Georgia Pro" w:cs="Georgia Pro"/>
-          <w:b/>
-          <w:bCs/>
-          <w:color w:val="000000" w:themeColor="text1"/>
-        </w:rPr>
-      </w:pPr>
-      <w:r>
-        <w:rPr>
-          <w:rFonts w:ascii="Georgia Pro" w:eastAsia="Georgia Pro" w:hAnsi="Georgia Pro" w:cs="Georgia Pro"/>
-          <w:b/>
-          <w:bCs/>
-          <w:color w:val="000000" w:themeColor="text1"/>
-        </w:rPr>
-        <w:lastRenderedPageBreak/>
-        <w:t>STEP 13 — Assign Role to User</w:t>
-      </w:r>
-    </w:p>
-    <w:p>
-      <w:pPr>
-        <w:spacing w:after="0" w:line="480" w:lineRule="auto"/>
-        <w:rPr>
-          <w:rFonts w:ascii="Georgia Pro" w:eastAsia="Georgia Pro" w:hAnsi="Georgia Pro" w:cs="Georgia Pro"/>
-          <w:color w:val="000000" w:themeColor="text1"/>
-        </w:rPr>
-      </w:pPr>
-      <w:r>
-        <w:rPr>
-          <w:rFonts w:ascii="Georgia Pro" w:eastAsia="Georgia Pro" w:hAnsi="Georgia Pro" w:cs="Georgia Pro"/>
-          <w:color w:val="000000" w:themeColor="text1"/>
-        </w:rPr>
-        <w:t>Get user ID:</w:t>
+      <w:r>
+        <w:rPr>
+          <w:rFonts w:ascii="Georgia Pro" w:eastAsia="Georgia Pro" w:hAnsi="Georgia Pro" w:cs="Georgia Pro"/>
+          <w:color w:val="000000" w:themeColor="text1"/>
+        </w:rPr>
+        <w:t xml:space="preserve"> role definition create \</w:t>
       </w:r>
     </w:p>
     <w:p>
@@ -4732,7 +4756,7 @@
           <w:rFonts w:ascii="Georgia Pro" w:eastAsia="Georgia Pro" w:hAnsi="Georgia Pro" w:cs="Georgia Pro"/>
           <w:color w:val="000000" w:themeColor="text1"/>
         </w:rPr>
-        <w:t>USER_ID=$(</w:t>
+        <w:t xml:space="preserve">--role-definition </w:t>
       </w:r>
       <w:proofErr w:type="spellStart"/>
       <w:r>
@@ -4740,15 +4764,72 @@
           <w:rFonts w:ascii="Georgia Pro" w:eastAsia="Georgia Pro" w:hAnsi="Georgia Pro" w:cs="Georgia Pro"/>
           <w:color w:val="000000" w:themeColor="text1"/>
         </w:rPr>
-        <w:t>az</w:t>
+        <w:t>customRole.json</w:t>
       </w:r>
       <w:proofErr w:type="spellEnd"/>
-      <w:r>
-        <w:rPr>
-          <w:rFonts w:ascii="Georgia Pro" w:eastAsia="Georgia Pro" w:hAnsi="Georgia Pro" w:cs="Georgia Pro"/>
-          <w:color w:val="000000" w:themeColor="text1"/>
-        </w:rPr>
-        <w:t xml:space="preserve"> ad user show \</w:t>
+    </w:p>
+    <w:p>
+      <w:pPr>
+        <w:spacing w:after="0" w:line="480" w:lineRule="auto"/>
+        <w:rPr>
+          <w:rFonts w:ascii="Georgia Pro" w:eastAsia="Georgia Pro" w:hAnsi="Georgia Pro" w:cs="Georgia Pro"/>
+          <w:color w:val="000000" w:themeColor="text1"/>
+        </w:rPr>
+      </w:pPr>
+      <w:r>
+        <w:rPr>
+          <w:rFonts w:ascii="Georgia Pro" w:eastAsia="Georgia Pro" w:hAnsi="Georgia Pro" w:cs="Georgia Pro"/>
+          <w:color w:val="000000" w:themeColor="text1"/>
+        </w:rPr>
+        <w:pict w14:anchorId="02D3BDF9">
+          <v:rect id="_x0000_i1040" style="width:0;height:1.5pt" o:hrstd="t" o:hr="t" fillcolor="#a0a0a0" stroked="f"/>
+        </w:pict>
+      </w:r>
+    </w:p>
+    <w:p>
+      <w:pPr>
+        <w:rPr>
+          <w:rFonts w:ascii="Georgia Pro" w:eastAsia="Georgia Pro" w:hAnsi="Georgia Pro" w:cs="Georgia Pro"/>
+          <w:b/>
+          <w:bCs/>
+          <w:color w:val="000000" w:themeColor="text1"/>
+        </w:rPr>
+      </w:pPr>
+    </w:p>
+    <w:p>
+      <w:pPr>
+        <w:spacing w:after="0" w:line="480" w:lineRule="auto"/>
+        <w:rPr>
+          <w:rFonts w:ascii="Georgia Pro" w:eastAsia="Georgia Pro" w:hAnsi="Georgia Pro" w:cs="Georgia Pro"/>
+          <w:b/>
+          <w:bCs/>
+          <w:color w:val="000000" w:themeColor="text1"/>
+        </w:rPr>
+      </w:pPr>
+      <w:r>
+        <w:rPr>
+          <w:rFonts w:ascii="Georgia Pro" w:eastAsia="Georgia Pro" w:hAnsi="Georgia Pro" w:cs="Georgia Pro"/>
+          <w:b/>
+          <w:bCs/>
+          <w:color w:val="000000" w:themeColor="text1"/>
+        </w:rPr>
+        <w:t>STEP 13 — Assign Role to User</w:t>
+      </w:r>
+    </w:p>
+    <w:p>
+      <w:pPr>
+        <w:spacing w:after="0" w:line="480" w:lineRule="auto"/>
+        <w:rPr>
+          <w:rFonts w:ascii="Georgia Pro" w:eastAsia="Georgia Pro" w:hAnsi="Georgia Pro" w:cs="Georgia Pro"/>
+          <w:color w:val="000000" w:themeColor="text1"/>
+        </w:rPr>
+      </w:pPr>
+      <w:r>
+        <w:rPr>
+          <w:rFonts w:ascii="Georgia Pro" w:eastAsia="Georgia Pro" w:hAnsi="Georgia Pro" w:cs="Georgia Pro"/>
+          <w:color w:val="000000" w:themeColor="text1"/>
+        </w:rPr>
+        <w:t>Get user ID:</w:t>
       </w:r>
     </w:p>
     <w:p>
@@ -4771,43 +4852,23 @@
           <w:rFonts w:ascii="Georgia Pro" w:eastAsia="Georgia Pro" w:hAnsi="Georgia Pro" w:cs="Georgia Pro"/>
           <w:color w:val="000000" w:themeColor="text1"/>
         </w:rPr>
-        <w:t xml:space="preserve">--id </w:t>
-      </w:r>
-      <w:r>
-        <w:rPr>
-          <w:rFonts w:ascii="Georgia Pro" w:eastAsia="Georgia Pro" w:hAnsi="Georgia Pro" w:cs="Georgia Pro"/>
-          <w:b/>
-          <w:bCs/>
-          <w:color w:val="000000" w:themeColor="text1"/>
-        </w:rPr>
-        <w:t>randemployee</w:t>
-      </w:r>
-      <w:r>
-        <w:rPr>
-          <w:rFonts w:ascii="Georgia Pro" w:eastAsia="Georgia Pro" w:hAnsi="Georgia Pro" w:cs="Georgia Pro"/>
-          <w:b/>
-          <w:bCs/>
-          <w:color w:val="000000" w:themeColor="text1"/>
-          <w:sz w:val="22"/>
-          <w:szCs w:val="22"/>
-        </w:rPr>
-        <w:t>@simplilearnhol24.onmicrosoft.com</w:t>
-      </w:r>
-      <w:r>
-        <w:rPr>
-          <w:rFonts w:ascii="Georgia Pro" w:eastAsia="Georgia Pro" w:hAnsi="Georgia Pro" w:cs="Georgia Pro"/>
-          <w:color w:val="000000" w:themeColor="text1"/>
-          <w:sz w:val="22"/>
-          <w:szCs w:val="22"/>
-        </w:rPr>
-        <w:t xml:space="preserve"> </w:t>
-      </w:r>
-      <w:r>
-        <w:rPr>
-          <w:rFonts w:ascii="Georgia Pro" w:eastAsia="Georgia Pro" w:hAnsi="Georgia Pro" w:cs="Georgia Pro"/>
-          <w:color w:val="000000" w:themeColor="text1"/>
-        </w:rPr>
-        <w:t>\</w:t>
+        <w:t>USER_ID=$(</w:t>
+      </w:r>
+      <w:proofErr w:type="spellStart"/>
+      <w:r>
+        <w:rPr>
+          <w:rFonts w:ascii="Georgia Pro" w:eastAsia="Georgia Pro" w:hAnsi="Georgia Pro" w:cs="Georgia Pro"/>
+          <w:color w:val="000000" w:themeColor="text1"/>
+        </w:rPr>
+        <w:t>az</w:t>
+      </w:r>
+      <w:proofErr w:type="spellEnd"/>
+      <w:r>
+        <w:rPr>
+          <w:rFonts w:ascii="Georgia Pro" w:eastAsia="Georgia Pro" w:hAnsi="Georgia Pro" w:cs="Georgia Pro"/>
+          <w:color w:val="000000" w:themeColor="text1"/>
+        </w:rPr>
+        <w:t xml:space="preserve"> ad user show \</w:t>
       </w:r>
     </w:p>
     <w:p>
@@ -4830,48 +4891,52 @@
           <w:rFonts w:ascii="Georgia Pro" w:eastAsia="Georgia Pro" w:hAnsi="Georgia Pro" w:cs="Georgia Pro"/>
           <w:color w:val="000000" w:themeColor="text1"/>
         </w:rPr>
-        <w:t xml:space="preserve">--query id -o </w:t>
-      </w:r>
-      <w:proofErr w:type="spellStart"/>
-      <w:r>
-        <w:rPr>
-          <w:rFonts w:ascii="Georgia Pro" w:eastAsia="Georgia Pro" w:hAnsi="Georgia Pro" w:cs="Georgia Pro"/>
-          <w:color w:val="000000" w:themeColor="text1"/>
-        </w:rPr>
-        <w:t>tsv</w:t>
-      </w:r>
-      <w:proofErr w:type="spellEnd"/>
-      <w:r>
-        <w:rPr>
-          <w:rFonts w:ascii="Georgia Pro" w:eastAsia="Georgia Pro" w:hAnsi="Georgia Pro" w:cs="Georgia Pro"/>
-          <w:color w:val="000000" w:themeColor="text1"/>
-        </w:rPr>
-        <w:t>)</w:t>
-      </w:r>
-    </w:p>
-    <w:p>
-      <w:pPr>
-        <w:spacing w:after="0" w:line="480" w:lineRule="auto"/>
-        <w:rPr>
-          <w:rFonts w:ascii="Georgia Pro" w:eastAsia="Georgia Pro" w:hAnsi="Georgia Pro" w:cs="Georgia Pro"/>
-          <w:color w:val="000000" w:themeColor="text1"/>
-        </w:rPr>
-      </w:pPr>
-    </w:p>
-    <w:p>
-      <w:pPr>
-        <w:spacing w:after="0" w:line="480" w:lineRule="auto"/>
-        <w:rPr>
-          <w:rFonts w:ascii="Georgia Pro" w:eastAsia="Georgia Pro" w:hAnsi="Georgia Pro" w:cs="Georgia Pro"/>
-          <w:color w:val="000000" w:themeColor="text1"/>
-        </w:rPr>
-      </w:pPr>
-      <w:r>
-        <w:rPr>
-          <w:rFonts w:ascii="Georgia Pro" w:eastAsia="Georgia Pro" w:hAnsi="Georgia Pro" w:cs="Georgia Pro"/>
-          <w:color w:val="000000" w:themeColor="text1"/>
-        </w:rPr>
-        <w:t>Assign role:</w:t>
+        <w:t xml:space="preserve">--id </w:t>
+      </w:r>
+      <w:r>
+        <w:rPr>
+          <w:rFonts w:ascii="Georgia Pro" w:eastAsia="Georgia Pro" w:hAnsi="Georgia Pro" w:cs="Georgia Pro"/>
+          <w:b/>
+          <w:bCs/>
+          <w:color w:val="000000" w:themeColor="text1"/>
+        </w:rPr>
+        <w:t>hitesh</w:t>
+      </w:r>
+      <w:r>
+        <w:rPr>
+          <w:rFonts w:ascii="Georgia Pro" w:eastAsia="Georgia Pro" w:hAnsi="Georgia Pro" w:cs="Georgia Pro"/>
+          <w:b/>
+          <w:bCs/>
+          <w:color w:val="000000" w:themeColor="text1"/>
+        </w:rPr>
+        <w:t>randemployee</w:t>
+      </w:r>
+      <w:r>
+        <w:rPr>
+          <w:rFonts w:ascii="Georgia Pro" w:eastAsia="Georgia Pro" w:hAnsi="Georgia Pro" w:cs="Georgia Pro"/>
+          <w:b/>
+          <w:bCs/>
+          <w:color w:val="000000" w:themeColor="text1"/>
+          <w:sz w:val="22"/>
+          <w:szCs w:val="22"/>
+        </w:rPr>
+        <w:t>@simplilearnhol24.onmicrosoft.com</w:t>
+      </w:r>
+      <w:r>
+        <w:rPr>
+          <w:rFonts w:ascii="Georgia Pro" w:eastAsia="Georgia Pro" w:hAnsi="Georgia Pro" w:cs="Georgia Pro"/>
+          <w:color w:val="000000" w:themeColor="text1"/>
+          <w:sz w:val="22"/>
+          <w:szCs w:val="22"/>
+        </w:rPr>
+        <w:t xml:space="preserve"> </w:t>
+      </w:r>
+      <w:r>
+        <w:rPr>
+          <w:rFonts w:ascii="Georgia Pro" w:eastAsia="Georgia Pro" w:hAnsi="Georgia Pro" w:cs="Georgia Pro"/>
+          <w:color w:val="000000" w:themeColor="text1"/>
+        </w:rPr>
+        <w:t>\</w:t>
       </w:r>
     </w:p>
     <w:p>
@@ -4889,13 +4954,20 @@
           <w:color w:val="000000" w:themeColor="text1"/>
         </w:rPr>
       </w:pPr>
+      <w:r>
+        <w:rPr>
+          <w:rFonts w:ascii="Georgia Pro" w:eastAsia="Georgia Pro" w:hAnsi="Georgia Pro" w:cs="Georgia Pro"/>
+          <w:color w:val="000000" w:themeColor="text1"/>
+        </w:rPr>
+        <w:t xml:space="preserve">--query id -o </w:t>
+      </w:r>
       <w:proofErr w:type="spellStart"/>
       <w:r>
         <w:rPr>
           <w:rFonts w:ascii="Georgia Pro" w:eastAsia="Georgia Pro" w:hAnsi="Georgia Pro" w:cs="Georgia Pro"/>
           <w:color w:val="000000" w:themeColor="text1"/>
         </w:rPr>
-        <w:t>az</w:t>
+        <w:t>tsv</w:t>
       </w:r>
       <w:proofErr w:type="spellEnd"/>
       <w:r>
@@ -4903,7 +4975,32 @@
           <w:rFonts w:ascii="Georgia Pro" w:eastAsia="Georgia Pro" w:hAnsi="Georgia Pro" w:cs="Georgia Pro"/>
           <w:color w:val="000000" w:themeColor="text1"/>
         </w:rPr>
-        <w:t xml:space="preserve"> role assignment create \</w:t>
+        <w:t>)</w:t>
+      </w:r>
+    </w:p>
+    <w:p>
+      <w:pPr>
+        <w:spacing w:after="0" w:line="480" w:lineRule="auto"/>
+        <w:rPr>
+          <w:rFonts w:ascii="Georgia Pro" w:eastAsia="Georgia Pro" w:hAnsi="Georgia Pro" w:cs="Georgia Pro"/>
+          <w:color w:val="000000" w:themeColor="text1"/>
+        </w:rPr>
+      </w:pPr>
+    </w:p>
+    <w:p>
+      <w:pPr>
+        <w:spacing w:after="0" w:line="480" w:lineRule="auto"/>
+        <w:rPr>
+          <w:rFonts w:ascii="Georgia Pro" w:eastAsia="Georgia Pro" w:hAnsi="Georgia Pro" w:cs="Georgia Pro"/>
+          <w:color w:val="000000" w:themeColor="text1"/>
+        </w:rPr>
+      </w:pPr>
+      <w:r>
+        <w:rPr>
+          <w:rFonts w:ascii="Georgia Pro" w:eastAsia="Georgia Pro" w:hAnsi="Georgia Pro" w:cs="Georgia Pro"/>
+          <w:color w:val="000000" w:themeColor="text1"/>
+        </w:rPr>
+        <w:t>Assign role:</w:t>
       </w:r>
     </w:p>
     <w:p>
@@ -4921,12 +5018,21 @@
           <w:color w:val="000000" w:themeColor="text1"/>
         </w:rPr>
       </w:pPr>
-      <w:r>
-        <w:rPr>
-          <w:rFonts w:ascii="Georgia Pro" w:eastAsia="Georgia Pro" w:hAnsi="Georgia Pro" w:cs="Georgia Pro"/>
-          <w:color w:val="000000" w:themeColor="text1"/>
-        </w:rPr>
-        <w:t>--assignee $USER_ID \</w:t>
+      <w:proofErr w:type="spellStart"/>
+      <w:r>
+        <w:rPr>
+          <w:rFonts w:ascii="Georgia Pro" w:eastAsia="Georgia Pro" w:hAnsi="Georgia Pro" w:cs="Georgia Pro"/>
+          <w:color w:val="000000" w:themeColor="text1"/>
+        </w:rPr>
+        <w:t>az</w:t>
+      </w:r>
+      <w:proofErr w:type="spellEnd"/>
+      <w:r>
+        <w:rPr>
+          <w:rFonts w:ascii="Georgia Pro" w:eastAsia="Georgia Pro" w:hAnsi="Georgia Pro" w:cs="Georgia Pro"/>
+          <w:color w:val="000000" w:themeColor="text1"/>
+        </w:rPr>
+        <w:t xml:space="preserve"> role assignment create \</w:t>
       </w:r>
     </w:p>
     <w:p>
@@ -4949,23 +5055,7 @@
           <w:rFonts w:ascii="Georgia Pro" w:eastAsia="Georgia Pro" w:hAnsi="Georgia Pro" w:cs="Georgia Pro"/>
           <w:color w:val="000000" w:themeColor="text1"/>
         </w:rPr>
-        <w:t>--role "</w:t>
-      </w:r>
-      <w:proofErr w:type="spellStart"/>
-      <w:r>
-        <w:rPr>
-          <w:rFonts w:ascii="Georgia Pro" w:eastAsia="Georgia Pro" w:hAnsi="Georgia Pro" w:cs="Georgia Pro"/>
-          <w:color w:val="000000" w:themeColor="text1"/>
-        </w:rPr>
-        <w:t>ComputerOperatorRole</w:t>
-      </w:r>
-      <w:proofErr w:type="spellEnd"/>
-      <w:r>
-        <w:rPr>
-          <w:rFonts w:ascii="Georgia Pro" w:eastAsia="Georgia Pro" w:hAnsi="Georgia Pro" w:cs="Georgia Pro"/>
-          <w:color w:val="000000" w:themeColor="text1"/>
-        </w:rPr>
-        <w:t>" \</w:t>
+        <w:t>--assignee $USER_ID \</w:t>
       </w:r>
     </w:p>
     <w:p>
@@ -4988,7 +5078,7 @@
           <w:rFonts w:ascii="Georgia Pro" w:eastAsia="Georgia Pro" w:hAnsi="Georgia Pro" w:cs="Georgia Pro"/>
           <w:color w:val="000000" w:themeColor="text1"/>
         </w:rPr>
-        <w:t>--scope /subscriptions/$(</w:t>
+        <w:t>--role "</w:t>
       </w:r>
       <w:proofErr w:type="spellStart"/>
       <w:r>
@@ -4996,7 +5086,7 @@
           <w:rFonts w:ascii="Georgia Pro" w:eastAsia="Georgia Pro" w:hAnsi="Georgia Pro" w:cs="Georgia Pro"/>
           <w:color w:val="000000" w:themeColor="text1"/>
         </w:rPr>
-        <w:t>az</w:t>
+        <w:t>ComputerOperatorRole</w:t>
       </w:r>
       <w:proofErr w:type="spellEnd"/>
       <w:r>
@@ -5004,70 +5094,7 @@
           <w:rFonts w:ascii="Georgia Pro" w:eastAsia="Georgia Pro" w:hAnsi="Georgia Pro" w:cs="Georgia Pro"/>
           <w:color w:val="000000" w:themeColor="text1"/>
         </w:rPr>
-        <w:t xml:space="preserve"> account show --query id -o </w:t>
-      </w:r>
-      <w:proofErr w:type="spellStart"/>
-      <w:r>
-        <w:rPr>
-          <w:rFonts w:ascii="Georgia Pro" w:eastAsia="Georgia Pro" w:hAnsi="Georgia Pro" w:cs="Georgia Pro"/>
-          <w:color w:val="000000" w:themeColor="text1"/>
-        </w:rPr>
-        <w:t>tsv</w:t>
-      </w:r>
-      <w:proofErr w:type="spellEnd"/>
-      <w:r>
-        <w:rPr>
-          <w:rFonts w:ascii="Georgia Pro" w:eastAsia="Georgia Pro" w:hAnsi="Georgia Pro" w:cs="Georgia Pro"/>
-          <w:color w:val="000000" w:themeColor="text1"/>
-        </w:rPr>
-        <w:t>)/</w:t>
-      </w:r>
-      <w:proofErr w:type="spellStart"/>
-      <w:r>
-        <w:rPr>
-          <w:rFonts w:ascii="Georgia Pro" w:eastAsia="Georgia Pro" w:hAnsi="Georgia Pro" w:cs="Georgia Pro"/>
-          <w:color w:val="000000" w:themeColor="text1"/>
-        </w:rPr>
-        <w:t>resourceGroups</w:t>
-      </w:r>
-      <w:proofErr w:type="spellEnd"/>
-      <w:r>
-        <w:rPr>
-          <w:rFonts w:ascii="Georgia Pro" w:eastAsia="Georgia Pro" w:hAnsi="Georgia Pro" w:cs="Georgia Pro"/>
-          <w:color w:val="000000" w:themeColor="text1"/>
-        </w:rPr>
-        <w:t>/$RESOURCE_GROUP</w:t>
-      </w:r>
-    </w:p>
-    <w:p>
-      <w:pPr>
-        <w:spacing w:after="0" w:line="480" w:lineRule="auto"/>
-        <w:rPr>
-          <w:rFonts w:ascii="Georgia Pro" w:eastAsia="Georgia Pro" w:hAnsi="Georgia Pro" w:cs="Georgia Pro"/>
-          <w:b/>
-          <w:bCs/>
-          <w:color w:val="000000" w:themeColor="text1"/>
-        </w:rPr>
-      </w:pPr>
-    </w:p>
-    <w:p>
-      <w:pPr>
-        <w:spacing w:after="0" w:line="480" w:lineRule="auto"/>
-        <w:rPr>
-          <w:rFonts w:ascii="Georgia Pro" w:eastAsia="Georgia Pro" w:hAnsi="Georgia Pro" w:cs="Georgia Pro"/>
-          <w:b/>
-          <w:bCs/>
-          <w:color w:val="000000" w:themeColor="text1"/>
-        </w:rPr>
-      </w:pPr>
-      <w:r>
-        <w:rPr>
-          <w:rFonts w:ascii="Georgia Pro" w:eastAsia="Georgia Pro" w:hAnsi="Georgia Pro" w:cs="Georgia Pro"/>
-          <w:b/>
-          <w:bCs/>
-          <w:color w:val="000000" w:themeColor="text1"/>
-        </w:rPr>
-        <w:t>STEP 14 — Verify Role Assignment</w:t>
+        <w:t>" \</w:t>
       </w:r>
     </w:p>
     <w:p>
@@ -5085,6 +5112,13 @@
           <w:color w:val="000000" w:themeColor="text1"/>
         </w:rPr>
       </w:pPr>
+      <w:r>
+        <w:rPr>
+          <w:rFonts w:ascii="Georgia Pro" w:eastAsia="Georgia Pro" w:hAnsi="Georgia Pro" w:cs="Georgia Pro"/>
+          <w:color w:val="000000" w:themeColor="text1"/>
+        </w:rPr>
+        <w:t>--scope /subscriptions/$(</w:t>
+      </w:r>
       <w:proofErr w:type="spellStart"/>
       <w:r>
         <w:rPr>
@@ -5099,7 +5133,70 @@
           <w:rFonts w:ascii="Georgia Pro" w:eastAsia="Georgia Pro" w:hAnsi="Georgia Pro" w:cs="Georgia Pro"/>
           <w:color w:val="000000" w:themeColor="text1"/>
         </w:rPr>
-        <w:t xml:space="preserve"> role assignment list \</w:t>
+        <w:t xml:space="preserve"> account show --query id -o </w:t>
+      </w:r>
+      <w:proofErr w:type="spellStart"/>
+      <w:r>
+        <w:rPr>
+          <w:rFonts w:ascii="Georgia Pro" w:eastAsia="Georgia Pro" w:hAnsi="Georgia Pro" w:cs="Georgia Pro"/>
+          <w:color w:val="000000" w:themeColor="text1"/>
+        </w:rPr>
+        <w:t>tsv</w:t>
+      </w:r>
+      <w:proofErr w:type="spellEnd"/>
+      <w:r>
+        <w:rPr>
+          <w:rFonts w:ascii="Georgia Pro" w:eastAsia="Georgia Pro" w:hAnsi="Georgia Pro" w:cs="Georgia Pro"/>
+          <w:color w:val="000000" w:themeColor="text1"/>
+        </w:rPr>
+        <w:t>)/</w:t>
+      </w:r>
+      <w:proofErr w:type="spellStart"/>
+      <w:r>
+        <w:rPr>
+          <w:rFonts w:ascii="Georgia Pro" w:eastAsia="Georgia Pro" w:hAnsi="Georgia Pro" w:cs="Georgia Pro"/>
+          <w:color w:val="000000" w:themeColor="text1"/>
+        </w:rPr>
+        <w:t>resourceGroups</w:t>
+      </w:r>
+      <w:proofErr w:type="spellEnd"/>
+      <w:r>
+        <w:rPr>
+          <w:rFonts w:ascii="Georgia Pro" w:eastAsia="Georgia Pro" w:hAnsi="Georgia Pro" w:cs="Georgia Pro"/>
+          <w:color w:val="000000" w:themeColor="text1"/>
+        </w:rPr>
+        <w:t>/$RESOURCE_GROUP</w:t>
+      </w:r>
+    </w:p>
+    <w:p>
+      <w:pPr>
+        <w:spacing w:after="0" w:line="480" w:lineRule="auto"/>
+        <w:rPr>
+          <w:rFonts w:ascii="Georgia Pro" w:eastAsia="Georgia Pro" w:hAnsi="Georgia Pro" w:cs="Georgia Pro"/>
+          <w:b/>
+          <w:bCs/>
+          <w:color w:val="000000" w:themeColor="text1"/>
+        </w:rPr>
+      </w:pPr>
+    </w:p>
+    <w:p>
+      <w:pPr>
+        <w:spacing w:after="0" w:line="480" w:lineRule="auto"/>
+        <w:rPr>
+          <w:rFonts w:ascii="Georgia Pro" w:eastAsia="Georgia Pro" w:hAnsi="Georgia Pro" w:cs="Georgia Pro"/>
+          <w:b/>
+          <w:bCs/>
+          <w:color w:val="000000" w:themeColor="text1"/>
+        </w:rPr>
+      </w:pPr>
+      <w:r>
+        <w:rPr>
+          <w:rFonts w:ascii="Georgia Pro" w:eastAsia="Georgia Pro" w:hAnsi="Georgia Pro" w:cs="Georgia Pro"/>
+          <w:b/>
+          <w:bCs/>
+          <w:color w:val="000000" w:themeColor="text1"/>
+        </w:rPr>
+        <w:t>STEP 14 — Verify Role Assignment</w:t>
       </w:r>
     </w:p>
     <w:p>
@@ -5117,12 +5214,21 @@
           <w:color w:val="000000" w:themeColor="text1"/>
         </w:rPr>
       </w:pPr>
-      <w:r>
-        <w:rPr>
-          <w:rFonts w:ascii="Georgia Pro" w:eastAsia="Georgia Pro" w:hAnsi="Georgia Pro" w:cs="Georgia Pro"/>
-          <w:color w:val="000000" w:themeColor="text1"/>
-        </w:rPr>
-        <w:t>--assignee $USER_ID \</w:t>
+      <w:proofErr w:type="spellStart"/>
+      <w:r>
+        <w:rPr>
+          <w:rFonts w:ascii="Georgia Pro" w:eastAsia="Georgia Pro" w:hAnsi="Georgia Pro" w:cs="Georgia Pro"/>
+          <w:color w:val="000000" w:themeColor="text1"/>
+        </w:rPr>
+        <w:t>az</w:t>
+      </w:r>
+      <w:proofErr w:type="spellEnd"/>
+      <w:r>
+        <w:rPr>
+          <w:rFonts w:ascii="Georgia Pro" w:eastAsia="Georgia Pro" w:hAnsi="Georgia Pro" w:cs="Georgia Pro"/>
+          <w:color w:val="000000" w:themeColor="text1"/>
+        </w:rPr>
+        <w:t xml:space="preserve"> role assignment list \</w:t>
       </w:r>
     </w:p>
     <w:p>
@@ -5145,443 +5251,7 @@
           <w:rFonts w:ascii="Georgia Pro" w:eastAsia="Georgia Pro" w:hAnsi="Georgia Pro" w:cs="Georgia Pro"/>
           <w:color w:val="000000" w:themeColor="text1"/>
         </w:rPr>
-        <w:t>--output table</w:t>
-      </w:r>
-    </w:p>
-    <w:p>
-      <w:pPr>
-        <w:spacing w:after="0" w:line="480" w:lineRule="auto"/>
-        <w:rPr>
-          <w:rFonts w:ascii="Georgia Pro" w:eastAsia="Georgia Pro" w:hAnsi="Georgia Pro" w:cs="Georgia Pro"/>
-          <w:color w:val="000000" w:themeColor="text1"/>
-        </w:rPr>
-      </w:pPr>
-      <w:r>
-        <w:rPr>
-          <w:rFonts w:ascii="Georgia Pro" w:eastAsia="Georgia Pro" w:hAnsi="Georgia Pro" w:cs="Georgia Pro"/>
-          <w:color w:val="000000" w:themeColor="text1"/>
-        </w:rPr>
-        <w:pict w14:anchorId="7659C136">
-          <v:rect id="_x0000_i1042" style="width:0;height:1.5pt" o:hrstd="t" o:hr="t" fillcolor="#a0a0a0" stroked="f"/>
-        </w:pict>
-      </w:r>
-    </w:p>
-    <w:p>
-      <w:pPr>
-        <w:spacing w:after="0" w:line="480" w:lineRule="auto"/>
-        <w:rPr>
-          <w:rFonts w:ascii="Georgia Pro" w:eastAsia="Georgia Pro" w:hAnsi="Georgia Pro" w:cs="Georgia Pro"/>
-          <w:b/>
-          <w:bCs/>
-          <w:color w:val="000000" w:themeColor="text1"/>
-        </w:rPr>
-      </w:pPr>
-      <w:r>
-        <w:rPr>
-          <w:rFonts w:ascii="Georgia Pro" w:eastAsia="Georgia Pro" w:hAnsi="Georgia Pro" w:cs="Georgia Pro"/>
-          <w:b/>
-          <w:bCs/>
-          <w:color w:val="000000" w:themeColor="text1"/>
-        </w:rPr>
-        <w:t>Security Principle Implemented</w:t>
-      </w:r>
-    </w:p>
-    <w:p>
-      <w:pPr>
-        <w:spacing w:after="0" w:line="480" w:lineRule="auto"/>
-        <w:rPr>
-          <w:rFonts w:ascii="Georgia Pro" w:eastAsia="Georgia Pro" w:hAnsi="Georgia Pro" w:cs="Georgia Pro"/>
-          <w:color w:val="000000" w:themeColor="text1"/>
-        </w:rPr>
-      </w:pPr>
-      <w:r>
-        <w:rPr>
-          <w:rFonts w:ascii="Georgia Pro" w:eastAsia="Georgia Pro" w:hAnsi="Georgia Pro" w:cs="Georgia Pro"/>
-          <w:color w:val="000000" w:themeColor="text1"/>
-        </w:rPr>
-        <w:t xml:space="preserve">This project follows </w:t>
-      </w:r>
-      <w:r>
-        <w:rPr>
-          <w:rFonts w:ascii="Georgia Pro" w:eastAsia="Georgia Pro" w:hAnsi="Georgia Pro" w:cs="Georgia Pro"/>
-          <w:b/>
-          <w:bCs/>
-          <w:color w:val="000000" w:themeColor="text1"/>
-        </w:rPr>
-        <w:t>Least Privilege</w:t>
-      </w:r>
-      <w:r>
-        <w:rPr>
-          <w:rFonts w:ascii="Georgia Pro" w:eastAsia="Georgia Pro" w:hAnsi="Georgia Pro" w:cs="Georgia Pro"/>
-          <w:color w:val="000000" w:themeColor="text1"/>
-        </w:rPr>
-        <w:t>:</w:t>
-      </w:r>
-    </w:p>
-    <w:p>
-      <w:pPr>
-        <w:spacing w:after="0" w:line="480" w:lineRule="auto"/>
-        <w:rPr>
-          <w:rFonts w:ascii="Georgia Pro" w:eastAsia="Georgia Pro" w:hAnsi="Georgia Pro" w:cs="Georgia Pro"/>
-          <w:color w:val="000000" w:themeColor="text1"/>
-        </w:rPr>
-      </w:pPr>
-      <w:r>
-        <w:rPr>
-          <w:rFonts w:ascii="Georgia Pro" w:eastAsia="Georgia Pro" w:hAnsi="Georgia Pro" w:cs="Georgia Pro"/>
-          <w:color w:val="000000" w:themeColor="text1"/>
-        </w:rPr>
-        <w:t>User can only:</w:t>
-      </w:r>
-    </w:p>
-    <w:p>
-      <w:pPr>
-        <w:spacing w:after="0" w:line="480" w:lineRule="auto"/>
-        <w:rPr>
-          <w:rFonts w:ascii="Georgia Pro" w:eastAsia="Georgia Pro" w:hAnsi="Georgia Pro" w:cs="Georgia Pro"/>
-          <w:color w:val="000000" w:themeColor="text1"/>
-        </w:rPr>
-      </w:pPr>
-      <w:r>
-        <w:rPr>
-          <w:rFonts w:ascii="Segoe UI Symbol" w:eastAsia="Georgia Pro" w:hAnsi="Segoe UI Symbol" w:cs="Segoe UI Symbol"/>
-          <w:color w:val="000000" w:themeColor="text1"/>
-        </w:rPr>
-        <w:t>✔</w:t>
-      </w:r>
-      <w:r>
-        <w:rPr>
-          <w:rFonts w:ascii="Georgia Pro" w:eastAsia="Georgia Pro" w:hAnsi="Georgia Pro" w:cs="Georgia Pro"/>
-          <w:color w:val="000000" w:themeColor="text1"/>
-        </w:rPr>
-        <w:t xml:space="preserve"> Read networks</w:t>
-      </w:r>
-      <w:r>
-        <w:rPr>
-          <w:rFonts w:ascii="Georgia Pro" w:eastAsia="Georgia Pro" w:hAnsi="Georgia Pro" w:cs="Georgia Pro"/>
-          <w:color w:val="000000" w:themeColor="text1"/>
-        </w:rPr>
-        <w:br/>
-      </w:r>
-      <w:r>
-        <w:rPr>
-          <w:rFonts w:ascii="Segoe UI Symbol" w:eastAsia="Georgia Pro" w:hAnsi="Segoe UI Symbol" w:cs="Segoe UI Symbol"/>
-          <w:color w:val="000000" w:themeColor="text1"/>
-        </w:rPr>
-        <w:t>✔</w:t>
-      </w:r>
-      <w:r>
-        <w:rPr>
-          <w:rFonts w:ascii="Georgia Pro" w:eastAsia="Georgia Pro" w:hAnsi="Georgia Pro" w:cs="Georgia Pro"/>
-          <w:color w:val="000000" w:themeColor="text1"/>
-        </w:rPr>
-        <w:t xml:space="preserve"> Read storage</w:t>
-      </w:r>
-      <w:r>
-        <w:rPr>
-          <w:rFonts w:ascii="Georgia Pro" w:eastAsia="Georgia Pro" w:hAnsi="Georgia Pro" w:cs="Georgia Pro"/>
-          <w:color w:val="000000" w:themeColor="text1"/>
-        </w:rPr>
-        <w:br/>
-      </w:r>
-      <w:r>
-        <w:rPr>
-          <w:rFonts w:ascii="Segoe UI Symbol" w:eastAsia="Georgia Pro" w:hAnsi="Segoe UI Symbol" w:cs="Segoe UI Symbol"/>
-          <w:color w:val="000000" w:themeColor="text1"/>
-        </w:rPr>
-        <w:t>✔</w:t>
-      </w:r>
-      <w:r>
-        <w:rPr>
-          <w:rFonts w:ascii="Georgia Pro" w:eastAsia="Georgia Pro" w:hAnsi="Georgia Pro" w:cs="Georgia Pro"/>
-          <w:color w:val="000000" w:themeColor="text1"/>
-        </w:rPr>
-        <w:t xml:space="preserve"> Read VM</w:t>
-      </w:r>
-      <w:r>
-        <w:rPr>
-          <w:rFonts w:ascii="Georgia Pro" w:eastAsia="Georgia Pro" w:hAnsi="Georgia Pro" w:cs="Georgia Pro"/>
-          <w:color w:val="000000" w:themeColor="text1"/>
-        </w:rPr>
-        <w:br/>
-      </w:r>
-      <w:r>
-        <w:rPr>
-          <w:rFonts w:ascii="Segoe UI Symbol" w:eastAsia="Georgia Pro" w:hAnsi="Segoe UI Symbol" w:cs="Segoe UI Symbol"/>
-          <w:color w:val="000000" w:themeColor="text1"/>
-        </w:rPr>
-        <w:t>✔</w:t>
-      </w:r>
-      <w:r>
-        <w:rPr>
-          <w:rFonts w:ascii="Georgia Pro" w:eastAsia="Georgia Pro" w:hAnsi="Georgia Pro" w:cs="Georgia Pro"/>
-          <w:color w:val="000000" w:themeColor="text1"/>
-        </w:rPr>
-        <w:t xml:space="preserve"> Start VM</w:t>
-      </w:r>
-      <w:r>
-        <w:rPr>
-          <w:rFonts w:ascii="Georgia Pro" w:eastAsia="Georgia Pro" w:hAnsi="Georgia Pro" w:cs="Georgia Pro"/>
-          <w:color w:val="000000" w:themeColor="text1"/>
-        </w:rPr>
-        <w:br/>
-      </w:r>
-      <w:r>
-        <w:rPr>
-          <w:rFonts w:ascii="Segoe UI Symbol" w:eastAsia="Georgia Pro" w:hAnsi="Segoe UI Symbol" w:cs="Segoe UI Symbol"/>
-          <w:color w:val="000000" w:themeColor="text1"/>
-        </w:rPr>
-        <w:t>✔</w:t>
-      </w:r>
-      <w:r>
-        <w:rPr>
-          <w:rFonts w:ascii="Georgia Pro" w:eastAsia="Georgia Pro" w:hAnsi="Georgia Pro" w:cs="Georgia Pro"/>
-          <w:color w:val="000000" w:themeColor="text1"/>
-        </w:rPr>
-        <w:t xml:space="preserve"> Restart VM</w:t>
-      </w:r>
-    </w:p>
-    <w:p>
-      <w:pPr>
-        <w:spacing w:after="0" w:line="480" w:lineRule="auto"/>
-        <w:rPr>
-          <w:rFonts w:ascii="Georgia Pro" w:eastAsia="Georgia Pro" w:hAnsi="Georgia Pro" w:cs="Georgia Pro"/>
-          <w:color w:val="000000" w:themeColor="text1"/>
-        </w:rPr>
-      </w:pPr>
-    </w:p>
-    <w:p>
-      <w:pPr>
-        <w:spacing w:after="0" w:line="480" w:lineRule="auto"/>
-        <w:rPr>
-          <w:rFonts w:ascii="Georgia Pro" w:eastAsia="Georgia Pro" w:hAnsi="Georgia Pro" w:cs="Georgia Pro"/>
-          <w:color w:val="000000" w:themeColor="text1"/>
-        </w:rPr>
-      </w:pPr>
-      <w:r>
-        <w:rPr>
-          <w:rFonts w:ascii="Georgia Pro" w:eastAsia="Georgia Pro" w:hAnsi="Georgia Pro" w:cs="Georgia Pro"/>
-          <w:color w:val="000000" w:themeColor="text1"/>
-        </w:rPr>
-        <w:t xml:space="preserve">User </w:t>
-      </w:r>
-      <w:r>
-        <w:rPr>
-          <w:rFonts w:ascii="Georgia Pro" w:eastAsia="Georgia Pro" w:hAnsi="Georgia Pro" w:cs="Georgia Pro"/>
-          <w:b/>
-          <w:bCs/>
-          <w:color w:val="000000" w:themeColor="text1"/>
-        </w:rPr>
-        <w:t>cannot</w:t>
-      </w:r>
-      <w:r>
-        <w:rPr>
-          <w:rFonts w:ascii="Georgia Pro" w:eastAsia="Georgia Pro" w:hAnsi="Georgia Pro" w:cs="Georgia Pro"/>
-          <w:color w:val="000000" w:themeColor="text1"/>
-        </w:rPr>
-        <w:t>:</w:t>
-      </w:r>
-    </w:p>
-    <w:p>
-      <w:pPr>
-        <w:spacing w:after="0" w:line="480" w:lineRule="auto"/>
-        <w:rPr>
-          <w:rFonts w:ascii="Georgia Pro" w:eastAsia="Georgia Pro" w:hAnsi="Georgia Pro" w:cs="Georgia Pro"/>
-          <w:color w:val="000000" w:themeColor="text1"/>
-        </w:rPr>
-      </w:pPr>
-      <w:r>
-        <w:rPr>
-          <w:rFonts w:ascii="Segoe UI Symbol" w:eastAsia="Georgia Pro" w:hAnsi="Segoe UI Symbol" w:cs="Segoe UI Symbol"/>
-          <w:color w:val="000000" w:themeColor="text1"/>
-        </w:rPr>
-        <w:t>✖</w:t>
-      </w:r>
-      <w:r>
-        <w:rPr>
-          <w:rFonts w:ascii="Georgia Pro" w:eastAsia="Georgia Pro" w:hAnsi="Georgia Pro" w:cs="Georgia Pro"/>
-          <w:color w:val="000000" w:themeColor="text1"/>
-        </w:rPr>
-        <w:t xml:space="preserve"> Delete resources</w:t>
-      </w:r>
-      <w:r>
-        <w:rPr>
-          <w:rFonts w:ascii="Georgia Pro" w:eastAsia="Georgia Pro" w:hAnsi="Georgia Pro" w:cs="Georgia Pro"/>
-          <w:color w:val="000000" w:themeColor="text1"/>
-        </w:rPr>
-        <w:br/>
-      </w:r>
-      <w:r>
-        <w:rPr>
-          <w:rFonts w:ascii="Segoe UI Symbol" w:eastAsia="Georgia Pro" w:hAnsi="Segoe UI Symbol" w:cs="Segoe UI Symbol"/>
-          <w:color w:val="000000" w:themeColor="text1"/>
-        </w:rPr>
-        <w:t>✖</w:t>
-      </w:r>
-      <w:r>
-        <w:rPr>
-          <w:rFonts w:ascii="Georgia Pro" w:eastAsia="Georgia Pro" w:hAnsi="Georgia Pro" w:cs="Georgia Pro"/>
-          <w:color w:val="000000" w:themeColor="text1"/>
-        </w:rPr>
-        <w:t xml:space="preserve"> Create networks</w:t>
-      </w:r>
-      <w:r>
-        <w:rPr>
-          <w:rFonts w:ascii="Georgia Pro" w:eastAsia="Georgia Pro" w:hAnsi="Georgia Pro" w:cs="Georgia Pro"/>
-          <w:color w:val="000000" w:themeColor="text1"/>
-        </w:rPr>
-        <w:br/>
-      </w:r>
-      <w:r>
-        <w:rPr>
-          <w:rFonts w:ascii="Segoe UI Symbol" w:eastAsia="Georgia Pro" w:hAnsi="Segoe UI Symbol" w:cs="Segoe UI Symbol"/>
-          <w:color w:val="000000" w:themeColor="text1"/>
-        </w:rPr>
-        <w:t>✖</w:t>
-      </w:r>
-      <w:r>
-        <w:rPr>
-          <w:rFonts w:ascii="Georgia Pro" w:eastAsia="Georgia Pro" w:hAnsi="Georgia Pro" w:cs="Georgia Pro"/>
-          <w:color w:val="000000" w:themeColor="text1"/>
-        </w:rPr>
-        <w:t xml:space="preserve"> Modify storage</w:t>
-      </w:r>
-      <w:r>
-        <w:rPr>
-          <w:rFonts w:ascii="Georgia Pro" w:eastAsia="Georgia Pro" w:hAnsi="Georgia Pro" w:cs="Georgia Pro"/>
-          <w:color w:val="000000" w:themeColor="text1"/>
-        </w:rPr>
-        <w:br/>
-      </w:r>
-      <w:r>
-        <w:rPr>
-          <w:rFonts w:ascii="Segoe UI Symbol" w:eastAsia="Georgia Pro" w:hAnsi="Segoe UI Symbol" w:cs="Segoe UI Symbol"/>
-          <w:color w:val="000000" w:themeColor="text1"/>
-        </w:rPr>
-        <w:t>✖</w:t>
-      </w:r>
-      <w:r>
-        <w:rPr>
-          <w:rFonts w:ascii="Georgia Pro" w:eastAsia="Georgia Pro" w:hAnsi="Georgia Pro" w:cs="Georgia Pro"/>
-          <w:color w:val="000000" w:themeColor="text1"/>
-        </w:rPr>
-        <w:t xml:space="preserve"> Stop VM permanently</w:t>
-      </w:r>
-    </w:p>
-    <w:p>
-      <w:pPr>
-        <w:rPr>
-          <w:rFonts w:ascii="Georgia Pro" w:eastAsia="Georgia Pro" w:hAnsi="Georgia Pro" w:cs="Georgia Pro"/>
-          <w:color w:val="000000" w:themeColor="text1"/>
-          <w:lang w:val="en-IN"/>
-        </w:rPr>
-      </w:pPr>
-      <w:r>
-        <w:rPr>
-          <w:rFonts w:ascii="Georgia Pro" w:eastAsia="Georgia Pro" w:hAnsi="Georgia Pro" w:cs="Georgia Pro"/>
-          <w:color w:val="000000" w:themeColor="text1"/>
-          <w:lang w:val="en-IN"/>
-        </w:rPr>
-        <w:br w:type="page"/>
-      </w:r>
-    </w:p>
-    <w:p>
-      <w:pPr>
-        <w:spacing w:after="0" w:line="480" w:lineRule="auto"/>
-        <w:rPr>
-          <w:rFonts w:ascii="Georgia Pro" w:eastAsia="Georgia Pro" w:hAnsi="Georgia Pro" w:cs="Georgia Pro"/>
-          <w:b/>
-          <w:bCs/>
-          <w:color w:val="000000" w:themeColor="text1"/>
-          <w:sz w:val="32"/>
-          <w:szCs w:val="32"/>
-        </w:rPr>
-      </w:pPr>
-      <w:r>
-        <w:rPr>
-          <w:rFonts w:ascii="Georgia Pro" w:eastAsia="Georgia Pro" w:hAnsi="Georgia Pro" w:cs="Georgia Pro"/>
-          <w:b/>
-          <w:bCs/>
-          <w:color w:val="000000" w:themeColor="text1"/>
-          <w:sz w:val="32"/>
-          <w:szCs w:val="32"/>
-        </w:rPr>
-        <w:lastRenderedPageBreak/>
-        <w:t>VERIFY THE PROJECT</w:t>
-      </w:r>
-      <w:r>
-        <w:rPr>
-          <w:rFonts w:ascii="Georgia Pro" w:eastAsia="Georgia Pro" w:hAnsi="Georgia Pro" w:cs="Georgia Pro"/>
-          <w:b/>
-          <w:bCs/>
-          <w:color w:val="000000" w:themeColor="text1"/>
-          <w:sz w:val="32"/>
-          <w:szCs w:val="32"/>
-        </w:rPr>
-        <w:t xml:space="preserve"> WORK</w:t>
-      </w:r>
-    </w:p>
-    <w:p>
-      <w:pPr>
-        <w:spacing w:after="0" w:line="480" w:lineRule="auto"/>
-        <w:rPr>
-          <w:rFonts w:ascii="Georgia Pro" w:eastAsia="Georgia Pro" w:hAnsi="Georgia Pro" w:cs="Georgia Pro"/>
-          <w:b/>
-          <w:bCs/>
-          <w:color w:val="000000" w:themeColor="text1"/>
-        </w:rPr>
-      </w:pPr>
-    </w:p>
-    <w:p>
-      <w:pPr>
-        <w:spacing w:after="0" w:line="480" w:lineRule="auto"/>
-        <w:rPr>
-          <w:rFonts w:ascii="Georgia Pro" w:eastAsia="Georgia Pro" w:hAnsi="Georgia Pro" w:cs="Georgia Pro"/>
-          <w:b/>
-          <w:bCs/>
-          <w:color w:val="000000" w:themeColor="text1"/>
-        </w:rPr>
-      </w:pPr>
-      <w:r>
-        <w:rPr>
-          <w:rFonts w:ascii="Georgia Pro" w:eastAsia="Georgia Pro" w:hAnsi="Georgia Pro" w:cs="Georgia Pro"/>
-          <w:b/>
-          <w:bCs/>
-          <w:color w:val="000000" w:themeColor="text1"/>
-        </w:rPr>
-        <w:t>Logout Current Admin Session</w:t>
-      </w:r>
-    </w:p>
-    <w:p>
-      <w:pPr>
-        <w:spacing w:after="0" w:line="480" w:lineRule="auto"/>
-        <w:rPr>
-          <w:rFonts w:ascii="Georgia Pro" w:eastAsia="Georgia Pro" w:hAnsi="Georgia Pro" w:cs="Georgia Pro"/>
-          <w:color w:val="000000" w:themeColor="text1"/>
-        </w:rPr>
-      </w:pPr>
-      <w:r>
-        <w:rPr>
-          <w:rFonts w:ascii="Georgia Pro" w:eastAsia="Georgia Pro" w:hAnsi="Georgia Pro" w:cs="Georgia Pro"/>
-          <w:color w:val="000000" w:themeColor="text1"/>
-        </w:rPr>
-        <w:t xml:space="preserve">In </w:t>
-      </w:r>
-      <w:r>
-        <w:rPr>
-          <w:rFonts w:ascii="Georgia Pro" w:eastAsia="Georgia Pro" w:hAnsi="Georgia Pro" w:cs="Georgia Pro"/>
-          <w:b/>
-          <w:bCs/>
-          <w:color w:val="000000" w:themeColor="text1"/>
-        </w:rPr>
-        <w:t>Azure Cloud Shell</w:t>
-      </w:r>
-      <w:r>
-        <w:rPr>
-          <w:rFonts w:ascii="Georgia Pro" w:eastAsia="Georgia Pro" w:hAnsi="Georgia Pro" w:cs="Georgia Pro"/>
-          <w:color w:val="000000" w:themeColor="text1"/>
-        </w:rPr>
-        <w:t xml:space="preserve"> run:</w:t>
+        <w:t>--assignee $USER_ID \</w:t>
       </w:r>
     </w:p>
     <w:p>
@@ -5599,92 +5269,67 @@
           <w:color w:val="000000" w:themeColor="text1"/>
         </w:rPr>
       </w:pPr>
-      <w:proofErr w:type="spellStart"/>
-      <w:r>
-        <w:rPr>
-          <w:rFonts w:ascii="Georgia Pro" w:eastAsia="Georgia Pro" w:hAnsi="Georgia Pro" w:cs="Georgia Pro"/>
-          <w:color w:val="000000" w:themeColor="text1"/>
-        </w:rPr>
-        <w:t>az</w:t>
-      </w:r>
-      <w:proofErr w:type="spellEnd"/>
-      <w:r>
-        <w:rPr>
-          <w:rFonts w:ascii="Georgia Pro" w:eastAsia="Georgia Pro" w:hAnsi="Georgia Pro" w:cs="Georgia Pro"/>
-          <w:color w:val="000000" w:themeColor="text1"/>
-        </w:rPr>
-        <w:t xml:space="preserve"> logout</w:t>
-      </w:r>
-    </w:p>
-    <w:p>
-      <w:pPr>
-        <w:spacing w:after="0" w:line="480" w:lineRule="auto"/>
-        <w:rPr>
-          <w:rFonts w:ascii="Georgia Pro" w:eastAsia="Georgia Pro" w:hAnsi="Georgia Pro" w:cs="Georgia Pro"/>
-          <w:color w:val="000000" w:themeColor="text1"/>
-        </w:rPr>
-      </w:pPr>
-    </w:p>
-    <w:p>
-      <w:pPr>
-        <w:spacing w:after="0" w:line="480" w:lineRule="auto"/>
-        <w:rPr>
-          <w:rFonts w:ascii="Georgia Pro" w:eastAsia="Georgia Pro" w:hAnsi="Georgia Pro" w:cs="Georgia Pro"/>
-          <w:color w:val="000000" w:themeColor="text1"/>
-        </w:rPr>
-      </w:pPr>
-      <w:r>
-        <w:rPr>
-          <w:rFonts w:ascii="Georgia Pro" w:eastAsia="Georgia Pro" w:hAnsi="Georgia Pro" w:cs="Georgia Pro"/>
-          <w:color w:val="000000" w:themeColor="text1"/>
-        </w:rPr>
-        <w:t xml:space="preserve">This signs out the </w:t>
-      </w:r>
-      <w:r>
+      <w:r>
+        <w:rPr>
+          <w:rFonts w:ascii="Georgia Pro" w:eastAsia="Georgia Pro" w:hAnsi="Georgia Pro" w:cs="Georgia Pro"/>
+          <w:color w:val="000000" w:themeColor="text1"/>
+        </w:rPr>
+        <w:t>--output table</w:t>
+      </w:r>
+    </w:p>
+    <w:p>
+      <w:pPr>
+        <w:spacing w:after="0" w:line="480" w:lineRule="auto"/>
+        <w:rPr>
+          <w:rFonts w:ascii="Georgia Pro" w:eastAsia="Georgia Pro" w:hAnsi="Georgia Pro" w:cs="Georgia Pro"/>
+          <w:color w:val="000000" w:themeColor="text1"/>
+        </w:rPr>
+      </w:pPr>
+      <w:r>
+        <w:rPr>
+          <w:rFonts w:ascii="Georgia Pro" w:eastAsia="Georgia Pro" w:hAnsi="Georgia Pro" w:cs="Georgia Pro"/>
+          <w:color w:val="000000" w:themeColor="text1"/>
+        </w:rPr>
+        <w:pict w14:anchorId="7659C136">
+          <v:rect id="_x0000_i1041" style="width:0;height:1.5pt" o:hrstd="t" o:hr="t" fillcolor="#a0a0a0" stroked="f"/>
+        </w:pict>
+      </w:r>
+    </w:p>
+    <w:p>
+      <w:pPr>
+        <w:spacing w:after="0" w:line="480" w:lineRule="auto"/>
         <w:rPr>
           <w:rFonts w:ascii="Georgia Pro" w:eastAsia="Georgia Pro" w:hAnsi="Georgia Pro" w:cs="Georgia Pro"/>
           <w:b/>
           <w:bCs/>
           <w:color w:val="000000" w:themeColor="text1"/>
         </w:rPr>
-        <w:t>administrator account</w:t>
-      </w:r>
-      <w:r>
-        <w:rPr>
-          <w:rFonts w:ascii="Georgia Pro" w:eastAsia="Georgia Pro" w:hAnsi="Georgia Pro" w:cs="Georgia Pro"/>
-          <w:color w:val="000000" w:themeColor="text1"/>
-        </w:rPr>
-        <w:t>.</w:t>
-      </w:r>
-    </w:p>
-    <w:p>
-      <w:pPr>
-        <w:spacing w:after="0" w:line="480" w:lineRule="auto"/>
-        <w:rPr>
-          <w:rFonts w:ascii="Georgia Pro" w:eastAsia="Georgia Pro" w:hAnsi="Georgia Pro" w:cs="Georgia Pro"/>
-          <w:color w:val="000000" w:themeColor="text1"/>
-        </w:rPr>
-      </w:pPr>
-      <w:r>
-        <w:rPr>
-          <w:rFonts w:ascii="Georgia Pro" w:eastAsia="Georgia Pro" w:hAnsi="Georgia Pro" w:cs="Georgia Pro"/>
-          <w:color w:val="000000" w:themeColor="text1"/>
-        </w:rPr>
-        <w:pict w14:anchorId="469EFE7C">
-          <v:rect id="_x0000_i1043" style="width:0;height:1.5pt" o:hralign="center" o:hrstd="t" o:hr="t" fillcolor="#a0a0a0" stroked="f"/>
-        </w:pict>
-      </w:r>
-    </w:p>
-    <w:p>
-      <w:pPr>
-        <w:spacing w:after="0" w:line="480" w:lineRule="auto"/>
+      </w:pPr>
+      <w:r>
         <w:rPr>
           <w:rFonts w:ascii="Georgia Pro" w:eastAsia="Georgia Pro" w:hAnsi="Georgia Pro" w:cs="Georgia Pro"/>
           <w:b/>
           <w:bCs/>
           <w:color w:val="000000" w:themeColor="text1"/>
         </w:rPr>
-      </w:pPr>
+        <w:t>Security Principle Implemented</w:t>
+      </w:r>
+    </w:p>
+    <w:p>
+      <w:pPr>
+        <w:spacing w:after="0" w:line="480" w:lineRule="auto"/>
+        <w:rPr>
+          <w:rFonts w:ascii="Georgia Pro" w:eastAsia="Georgia Pro" w:hAnsi="Georgia Pro" w:cs="Georgia Pro"/>
+          <w:color w:val="000000" w:themeColor="text1"/>
+        </w:rPr>
+      </w:pPr>
+      <w:r>
+        <w:rPr>
+          <w:rFonts w:ascii="Georgia Pro" w:eastAsia="Georgia Pro" w:hAnsi="Georgia Pro" w:cs="Georgia Pro"/>
+          <w:color w:val="000000" w:themeColor="text1"/>
+        </w:rPr>
+        <w:t xml:space="preserve">This project follows </w:t>
+      </w:r>
       <w:r>
         <w:rPr>
           <w:rFonts w:ascii="Georgia Pro" w:eastAsia="Georgia Pro" w:hAnsi="Georgia Pro" w:cs="Georgia Pro"/>
@@ -5692,23 +5337,163 @@
           <w:bCs/>
           <w:color w:val="000000" w:themeColor="text1"/>
         </w:rPr>
-        <w:t>Login as the Employee User</w:t>
-      </w:r>
-    </w:p>
-    <w:p>
-      <w:pPr>
-        <w:spacing w:after="0" w:line="480" w:lineRule="auto"/>
-        <w:rPr>
-          <w:rFonts w:ascii="Georgia Pro" w:eastAsia="Georgia Pro" w:hAnsi="Georgia Pro" w:cs="Georgia Pro"/>
-          <w:color w:val="000000" w:themeColor="text1"/>
-        </w:rPr>
-      </w:pPr>
-      <w:r>
-        <w:rPr>
-          <w:rFonts w:ascii="Georgia Pro" w:eastAsia="Georgia Pro" w:hAnsi="Georgia Pro" w:cs="Georgia Pro"/>
-          <w:color w:val="000000" w:themeColor="text1"/>
-        </w:rPr>
-        <w:t xml:space="preserve">Login with the user you created in </w:t>
+        <w:t>Least Privilege</w:t>
+      </w:r>
+      <w:r>
+        <w:rPr>
+          <w:rFonts w:ascii="Georgia Pro" w:eastAsia="Georgia Pro" w:hAnsi="Georgia Pro" w:cs="Georgia Pro"/>
+          <w:color w:val="000000" w:themeColor="text1"/>
+        </w:rPr>
+        <w:t>:</w:t>
+      </w:r>
+    </w:p>
+    <w:p>
+      <w:pPr>
+        <w:spacing w:after="0" w:line="480" w:lineRule="auto"/>
+        <w:rPr>
+          <w:rFonts w:ascii="Georgia Pro" w:eastAsia="Georgia Pro" w:hAnsi="Georgia Pro" w:cs="Georgia Pro"/>
+          <w:color w:val="000000" w:themeColor="text1"/>
+        </w:rPr>
+      </w:pPr>
+      <w:r>
+        <w:rPr>
+          <w:rFonts w:ascii="Georgia Pro" w:eastAsia="Georgia Pro" w:hAnsi="Georgia Pro" w:cs="Georgia Pro"/>
+          <w:color w:val="000000" w:themeColor="text1"/>
+        </w:rPr>
+        <w:t>User can only:</w:t>
+      </w:r>
+    </w:p>
+    <w:p>
+      <w:pPr>
+        <w:spacing w:after="0" w:line="480" w:lineRule="auto"/>
+        <w:rPr>
+          <w:rFonts w:ascii="Georgia Pro" w:eastAsia="Georgia Pro" w:hAnsi="Georgia Pro" w:cs="Georgia Pro"/>
+          <w:color w:val="000000" w:themeColor="text1"/>
+        </w:rPr>
+      </w:pPr>
+      <w:r>
+        <w:rPr>
+          <w:rFonts w:ascii="Segoe UI Symbol" w:eastAsia="Georgia Pro" w:hAnsi="Segoe UI Symbol" w:cs="Segoe UI Symbol"/>
+          <w:color w:val="000000" w:themeColor="text1"/>
+        </w:rPr>
+        <w:lastRenderedPageBreak/>
+        <w:t>✔</w:t>
+      </w:r>
+      <w:r>
+        <w:rPr>
+          <w:rFonts w:ascii="Georgia Pro" w:eastAsia="Georgia Pro" w:hAnsi="Georgia Pro" w:cs="Georgia Pro"/>
+          <w:color w:val="000000" w:themeColor="text1"/>
+        </w:rPr>
+        <w:t xml:space="preserve"> Read networks</w:t>
+      </w:r>
+      <w:r>
+        <w:rPr>
+          <w:rFonts w:ascii="Georgia Pro" w:eastAsia="Georgia Pro" w:hAnsi="Georgia Pro" w:cs="Georgia Pro"/>
+          <w:color w:val="000000" w:themeColor="text1"/>
+        </w:rPr>
+        <w:br/>
+      </w:r>
+      <w:r>
+        <w:rPr>
+          <w:rFonts w:ascii="Segoe UI Symbol" w:eastAsia="Georgia Pro" w:hAnsi="Segoe UI Symbol" w:cs="Segoe UI Symbol"/>
+          <w:color w:val="000000" w:themeColor="text1"/>
+        </w:rPr>
+        <w:t>✔</w:t>
+      </w:r>
+      <w:r>
+        <w:rPr>
+          <w:rFonts w:ascii="Georgia Pro" w:eastAsia="Georgia Pro" w:hAnsi="Georgia Pro" w:cs="Georgia Pro"/>
+          <w:color w:val="000000" w:themeColor="text1"/>
+        </w:rPr>
+        <w:t xml:space="preserve"> Read storage</w:t>
+      </w:r>
+      <w:r>
+        <w:rPr>
+          <w:rFonts w:ascii="Georgia Pro" w:eastAsia="Georgia Pro" w:hAnsi="Georgia Pro" w:cs="Georgia Pro"/>
+          <w:color w:val="000000" w:themeColor="text1"/>
+        </w:rPr>
+        <w:br/>
+      </w:r>
+      <w:r>
+        <w:rPr>
+          <w:rFonts w:ascii="Segoe UI Symbol" w:eastAsia="Georgia Pro" w:hAnsi="Segoe UI Symbol" w:cs="Segoe UI Symbol"/>
+          <w:color w:val="000000" w:themeColor="text1"/>
+        </w:rPr>
+        <w:t>✔</w:t>
+      </w:r>
+      <w:r>
+        <w:rPr>
+          <w:rFonts w:ascii="Georgia Pro" w:eastAsia="Georgia Pro" w:hAnsi="Georgia Pro" w:cs="Georgia Pro"/>
+          <w:color w:val="000000" w:themeColor="text1"/>
+        </w:rPr>
+        <w:t xml:space="preserve"> Read VM</w:t>
+      </w:r>
+      <w:r>
+        <w:rPr>
+          <w:rFonts w:ascii="Georgia Pro" w:eastAsia="Georgia Pro" w:hAnsi="Georgia Pro" w:cs="Georgia Pro"/>
+          <w:color w:val="000000" w:themeColor="text1"/>
+        </w:rPr>
+        <w:br/>
+      </w:r>
+      <w:r>
+        <w:rPr>
+          <w:rFonts w:ascii="Segoe UI Symbol" w:eastAsia="Georgia Pro" w:hAnsi="Segoe UI Symbol" w:cs="Segoe UI Symbol"/>
+          <w:color w:val="000000" w:themeColor="text1"/>
+        </w:rPr>
+        <w:t>✔</w:t>
+      </w:r>
+      <w:r>
+        <w:rPr>
+          <w:rFonts w:ascii="Georgia Pro" w:eastAsia="Georgia Pro" w:hAnsi="Georgia Pro" w:cs="Georgia Pro"/>
+          <w:color w:val="000000" w:themeColor="text1"/>
+        </w:rPr>
+        <w:t xml:space="preserve"> Start VM</w:t>
+      </w:r>
+      <w:r>
+        <w:rPr>
+          <w:rFonts w:ascii="Georgia Pro" w:eastAsia="Georgia Pro" w:hAnsi="Georgia Pro" w:cs="Georgia Pro"/>
+          <w:color w:val="000000" w:themeColor="text1"/>
+        </w:rPr>
+        <w:br/>
+      </w:r>
+      <w:r>
+        <w:rPr>
+          <w:rFonts w:ascii="Segoe UI Symbol" w:eastAsia="Georgia Pro" w:hAnsi="Segoe UI Symbol" w:cs="Segoe UI Symbol"/>
+          <w:color w:val="000000" w:themeColor="text1"/>
+        </w:rPr>
+        <w:t>✔</w:t>
+      </w:r>
+      <w:r>
+        <w:rPr>
+          <w:rFonts w:ascii="Georgia Pro" w:eastAsia="Georgia Pro" w:hAnsi="Georgia Pro" w:cs="Georgia Pro"/>
+          <w:color w:val="000000" w:themeColor="text1"/>
+        </w:rPr>
+        <w:t xml:space="preserve"> Restart VM</w:t>
+      </w:r>
+    </w:p>
+    <w:p>
+      <w:pPr>
+        <w:spacing w:after="0" w:line="480" w:lineRule="auto"/>
+        <w:rPr>
+          <w:rFonts w:ascii="Georgia Pro" w:eastAsia="Georgia Pro" w:hAnsi="Georgia Pro" w:cs="Georgia Pro"/>
+          <w:color w:val="000000" w:themeColor="text1"/>
+        </w:rPr>
+      </w:pPr>
+    </w:p>
+    <w:p>
+      <w:pPr>
+        <w:spacing w:after="0" w:line="480" w:lineRule="auto"/>
+        <w:rPr>
+          <w:rFonts w:ascii="Georgia Pro" w:eastAsia="Georgia Pro" w:hAnsi="Georgia Pro" w:cs="Georgia Pro"/>
+          <w:color w:val="000000" w:themeColor="text1"/>
+        </w:rPr>
+      </w:pPr>
+      <w:r>
+        <w:rPr>
+          <w:rFonts w:ascii="Georgia Pro" w:eastAsia="Georgia Pro" w:hAnsi="Georgia Pro" w:cs="Georgia Pro"/>
+          <w:color w:val="000000" w:themeColor="text1"/>
+        </w:rPr>
+        <w:t xml:space="preserve">User </w:t>
       </w:r>
       <w:r>
         <w:rPr>
@@ -5717,14 +5502,216 @@
           <w:bCs/>
           <w:color w:val="000000" w:themeColor="text1"/>
         </w:rPr>
-        <w:t>Azure Active Directory</w:t>
-      </w:r>
-      <w:r>
-        <w:rPr>
-          <w:rFonts w:ascii="Georgia Pro" w:eastAsia="Georgia Pro" w:hAnsi="Georgia Pro" w:cs="Georgia Pro"/>
-          <w:color w:val="000000" w:themeColor="text1"/>
-        </w:rPr>
-        <w:t>.</w:t>
+        <w:t>cannot</w:t>
+      </w:r>
+      <w:r>
+        <w:rPr>
+          <w:rFonts w:ascii="Georgia Pro" w:eastAsia="Georgia Pro" w:hAnsi="Georgia Pro" w:cs="Georgia Pro"/>
+          <w:color w:val="000000" w:themeColor="text1"/>
+        </w:rPr>
+        <w:t>:</w:t>
+      </w:r>
+    </w:p>
+    <w:p>
+      <w:pPr>
+        <w:spacing w:after="0" w:line="480" w:lineRule="auto"/>
+        <w:rPr>
+          <w:rFonts w:ascii="Georgia Pro" w:eastAsia="Georgia Pro" w:hAnsi="Georgia Pro" w:cs="Georgia Pro"/>
+          <w:color w:val="000000" w:themeColor="text1"/>
+        </w:rPr>
+      </w:pPr>
+      <w:r>
+        <w:rPr>
+          <w:rFonts w:ascii="Segoe UI Symbol" w:eastAsia="Georgia Pro" w:hAnsi="Segoe UI Symbol" w:cs="Segoe UI Symbol"/>
+          <w:color w:val="000000" w:themeColor="text1"/>
+        </w:rPr>
+        <w:t>✖</w:t>
+      </w:r>
+      <w:r>
+        <w:rPr>
+          <w:rFonts w:ascii="Georgia Pro" w:eastAsia="Georgia Pro" w:hAnsi="Georgia Pro" w:cs="Georgia Pro"/>
+          <w:color w:val="000000" w:themeColor="text1"/>
+        </w:rPr>
+        <w:t xml:space="preserve"> Delete resources</w:t>
+      </w:r>
+      <w:r>
+        <w:rPr>
+          <w:rFonts w:ascii="Georgia Pro" w:eastAsia="Georgia Pro" w:hAnsi="Georgia Pro" w:cs="Georgia Pro"/>
+          <w:color w:val="000000" w:themeColor="text1"/>
+        </w:rPr>
+        <w:br/>
+      </w:r>
+      <w:r>
+        <w:rPr>
+          <w:rFonts w:ascii="Segoe UI Symbol" w:eastAsia="Georgia Pro" w:hAnsi="Segoe UI Symbol" w:cs="Segoe UI Symbol"/>
+          <w:color w:val="000000" w:themeColor="text1"/>
+        </w:rPr>
+        <w:t>✖</w:t>
+      </w:r>
+      <w:r>
+        <w:rPr>
+          <w:rFonts w:ascii="Georgia Pro" w:eastAsia="Georgia Pro" w:hAnsi="Georgia Pro" w:cs="Georgia Pro"/>
+          <w:color w:val="000000" w:themeColor="text1"/>
+        </w:rPr>
+        <w:t xml:space="preserve"> Create networks</w:t>
+      </w:r>
+      <w:r>
+        <w:rPr>
+          <w:rFonts w:ascii="Georgia Pro" w:eastAsia="Georgia Pro" w:hAnsi="Georgia Pro" w:cs="Georgia Pro"/>
+          <w:color w:val="000000" w:themeColor="text1"/>
+        </w:rPr>
+        <w:br/>
+      </w:r>
+      <w:r>
+        <w:rPr>
+          <w:rFonts w:ascii="Segoe UI Symbol" w:eastAsia="Georgia Pro" w:hAnsi="Segoe UI Symbol" w:cs="Segoe UI Symbol"/>
+          <w:color w:val="000000" w:themeColor="text1"/>
+        </w:rPr>
+        <w:t>✖</w:t>
+      </w:r>
+      <w:r>
+        <w:rPr>
+          <w:rFonts w:ascii="Georgia Pro" w:eastAsia="Georgia Pro" w:hAnsi="Georgia Pro" w:cs="Georgia Pro"/>
+          <w:color w:val="000000" w:themeColor="text1"/>
+        </w:rPr>
+        <w:t xml:space="preserve"> Modify storage</w:t>
+      </w:r>
+      <w:r>
+        <w:rPr>
+          <w:rFonts w:ascii="Georgia Pro" w:eastAsia="Georgia Pro" w:hAnsi="Georgia Pro" w:cs="Georgia Pro"/>
+          <w:color w:val="000000" w:themeColor="text1"/>
+        </w:rPr>
+        <w:br/>
+      </w:r>
+      <w:r>
+        <w:rPr>
+          <w:rFonts w:ascii="Segoe UI Symbol" w:eastAsia="Georgia Pro" w:hAnsi="Segoe UI Symbol" w:cs="Segoe UI Symbol"/>
+          <w:color w:val="000000" w:themeColor="text1"/>
+        </w:rPr>
+        <w:t>✖</w:t>
+      </w:r>
+      <w:r>
+        <w:rPr>
+          <w:rFonts w:ascii="Georgia Pro" w:eastAsia="Georgia Pro" w:hAnsi="Georgia Pro" w:cs="Georgia Pro"/>
+          <w:color w:val="000000" w:themeColor="text1"/>
+        </w:rPr>
+        <w:t xml:space="preserve"> Stop VM permanently</w:t>
+      </w:r>
+    </w:p>
+    <w:p>
+      <w:pPr>
+        <w:rPr>
+          <w:rFonts w:ascii="Georgia Pro" w:eastAsia="Georgia Pro" w:hAnsi="Georgia Pro" w:cs="Georgia Pro"/>
+          <w:color w:val="000000" w:themeColor="text1"/>
+          <w:lang w:val="en-IN"/>
+        </w:rPr>
+      </w:pPr>
+      <w:r>
+        <w:rPr>
+          <w:rFonts w:ascii="Georgia Pro" w:eastAsia="Georgia Pro" w:hAnsi="Georgia Pro" w:cs="Georgia Pro"/>
+          <w:color w:val="000000" w:themeColor="text1"/>
+          <w:lang w:val="en-IN"/>
+        </w:rPr>
+        <w:br w:type="page"/>
+      </w:r>
+    </w:p>
+    <w:p>
+      <w:pPr>
+        <w:spacing w:after="0" w:line="480" w:lineRule="auto"/>
+        <w:rPr>
+          <w:rFonts w:ascii="Georgia Pro" w:eastAsia="Georgia Pro" w:hAnsi="Georgia Pro" w:cs="Georgia Pro"/>
+          <w:b/>
+          <w:bCs/>
+          <w:color w:val="000000" w:themeColor="text1"/>
+          <w:sz w:val="32"/>
+          <w:szCs w:val="32"/>
+        </w:rPr>
+      </w:pPr>
+      <w:r>
+        <w:rPr>
+          <w:rFonts w:ascii="Georgia Pro" w:eastAsia="Georgia Pro" w:hAnsi="Georgia Pro" w:cs="Georgia Pro"/>
+          <w:b/>
+          <w:bCs/>
+          <w:color w:val="000000" w:themeColor="text1"/>
+          <w:sz w:val="32"/>
+          <w:szCs w:val="32"/>
+        </w:rPr>
+        <w:lastRenderedPageBreak/>
+        <w:t>VERIFY THE PROJECT</w:t>
+      </w:r>
+      <w:r>
+        <w:rPr>
+          <w:rFonts w:ascii="Georgia Pro" w:eastAsia="Georgia Pro" w:hAnsi="Georgia Pro" w:cs="Georgia Pro"/>
+          <w:b/>
+          <w:bCs/>
+          <w:color w:val="000000" w:themeColor="text1"/>
+          <w:sz w:val="32"/>
+          <w:szCs w:val="32"/>
+        </w:rPr>
+        <w:t xml:space="preserve"> WORK</w:t>
+      </w:r>
+    </w:p>
+    <w:p>
+      <w:pPr>
+        <w:spacing w:after="0" w:line="480" w:lineRule="auto"/>
+        <w:rPr>
+          <w:rFonts w:ascii="Georgia Pro" w:eastAsia="Georgia Pro" w:hAnsi="Georgia Pro" w:cs="Georgia Pro"/>
+          <w:b/>
+          <w:bCs/>
+          <w:color w:val="000000" w:themeColor="text1"/>
+        </w:rPr>
+      </w:pPr>
+    </w:p>
+    <w:p>
+      <w:pPr>
+        <w:spacing w:after="0" w:line="480" w:lineRule="auto"/>
+        <w:rPr>
+          <w:rFonts w:ascii="Georgia Pro" w:eastAsia="Georgia Pro" w:hAnsi="Georgia Pro" w:cs="Georgia Pro"/>
+          <w:b/>
+          <w:bCs/>
+          <w:color w:val="000000" w:themeColor="text1"/>
+        </w:rPr>
+      </w:pPr>
+      <w:r>
+        <w:rPr>
+          <w:rFonts w:ascii="Georgia Pro" w:eastAsia="Georgia Pro" w:hAnsi="Georgia Pro" w:cs="Georgia Pro"/>
+          <w:b/>
+          <w:bCs/>
+          <w:color w:val="000000" w:themeColor="text1"/>
+        </w:rPr>
+        <w:t>Logout Current Admin Session</w:t>
+      </w:r>
+    </w:p>
+    <w:p>
+      <w:pPr>
+        <w:spacing w:after="0" w:line="480" w:lineRule="auto"/>
+        <w:rPr>
+          <w:rFonts w:ascii="Georgia Pro" w:eastAsia="Georgia Pro" w:hAnsi="Georgia Pro" w:cs="Georgia Pro"/>
+          <w:color w:val="000000" w:themeColor="text1"/>
+        </w:rPr>
+      </w:pPr>
+      <w:r>
+        <w:rPr>
+          <w:rFonts w:ascii="Georgia Pro" w:eastAsia="Georgia Pro" w:hAnsi="Georgia Pro" w:cs="Georgia Pro"/>
+          <w:color w:val="000000" w:themeColor="text1"/>
+        </w:rPr>
+        <w:t xml:space="preserve">In </w:t>
+      </w:r>
+      <w:r>
+        <w:rPr>
+          <w:rFonts w:ascii="Georgia Pro" w:eastAsia="Georgia Pro" w:hAnsi="Georgia Pro" w:cs="Georgia Pro"/>
+          <w:b/>
+          <w:bCs/>
+          <w:color w:val="000000" w:themeColor="text1"/>
+        </w:rPr>
+        <w:t>Azure Cloud Shell</w:t>
+      </w:r>
+      <w:r>
+        <w:rPr>
+          <w:rFonts w:ascii="Georgia Pro" w:eastAsia="Georgia Pro" w:hAnsi="Georgia Pro" w:cs="Georgia Pro"/>
+          <w:color w:val="000000" w:themeColor="text1"/>
+        </w:rPr>
+        <w:t xml:space="preserve"> run:</w:t>
       </w:r>
     </w:p>
     <w:p>
@@ -5756,48 +5743,118 @@
           <w:rFonts w:ascii="Georgia Pro" w:eastAsia="Georgia Pro" w:hAnsi="Georgia Pro" w:cs="Georgia Pro"/>
           <w:color w:val="000000" w:themeColor="text1"/>
         </w:rPr>
-        <w:t xml:space="preserve"> login</w:t>
-      </w:r>
-    </w:p>
-    <w:p>
-      <w:pPr>
-        <w:spacing w:after="0" w:line="480" w:lineRule="auto"/>
-        <w:rPr>
-          <w:rFonts w:ascii="Georgia Pro" w:eastAsia="Georgia Pro" w:hAnsi="Georgia Pro" w:cs="Georgia Pro"/>
-          <w:color w:val="000000" w:themeColor="text1"/>
-        </w:rPr>
-      </w:pPr>
-    </w:p>
-    <w:p>
-      <w:pPr>
-        <w:spacing w:after="0" w:line="480" w:lineRule="auto"/>
-        <w:rPr>
-          <w:rFonts w:ascii="Georgia Pro" w:eastAsia="Georgia Pro" w:hAnsi="Georgia Pro" w:cs="Georgia Pro"/>
-          <w:color w:val="000000" w:themeColor="text1"/>
-        </w:rPr>
-      </w:pPr>
-      <w:r>
-        <w:rPr>
-          <w:rFonts w:ascii="Georgia Pro" w:eastAsia="Georgia Pro" w:hAnsi="Georgia Pro" w:cs="Georgia Pro"/>
-          <w:color w:val="000000" w:themeColor="text1"/>
-        </w:rPr>
-        <w:t>A browser login will appear.</w:t>
-      </w:r>
-    </w:p>
-    <w:p>
-      <w:pPr>
-        <w:spacing w:after="0" w:line="480" w:lineRule="auto"/>
-        <w:rPr>
-          <w:rFonts w:ascii="Georgia Pro" w:eastAsia="Georgia Pro" w:hAnsi="Georgia Pro" w:cs="Georgia Pro"/>
-          <w:color w:val="000000" w:themeColor="text1"/>
-        </w:rPr>
-      </w:pPr>
-      <w:r>
-        <w:rPr>
-          <w:rFonts w:ascii="Georgia Pro" w:eastAsia="Georgia Pro" w:hAnsi="Georgia Pro" w:cs="Georgia Pro"/>
-          <w:color w:val="000000" w:themeColor="text1"/>
-        </w:rPr>
-        <w:t>Login using:</w:t>
+        <w:t xml:space="preserve"> logout</w:t>
+      </w:r>
+    </w:p>
+    <w:p>
+      <w:pPr>
+        <w:spacing w:after="0" w:line="480" w:lineRule="auto"/>
+        <w:rPr>
+          <w:rFonts w:ascii="Georgia Pro" w:eastAsia="Georgia Pro" w:hAnsi="Georgia Pro" w:cs="Georgia Pro"/>
+          <w:color w:val="000000" w:themeColor="text1"/>
+        </w:rPr>
+      </w:pPr>
+    </w:p>
+    <w:p>
+      <w:pPr>
+        <w:spacing w:after="0" w:line="480" w:lineRule="auto"/>
+        <w:rPr>
+          <w:rFonts w:ascii="Georgia Pro" w:eastAsia="Georgia Pro" w:hAnsi="Georgia Pro" w:cs="Georgia Pro"/>
+          <w:color w:val="000000" w:themeColor="text1"/>
+        </w:rPr>
+      </w:pPr>
+      <w:r>
+        <w:rPr>
+          <w:rFonts w:ascii="Georgia Pro" w:eastAsia="Georgia Pro" w:hAnsi="Georgia Pro" w:cs="Georgia Pro"/>
+          <w:color w:val="000000" w:themeColor="text1"/>
+        </w:rPr>
+        <w:t xml:space="preserve">This signs out the </w:t>
+      </w:r>
+      <w:r>
+        <w:rPr>
+          <w:rFonts w:ascii="Georgia Pro" w:eastAsia="Georgia Pro" w:hAnsi="Georgia Pro" w:cs="Georgia Pro"/>
+          <w:b/>
+          <w:bCs/>
+          <w:color w:val="000000" w:themeColor="text1"/>
+        </w:rPr>
+        <w:t>administrator account</w:t>
+      </w:r>
+      <w:r>
+        <w:rPr>
+          <w:rFonts w:ascii="Georgia Pro" w:eastAsia="Georgia Pro" w:hAnsi="Georgia Pro" w:cs="Georgia Pro"/>
+          <w:color w:val="000000" w:themeColor="text1"/>
+        </w:rPr>
+        <w:t>.</w:t>
+      </w:r>
+    </w:p>
+    <w:p>
+      <w:pPr>
+        <w:spacing w:after="0" w:line="480" w:lineRule="auto"/>
+        <w:rPr>
+          <w:rFonts w:ascii="Georgia Pro" w:eastAsia="Georgia Pro" w:hAnsi="Georgia Pro" w:cs="Georgia Pro"/>
+          <w:color w:val="000000" w:themeColor="text1"/>
+        </w:rPr>
+      </w:pPr>
+      <w:r>
+        <w:rPr>
+          <w:rFonts w:ascii="Georgia Pro" w:eastAsia="Georgia Pro" w:hAnsi="Georgia Pro" w:cs="Georgia Pro"/>
+          <w:color w:val="000000" w:themeColor="text1"/>
+        </w:rPr>
+        <w:pict w14:anchorId="469EFE7C">
+          <v:rect id="_x0000_i1042" style="width:0;height:1.5pt" o:hralign="center" o:hrstd="t" o:hr="t" fillcolor="#a0a0a0" stroked="f"/>
+        </w:pict>
+      </w:r>
+    </w:p>
+    <w:p>
+      <w:pPr>
+        <w:spacing w:after="0" w:line="480" w:lineRule="auto"/>
+        <w:rPr>
+          <w:rFonts w:ascii="Georgia Pro" w:eastAsia="Georgia Pro" w:hAnsi="Georgia Pro" w:cs="Georgia Pro"/>
+          <w:b/>
+          <w:bCs/>
+          <w:color w:val="000000" w:themeColor="text1"/>
+        </w:rPr>
+      </w:pPr>
+      <w:r>
+        <w:rPr>
+          <w:rFonts w:ascii="Georgia Pro" w:eastAsia="Georgia Pro" w:hAnsi="Georgia Pro" w:cs="Georgia Pro"/>
+          <w:b/>
+          <w:bCs/>
+          <w:color w:val="000000" w:themeColor="text1"/>
+        </w:rPr>
+        <w:t>Login as the Employee User</w:t>
+      </w:r>
+    </w:p>
+    <w:p>
+      <w:pPr>
+        <w:spacing w:after="0" w:line="480" w:lineRule="auto"/>
+        <w:rPr>
+          <w:rFonts w:ascii="Georgia Pro" w:eastAsia="Georgia Pro" w:hAnsi="Georgia Pro" w:cs="Georgia Pro"/>
+          <w:color w:val="000000" w:themeColor="text1"/>
+        </w:rPr>
+      </w:pPr>
+      <w:r>
+        <w:rPr>
+          <w:rFonts w:ascii="Georgia Pro" w:eastAsia="Georgia Pro" w:hAnsi="Georgia Pro" w:cs="Georgia Pro"/>
+          <w:color w:val="000000" w:themeColor="text1"/>
+        </w:rPr>
+        <w:t xml:space="preserve">Login with the user you created in </w:t>
+      </w:r>
+      <w:r>
+        <w:rPr>
+          <w:rFonts w:ascii="Georgia Pro" w:eastAsia="Georgia Pro" w:hAnsi="Georgia Pro" w:cs="Georgia Pro"/>
+          <w:b/>
+          <w:bCs/>
+          <w:color w:val="000000" w:themeColor="text1"/>
+        </w:rPr>
+        <w:t>Azure Active Directory</w:t>
+      </w:r>
+      <w:r>
+        <w:rPr>
+          <w:rFonts w:ascii="Georgia Pro" w:eastAsia="Georgia Pro" w:hAnsi="Georgia Pro" w:cs="Georgia Pro"/>
+          <w:color w:val="000000" w:themeColor="text1"/>
+        </w:rPr>
+        <w:t>.</w:t>
       </w:r>
     </w:p>
     <w:p>
@@ -5815,37 +5872,62 @@
           <w:color w:val="000000" w:themeColor="text1"/>
         </w:rPr>
       </w:pPr>
-      <w:r>
-        <w:rPr>
-          <w:rFonts w:ascii="Georgia Pro" w:eastAsia="Georgia Pro" w:hAnsi="Georgia Pro" w:cs="Georgia Pro"/>
-          <w:color w:val="000000" w:themeColor="text1"/>
-        </w:rPr>
-        <w:t>randemployee@yourdomain.onmicrosoft.com</w:t>
-      </w:r>
-    </w:p>
-    <w:p>
-      <w:pPr>
-        <w:spacing w:after="0" w:line="480" w:lineRule="auto"/>
-        <w:rPr>
-          <w:rFonts w:ascii="Georgia Pro" w:eastAsia="Georgia Pro" w:hAnsi="Georgia Pro" w:cs="Georgia Pro"/>
-          <w:color w:val="000000" w:themeColor="text1"/>
-        </w:rPr>
-      </w:pPr>
-    </w:p>
-    <w:p>
-      <w:pPr>
-        <w:spacing w:after="0" w:line="480" w:lineRule="auto"/>
-        <w:rPr>
-          <w:rFonts w:ascii="Georgia Pro" w:eastAsia="Georgia Pro" w:hAnsi="Georgia Pro" w:cs="Georgia Pro"/>
-          <w:color w:val="000000" w:themeColor="text1"/>
-        </w:rPr>
-      </w:pPr>
-      <w:r>
-        <w:rPr>
-          <w:rFonts w:ascii="Georgia Pro" w:eastAsia="Georgia Pro" w:hAnsi="Georgia Pro" w:cs="Georgia Pro"/>
-          <w:color w:val="000000" w:themeColor="text1"/>
-        </w:rPr>
-        <w:t>Password:</w:t>
+      <w:proofErr w:type="spellStart"/>
+      <w:r>
+        <w:rPr>
+          <w:rFonts w:ascii="Georgia Pro" w:eastAsia="Georgia Pro" w:hAnsi="Georgia Pro" w:cs="Georgia Pro"/>
+          <w:color w:val="000000" w:themeColor="text1"/>
+        </w:rPr>
+        <w:t>az</w:t>
+      </w:r>
+      <w:proofErr w:type="spellEnd"/>
+      <w:r>
+        <w:rPr>
+          <w:rFonts w:ascii="Georgia Pro" w:eastAsia="Georgia Pro" w:hAnsi="Georgia Pro" w:cs="Georgia Pro"/>
+          <w:color w:val="000000" w:themeColor="text1"/>
+        </w:rPr>
+        <w:t xml:space="preserve"> login</w:t>
+      </w:r>
+    </w:p>
+    <w:p>
+      <w:pPr>
+        <w:spacing w:after="0" w:line="480" w:lineRule="auto"/>
+        <w:rPr>
+          <w:rFonts w:ascii="Georgia Pro" w:eastAsia="Georgia Pro" w:hAnsi="Georgia Pro" w:cs="Georgia Pro"/>
+          <w:color w:val="000000" w:themeColor="text1"/>
+        </w:rPr>
+      </w:pPr>
+    </w:p>
+    <w:p>
+      <w:pPr>
+        <w:spacing w:after="0" w:line="480" w:lineRule="auto"/>
+        <w:rPr>
+          <w:rFonts w:ascii="Georgia Pro" w:eastAsia="Georgia Pro" w:hAnsi="Georgia Pro" w:cs="Georgia Pro"/>
+          <w:color w:val="000000" w:themeColor="text1"/>
+        </w:rPr>
+      </w:pPr>
+      <w:r>
+        <w:rPr>
+          <w:rFonts w:ascii="Georgia Pro" w:eastAsia="Georgia Pro" w:hAnsi="Georgia Pro" w:cs="Georgia Pro"/>
+          <w:color w:val="000000" w:themeColor="text1"/>
+        </w:rPr>
+        <w:t>A browser login will appear.</w:t>
+      </w:r>
+    </w:p>
+    <w:p>
+      <w:pPr>
+        <w:spacing w:after="0" w:line="480" w:lineRule="auto"/>
+        <w:rPr>
+          <w:rFonts w:ascii="Georgia Pro" w:eastAsia="Georgia Pro" w:hAnsi="Georgia Pro" w:cs="Georgia Pro"/>
+          <w:color w:val="000000" w:themeColor="text1"/>
+        </w:rPr>
+      </w:pPr>
+      <w:r>
+        <w:rPr>
+          <w:rFonts w:ascii="Georgia Pro" w:eastAsia="Georgia Pro" w:hAnsi="Georgia Pro" w:cs="Georgia Pro"/>
+          <w:color w:val="000000" w:themeColor="text1"/>
+        </w:rPr>
+        <w:t>Login using:</w:t>
       </w:r>
     </w:p>
     <w:p>
@@ -5868,93 +5950,32 @@
           <w:rFonts w:ascii="Georgia Pro" w:eastAsia="Georgia Pro" w:hAnsi="Georgia Pro" w:cs="Georgia Pro"/>
           <w:color w:val="000000" w:themeColor="text1"/>
         </w:rPr>
-        <w:t>Demo</w:t>
-      </w:r>
-      <w:r>
-        <w:rPr>
-          <w:rFonts w:ascii="Georgia Pro" w:eastAsia="Georgia Pro" w:hAnsi="Georgia Pro" w:cs="Georgia Pro"/>
-          <w:color w:val="000000" w:themeColor="text1"/>
-        </w:rPr>
-        <w:t>@123456</w:t>
-      </w:r>
-    </w:p>
-    <w:p>
-      <w:pPr>
-        <w:spacing w:after="0" w:line="480" w:lineRule="auto"/>
-        <w:rPr>
-          <w:rFonts w:ascii="Georgia Pro" w:eastAsia="Georgia Pro" w:hAnsi="Georgia Pro" w:cs="Georgia Pro"/>
-          <w:color w:val="000000" w:themeColor="text1"/>
-        </w:rPr>
-      </w:pPr>
-    </w:p>
-    <w:p>
-      <w:pPr>
-        <w:spacing w:after="0" w:line="480" w:lineRule="auto"/>
-        <w:rPr>
-          <w:rFonts w:ascii="Georgia Pro" w:eastAsia="Georgia Pro" w:hAnsi="Georgia Pro" w:cs="Georgia Pro"/>
-          <w:color w:val="000000" w:themeColor="text1"/>
-        </w:rPr>
-      </w:pPr>
-      <w:r>
-        <w:rPr>
-          <w:rFonts w:ascii="Georgia Pro" w:eastAsia="Georgia Pro" w:hAnsi="Georgia Pro" w:cs="Georgia Pro"/>
-          <w:color w:val="000000" w:themeColor="text1"/>
-        </w:rPr>
-        <w:t>You may be forced to change the password.</w:t>
-      </w:r>
-    </w:p>
-    <w:p>
-      <w:pPr>
-        <w:spacing w:after="0" w:line="480" w:lineRule="auto"/>
-        <w:rPr>
-          <w:rFonts w:ascii="Georgia Pro" w:eastAsia="Georgia Pro" w:hAnsi="Georgia Pro" w:cs="Georgia Pro"/>
-          <w:color w:val="000000" w:themeColor="text1"/>
-        </w:rPr>
-      </w:pPr>
-      <w:r>
-        <w:rPr>
-          <w:rFonts w:ascii="Georgia Pro" w:eastAsia="Georgia Pro" w:hAnsi="Georgia Pro" w:cs="Georgia Pro"/>
-          <w:color w:val="000000" w:themeColor="text1"/>
-        </w:rPr>
-        <w:pict w14:anchorId="5C95B110">
-          <v:rect id="_x0000_i1044" style="width:0;height:1.5pt" o:hralign="center" o:hrstd="t" o:hr="t" fillcolor="#a0a0a0" stroked="f"/>
-        </w:pict>
-      </w:r>
-    </w:p>
-    <w:p>
-      <w:pPr>
-        <w:spacing w:after="0" w:line="480" w:lineRule="auto"/>
-        <w:rPr>
-          <w:rFonts w:ascii="Georgia Pro" w:eastAsia="Georgia Pro" w:hAnsi="Georgia Pro" w:cs="Georgia Pro"/>
-          <w:b/>
-          <w:bCs/>
-          <w:color w:val="000000" w:themeColor="text1"/>
-        </w:rPr>
-      </w:pPr>
-      <w:r>
-        <w:rPr>
-          <w:rFonts w:ascii="Georgia Pro" w:eastAsia="Georgia Pro" w:hAnsi="Georgia Pro" w:cs="Georgia Pro"/>
-          <w:b/>
-          <w:bCs/>
-          <w:color w:val="000000" w:themeColor="text1"/>
-        </w:rPr>
-        <w:t>Confirm Current Logged User</w:t>
-      </w:r>
-    </w:p>
-    <w:p>
-      <w:pPr>
-        <w:spacing w:after="0" w:line="480" w:lineRule="auto"/>
-        <w:rPr>
-          <w:rFonts w:ascii="Georgia Pro" w:eastAsia="Georgia Pro" w:hAnsi="Georgia Pro" w:cs="Georgia Pro"/>
-          <w:color w:val="000000" w:themeColor="text1"/>
-        </w:rPr>
-      </w:pPr>
-      <w:r>
-        <w:rPr>
-          <w:rFonts w:ascii="Georgia Pro" w:eastAsia="Georgia Pro" w:hAnsi="Georgia Pro" w:cs="Georgia Pro"/>
-          <w:color w:val="000000" w:themeColor="text1"/>
-        </w:rPr>
-        <w:t>Run:</w:t>
+        <w:t>hiteshrandemployee@simplilearnhol24.onmicrosoft.com</w:t>
+      </w:r>
+    </w:p>
+    <w:p>
+      <w:pPr>
+        <w:spacing w:after="0" w:line="480" w:lineRule="auto"/>
+        <w:rPr>
+          <w:rFonts w:ascii="Georgia Pro" w:eastAsia="Georgia Pro" w:hAnsi="Georgia Pro" w:cs="Georgia Pro"/>
+          <w:color w:val="000000" w:themeColor="text1"/>
+        </w:rPr>
+      </w:pPr>
+    </w:p>
+    <w:p>
+      <w:pPr>
+        <w:spacing w:after="0" w:line="480" w:lineRule="auto"/>
+        <w:rPr>
+          <w:rFonts w:ascii="Georgia Pro" w:eastAsia="Georgia Pro" w:hAnsi="Georgia Pro" w:cs="Georgia Pro"/>
+          <w:color w:val="000000" w:themeColor="text1"/>
+        </w:rPr>
+      </w:pPr>
+      <w:r>
+        <w:rPr>
+          <w:rFonts w:ascii="Georgia Pro" w:eastAsia="Georgia Pro" w:hAnsi="Georgia Pro" w:cs="Georgia Pro"/>
+          <w:color w:val="000000" w:themeColor="text1"/>
+        </w:rPr>
+        <w:t>Password:</w:t>
       </w:r>
     </w:p>
     <w:p>
@@ -5972,171 +5993,98 @@
           <w:color w:val="000000" w:themeColor="text1"/>
         </w:rPr>
       </w:pPr>
-      <w:proofErr w:type="spellStart"/>
-      <w:r>
-        <w:rPr>
-          <w:rFonts w:ascii="Georgia Pro" w:eastAsia="Georgia Pro" w:hAnsi="Georgia Pro" w:cs="Georgia Pro"/>
-          <w:color w:val="000000" w:themeColor="text1"/>
-        </w:rPr>
-        <w:t>az</w:t>
-      </w:r>
-      <w:proofErr w:type="spellEnd"/>
-      <w:r>
-        <w:rPr>
-          <w:rFonts w:ascii="Georgia Pro" w:eastAsia="Georgia Pro" w:hAnsi="Georgia Pro" w:cs="Georgia Pro"/>
-          <w:color w:val="000000" w:themeColor="text1"/>
-        </w:rPr>
-        <w:t xml:space="preserve"> account show</w:t>
-      </w:r>
-    </w:p>
-    <w:p>
-      <w:pPr>
-        <w:spacing w:after="0" w:line="480" w:lineRule="auto"/>
-        <w:rPr>
-          <w:rFonts w:ascii="Georgia Pro" w:eastAsia="Georgia Pro" w:hAnsi="Georgia Pro" w:cs="Georgia Pro"/>
-          <w:color w:val="000000" w:themeColor="text1"/>
-        </w:rPr>
-      </w:pPr>
-    </w:p>
-    <w:p>
-      <w:pPr>
-        <w:spacing w:after="0" w:line="480" w:lineRule="auto"/>
-        <w:rPr>
-          <w:rFonts w:ascii="Georgia Pro" w:eastAsia="Georgia Pro" w:hAnsi="Georgia Pro" w:cs="Georgia Pro"/>
-          <w:color w:val="000000" w:themeColor="text1"/>
-        </w:rPr>
-      </w:pPr>
-      <w:r>
-        <w:rPr>
-          <w:rFonts w:ascii="Georgia Pro" w:eastAsia="Georgia Pro" w:hAnsi="Georgia Pro" w:cs="Georgia Pro"/>
-          <w:color w:val="000000" w:themeColor="text1"/>
-        </w:rPr>
-        <w:t xml:space="preserve">Output should show the </w:t>
-      </w:r>
-      <w:r>
+      <w:r>
+        <w:rPr>
+          <w:rFonts w:ascii="Georgia Pro" w:eastAsia="Georgia Pro" w:hAnsi="Georgia Pro" w:cs="Georgia Pro"/>
+          <w:color w:val="000000" w:themeColor="text1"/>
+        </w:rPr>
+        <w:t>Demo</w:t>
+      </w:r>
+      <w:r>
+        <w:rPr>
+          <w:rFonts w:ascii="Georgia Pro" w:eastAsia="Georgia Pro" w:hAnsi="Georgia Pro" w:cs="Georgia Pro"/>
+          <w:color w:val="000000" w:themeColor="text1"/>
+        </w:rPr>
+        <w:t>@123456</w:t>
+      </w:r>
+    </w:p>
+    <w:p>
+      <w:pPr>
+        <w:spacing w:after="0" w:line="480" w:lineRule="auto"/>
+        <w:rPr>
+          <w:rFonts w:ascii="Georgia Pro" w:eastAsia="Georgia Pro" w:hAnsi="Georgia Pro" w:cs="Georgia Pro"/>
+          <w:color w:val="000000" w:themeColor="text1"/>
+        </w:rPr>
+      </w:pPr>
+    </w:p>
+    <w:p>
+      <w:pPr>
+        <w:spacing w:after="0" w:line="480" w:lineRule="auto"/>
+        <w:rPr>
+          <w:rFonts w:ascii="Georgia Pro" w:eastAsia="Georgia Pro" w:hAnsi="Georgia Pro" w:cs="Georgia Pro"/>
+          <w:color w:val="000000" w:themeColor="text1"/>
+        </w:rPr>
+      </w:pPr>
+      <w:r>
+        <w:rPr>
+          <w:rFonts w:ascii="Georgia Pro" w:eastAsia="Georgia Pro" w:hAnsi="Georgia Pro" w:cs="Georgia Pro"/>
+          <w:color w:val="000000" w:themeColor="text1"/>
+        </w:rPr>
+        <w:t>You may be forced to change the password.</w:t>
+      </w:r>
+    </w:p>
+    <w:p>
+      <w:pPr>
+        <w:spacing w:after="0" w:line="480" w:lineRule="auto"/>
+        <w:rPr>
+          <w:rFonts w:ascii="Georgia Pro" w:eastAsia="Georgia Pro" w:hAnsi="Georgia Pro" w:cs="Georgia Pro"/>
+          <w:color w:val="000000" w:themeColor="text1"/>
+        </w:rPr>
+      </w:pPr>
+      <w:r>
+        <w:rPr>
+          <w:rFonts w:ascii="Georgia Pro" w:eastAsia="Georgia Pro" w:hAnsi="Georgia Pro" w:cs="Georgia Pro"/>
+          <w:color w:val="000000" w:themeColor="text1"/>
+        </w:rPr>
+        <w:pict w14:anchorId="5C95B110">
+          <v:rect id="_x0000_i1043" style="width:0;height:1.5pt" o:hralign="center" o:hrstd="t" o:hr="t" fillcolor="#a0a0a0" stroked="f"/>
+        </w:pict>
+      </w:r>
+    </w:p>
+    <w:p>
+      <w:pPr>
+        <w:spacing w:after="0" w:line="480" w:lineRule="auto"/>
         <w:rPr>
           <w:rFonts w:ascii="Georgia Pro" w:eastAsia="Georgia Pro" w:hAnsi="Georgia Pro" w:cs="Georgia Pro"/>
           <w:b/>
           <w:bCs/>
           <w:color w:val="000000" w:themeColor="text1"/>
         </w:rPr>
-        <w:t>employee account</w:t>
-      </w:r>
-      <w:r>
-        <w:rPr>
-          <w:rFonts w:ascii="Georgia Pro" w:eastAsia="Georgia Pro" w:hAnsi="Georgia Pro" w:cs="Georgia Pro"/>
-          <w:color w:val="000000" w:themeColor="text1"/>
-        </w:rPr>
-        <w:t>, not admin.</w:t>
-      </w:r>
-    </w:p>
-    <w:p>
-      <w:pPr>
-        <w:spacing w:after="0" w:line="480" w:lineRule="auto"/>
-        <w:rPr>
-          <w:rFonts w:ascii="Georgia Pro" w:eastAsia="Georgia Pro" w:hAnsi="Georgia Pro" w:cs="Georgia Pro"/>
-          <w:color w:val="000000" w:themeColor="text1"/>
-        </w:rPr>
-      </w:pPr>
-      <w:r>
-        <w:rPr>
-          <w:rFonts w:ascii="Georgia Pro" w:eastAsia="Georgia Pro" w:hAnsi="Georgia Pro" w:cs="Georgia Pro"/>
-          <w:color w:val="000000" w:themeColor="text1"/>
-        </w:rPr>
-        <w:pict w14:anchorId="75B6A0BB">
-          <v:rect id="_x0000_i1045" style="width:0;height:1.5pt" o:hralign="center" o:hrstd="t" o:hr="t" fillcolor="#a0a0a0" stroked="f"/>
-        </w:pict>
-      </w:r>
-    </w:p>
-    <w:p>
-      <w:pPr>
-        <w:spacing w:after="0" w:line="480" w:lineRule="auto"/>
+      </w:pPr>
+      <w:r>
         <w:rPr>
           <w:rFonts w:ascii="Georgia Pro" w:eastAsia="Georgia Pro" w:hAnsi="Georgia Pro" w:cs="Georgia Pro"/>
           <w:b/>
           <w:bCs/>
           <w:color w:val="000000" w:themeColor="text1"/>
         </w:rPr>
-      </w:pPr>
-      <w:r>
-        <w:rPr>
-          <w:rFonts w:ascii="Georgia Pro" w:eastAsia="Georgia Pro" w:hAnsi="Georgia Pro" w:cs="Georgia Pro"/>
-          <w:b/>
-          <w:bCs/>
-          <w:color w:val="000000" w:themeColor="text1"/>
-        </w:rPr>
-        <w:lastRenderedPageBreak/>
-        <w:t>Test Allowed Permissions</w:t>
-      </w:r>
-    </w:p>
-    <w:p>
-      <w:pPr>
-        <w:spacing w:after="0" w:line="480" w:lineRule="auto"/>
-        <w:rPr>
-          <w:rFonts w:ascii="Georgia Pro" w:eastAsia="Georgia Pro" w:hAnsi="Georgia Pro" w:cs="Georgia Pro"/>
-          <w:color w:val="000000" w:themeColor="text1"/>
-        </w:rPr>
-      </w:pPr>
-      <w:r>
-        <w:rPr>
-          <w:rFonts w:ascii="Georgia Pro" w:eastAsia="Georgia Pro" w:hAnsi="Georgia Pro" w:cs="Georgia Pro"/>
-          <w:color w:val="000000" w:themeColor="text1"/>
-        </w:rPr>
-        <w:t xml:space="preserve">These should </w:t>
-      </w:r>
-      <w:r>
-        <w:rPr>
-          <w:rFonts w:ascii="Georgia Pro" w:eastAsia="Georgia Pro" w:hAnsi="Georgia Pro" w:cs="Georgia Pro"/>
-          <w:b/>
-          <w:bCs/>
-          <w:color w:val="000000" w:themeColor="text1"/>
-        </w:rPr>
-        <w:t>work successfully</w:t>
-      </w:r>
-      <w:r>
-        <w:rPr>
-          <w:rFonts w:ascii="Georgia Pro" w:eastAsia="Georgia Pro" w:hAnsi="Georgia Pro" w:cs="Georgia Pro"/>
-          <w:color w:val="000000" w:themeColor="text1"/>
-        </w:rPr>
-        <w:t>.</w:t>
-      </w:r>
-    </w:p>
-    <w:p>
-      <w:pPr>
-        <w:spacing w:after="0" w:line="480" w:lineRule="auto"/>
-        <w:rPr>
-          <w:rFonts w:ascii="Georgia Pro" w:eastAsia="Georgia Pro" w:hAnsi="Georgia Pro" w:cs="Georgia Pro"/>
-          <w:color w:val="000000" w:themeColor="text1"/>
-        </w:rPr>
-      </w:pPr>
-      <w:r>
-        <w:rPr>
-          <w:rFonts w:ascii="Georgia Pro" w:eastAsia="Georgia Pro" w:hAnsi="Georgia Pro" w:cs="Georgia Pro"/>
-          <w:color w:val="000000" w:themeColor="text1"/>
-        </w:rPr>
-        <w:pict w14:anchorId="7A4111AD">
-          <v:rect id="_x0000_i1046" style="width:0;height:1.5pt" o:hralign="center" o:hrstd="t" o:hr="t" fillcolor="#a0a0a0" stroked="f"/>
-        </w:pict>
-      </w:r>
-    </w:p>
-    <w:p>
-      <w:pPr>
-        <w:spacing w:after="0" w:line="480" w:lineRule="auto"/>
-        <w:rPr>
-          <w:rFonts w:ascii="Georgia Pro" w:eastAsia="Georgia Pro" w:hAnsi="Georgia Pro" w:cs="Georgia Pro"/>
-          <w:b/>
-          <w:bCs/>
-          <w:color w:val="000000" w:themeColor="text1"/>
-        </w:rPr>
-      </w:pPr>
-      <w:r>
-        <w:rPr>
-          <w:rFonts w:ascii="Georgia Pro" w:eastAsia="Georgia Pro" w:hAnsi="Georgia Pro" w:cs="Georgia Pro"/>
-          <w:b/>
-          <w:bCs/>
-          <w:color w:val="000000" w:themeColor="text1"/>
-        </w:rPr>
-        <w:t>Test 1 — Read Virtual Machines</w:t>
+        <w:t>Confirm Current Logged User</w:t>
+      </w:r>
+    </w:p>
+    <w:p>
+      <w:pPr>
+        <w:spacing w:after="0" w:line="480" w:lineRule="auto"/>
+        <w:rPr>
+          <w:rFonts w:ascii="Georgia Pro" w:eastAsia="Georgia Pro" w:hAnsi="Georgia Pro" w:cs="Georgia Pro"/>
+          <w:color w:val="000000" w:themeColor="text1"/>
+        </w:rPr>
+      </w:pPr>
+      <w:r>
+        <w:rPr>
+          <w:rFonts w:ascii="Georgia Pro" w:eastAsia="Georgia Pro" w:hAnsi="Georgia Pro" w:cs="Georgia Pro"/>
+          <w:color w:val="000000" w:themeColor="text1"/>
+        </w:rPr>
+        <w:t>Run:</w:t>
       </w:r>
     </w:p>
     <w:p>
@@ -6168,48 +6116,32 @@
           <w:rFonts w:ascii="Georgia Pro" w:eastAsia="Georgia Pro" w:hAnsi="Georgia Pro" w:cs="Georgia Pro"/>
           <w:color w:val="000000" w:themeColor="text1"/>
         </w:rPr>
-        <w:t xml:space="preserve"> </w:t>
-      </w:r>
-      <w:proofErr w:type="spellStart"/>
-      <w:r>
-        <w:rPr>
-          <w:rFonts w:ascii="Georgia Pro" w:eastAsia="Georgia Pro" w:hAnsi="Georgia Pro" w:cs="Georgia Pro"/>
-          <w:color w:val="000000" w:themeColor="text1"/>
-        </w:rPr>
-        <w:t>vm</w:t>
-      </w:r>
-      <w:proofErr w:type="spellEnd"/>
-      <w:r>
-        <w:rPr>
-          <w:rFonts w:ascii="Georgia Pro" w:eastAsia="Georgia Pro" w:hAnsi="Georgia Pro" w:cs="Georgia Pro"/>
-          <w:color w:val="000000" w:themeColor="text1"/>
-        </w:rPr>
-        <w:t xml:space="preserve"> list --output table</w:t>
-      </w:r>
-    </w:p>
-    <w:p>
-      <w:pPr>
-        <w:spacing w:after="0" w:line="480" w:lineRule="auto"/>
-        <w:rPr>
-          <w:rFonts w:ascii="Georgia Pro" w:eastAsia="Georgia Pro" w:hAnsi="Georgia Pro" w:cs="Georgia Pro"/>
-          <w:color w:val="000000" w:themeColor="text1"/>
-        </w:rPr>
-      </w:pPr>
-    </w:p>
-    <w:p>
-      <w:pPr>
-        <w:spacing w:after="0" w:line="480" w:lineRule="auto"/>
-        <w:rPr>
-          <w:rFonts w:ascii="Georgia Pro" w:eastAsia="Georgia Pro" w:hAnsi="Georgia Pro" w:cs="Georgia Pro"/>
-          <w:color w:val="000000" w:themeColor="text1"/>
-        </w:rPr>
-      </w:pPr>
-      <w:r>
-        <w:rPr>
-          <w:rFonts w:ascii="Georgia Pro" w:eastAsia="Georgia Pro" w:hAnsi="Georgia Pro" w:cs="Georgia Pro"/>
-          <w:color w:val="000000" w:themeColor="text1"/>
-        </w:rPr>
-        <w:t xml:space="preserve">Expected: </w:t>
+        <w:t xml:space="preserve"> account show</w:t>
+      </w:r>
+    </w:p>
+    <w:p>
+      <w:pPr>
+        <w:spacing w:after="0" w:line="480" w:lineRule="auto"/>
+        <w:rPr>
+          <w:rFonts w:ascii="Georgia Pro" w:eastAsia="Georgia Pro" w:hAnsi="Georgia Pro" w:cs="Georgia Pro"/>
+          <w:color w:val="000000" w:themeColor="text1"/>
+        </w:rPr>
+      </w:pPr>
+    </w:p>
+    <w:p>
+      <w:pPr>
+        <w:spacing w:after="0" w:line="480" w:lineRule="auto"/>
+        <w:rPr>
+          <w:rFonts w:ascii="Georgia Pro" w:eastAsia="Georgia Pro" w:hAnsi="Georgia Pro" w:cs="Georgia Pro"/>
+          <w:color w:val="000000" w:themeColor="text1"/>
+        </w:rPr>
+      </w:pPr>
+      <w:r>
+        <w:rPr>
+          <w:rFonts w:ascii="Georgia Pro" w:eastAsia="Georgia Pro" w:hAnsi="Georgia Pro" w:cs="Georgia Pro"/>
+          <w:color w:val="000000" w:themeColor="text1"/>
+        </w:rPr>
+        <w:t xml:space="preserve">Output should show the </w:t>
       </w:r>
       <w:r>
         <w:rPr>
@@ -6218,110 +6150,74 @@
           <w:bCs/>
           <w:color w:val="000000" w:themeColor="text1"/>
         </w:rPr>
-        <w:t>Success</w:t>
-      </w:r>
-    </w:p>
-    <w:p>
-      <w:pPr>
-        <w:spacing w:after="0" w:line="480" w:lineRule="auto"/>
-        <w:rPr>
-          <w:rFonts w:ascii="Georgia Pro" w:eastAsia="Georgia Pro" w:hAnsi="Georgia Pro" w:cs="Georgia Pro"/>
-          <w:color w:val="000000" w:themeColor="text1"/>
-        </w:rPr>
-      </w:pPr>
-      <w:r>
-        <w:rPr>
-          <w:rFonts w:ascii="Georgia Pro" w:eastAsia="Georgia Pro" w:hAnsi="Georgia Pro" w:cs="Georgia Pro"/>
-          <w:color w:val="000000" w:themeColor="text1"/>
-        </w:rPr>
-        <w:t xml:space="preserve">User can </w:t>
-      </w:r>
-      <w:r>
+        <w:t>employee account</w:t>
+      </w:r>
+      <w:r>
+        <w:rPr>
+          <w:rFonts w:ascii="Georgia Pro" w:eastAsia="Georgia Pro" w:hAnsi="Georgia Pro" w:cs="Georgia Pro"/>
+          <w:color w:val="000000" w:themeColor="text1"/>
+        </w:rPr>
+        <w:t>, not admin.</w:t>
+      </w:r>
+    </w:p>
+    <w:p>
+      <w:pPr>
+        <w:spacing w:after="0" w:line="480" w:lineRule="auto"/>
+        <w:rPr>
+          <w:rFonts w:ascii="Georgia Pro" w:eastAsia="Georgia Pro" w:hAnsi="Georgia Pro" w:cs="Georgia Pro"/>
+          <w:color w:val="000000" w:themeColor="text1"/>
+        </w:rPr>
+      </w:pPr>
+      <w:r>
+        <w:rPr>
+          <w:rFonts w:ascii="Georgia Pro" w:eastAsia="Georgia Pro" w:hAnsi="Georgia Pro" w:cs="Georgia Pro"/>
+          <w:color w:val="000000" w:themeColor="text1"/>
+        </w:rPr>
+        <w:pict w14:anchorId="75B6A0BB">
+          <v:rect id="_x0000_i1044" style="width:0;height:1.5pt" o:hralign="center" o:hrstd="t" o:hr="t" fillcolor="#a0a0a0" stroked="f"/>
+        </w:pict>
+      </w:r>
+    </w:p>
+    <w:p>
+      <w:pPr>
+        <w:spacing w:after="0" w:line="480" w:lineRule="auto"/>
         <w:rPr>
           <w:rFonts w:ascii="Georgia Pro" w:eastAsia="Georgia Pro" w:hAnsi="Georgia Pro" w:cs="Georgia Pro"/>
           <w:b/>
           <w:bCs/>
           <w:color w:val="000000" w:themeColor="text1"/>
-        </w:rPr>
-        <w:t>view VMs</w:t>
-      </w:r>
-      <w:r>
-        <w:rPr>
-          <w:rFonts w:ascii="Georgia Pro" w:eastAsia="Georgia Pro" w:hAnsi="Georgia Pro" w:cs="Georgia Pro"/>
-          <w:color w:val="000000" w:themeColor="text1"/>
-        </w:rPr>
-        <w:t xml:space="preserve"> because role allows:</w:t>
-      </w:r>
-    </w:p>
-    <w:p>
-      <w:pPr>
-        <w:spacing w:after="0" w:line="480" w:lineRule="auto"/>
-        <w:rPr>
-          <w:rFonts w:ascii="Georgia Pro" w:eastAsia="Georgia Pro" w:hAnsi="Georgia Pro" w:cs="Georgia Pro"/>
-          <w:color w:val="000000" w:themeColor="text1"/>
-        </w:rPr>
-      </w:pPr>
-      <w:proofErr w:type="spellStart"/>
-      <w:r>
-        <w:rPr>
-          <w:rFonts w:ascii="Georgia Pro" w:eastAsia="Georgia Pro" w:hAnsi="Georgia Pro" w:cs="Georgia Pro"/>
-          <w:color w:val="000000" w:themeColor="text1"/>
-        </w:rPr>
-        <w:t>Microsoft.Compute</w:t>
-      </w:r>
-      <w:proofErr w:type="spellEnd"/>
-      <w:r>
-        <w:rPr>
-          <w:rFonts w:ascii="Georgia Pro" w:eastAsia="Georgia Pro" w:hAnsi="Georgia Pro" w:cs="Georgia Pro"/>
-          <w:color w:val="000000" w:themeColor="text1"/>
-        </w:rPr>
-        <w:t>/</w:t>
-      </w:r>
-      <w:proofErr w:type="spellStart"/>
-      <w:r>
-        <w:rPr>
-          <w:rFonts w:ascii="Georgia Pro" w:eastAsia="Georgia Pro" w:hAnsi="Georgia Pro" w:cs="Georgia Pro"/>
-          <w:color w:val="000000" w:themeColor="text1"/>
-        </w:rPr>
-        <w:t>virtualMachines</w:t>
-      </w:r>
-      <w:proofErr w:type="spellEnd"/>
-      <w:r>
-        <w:rPr>
-          <w:rFonts w:ascii="Georgia Pro" w:eastAsia="Georgia Pro" w:hAnsi="Georgia Pro" w:cs="Georgia Pro"/>
-          <w:color w:val="000000" w:themeColor="text1"/>
-        </w:rPr>
-        <w:t>/read</w:t>
-      </w:r>
-    </w:p>
-    <w:p>
-      <w:pPr>
-        <w:spacing w:after="0" w:line="480" w:lineRule="auto"/>
-        <w:rPr>
-          <w:rFonts w:ascii="Georgia Pro" w:eastAsia="Georgia Pro" w:hAnsi="Georgia Pro" w:cs="Georgia Pro"/>
-          <w:color w:val="000000" w:themeColor="text1"/>
-        </w:rPr>
-      </w:pPr>
-      <w:r>
-        <w:rPr>
-          <w:rFonts w:ascii="Georgia Pro" w:eastAsia="Georgia Pro" w:hAnsi="Georgia Pro" w:cs="Georgia Pro"/>
-          <w:color w:val="000000" w:themeColor="text1"/>
-        </w:rPr>
-        <w:pict w14:anchorId="2D5021D8">
-          <v:rect id="_x0000_i1047" style="width:0;height:1.5pt" o:hralign="center" o:hrstd="t" o:hr="t" fillcolor="#a0a0a0" stroked="f"/>
-        </w:pict>
-      </w:r>
-    </w:p>
-    <w:p>
-      <w:pPr>
-        <w:spacing w:after="0" w:line="480" w:lineRule="auto"/>
+          <w:sz w:val="40"/>
+          <w:szCs w:val="40"/>
+        </w:rPr>
+      </w:pPr>
+      <w:r>
         <w:rPr>
           <w:rFonts w:ascii="Georgia Pro" w:eastAsia="Georgia Pro" w:hAnsi="Georgia Pro" w:cs="Georgia Pro"/>
           <w:b/>
           <w:bCs/>
           <w:color w:val="000000" w:themeColor="text1"/>
-        </w:rPr>
-      </w:pPr>
+          <w:sz w:val="40"/>
+          <w:szCs w:val="40"/>
+        </w:rPr>
+        <w:lastRenderedPageBreak/>
+        <w:t>Test Allowed Permissions</w:t>
+      </w:r>
+    </w:p>
+    <w:p>
+      <w:pPr>
+        <w:spacing w:after="0" w:line="480" w:lineRule="auto"/>
+        <w:rPr>
+          <w:rFonts w:ascii="Georgia Pro" w:eastAsia="Georgia Pro" w:hAnsi="Georgia Pro" w:cs="Georgia Pro"/>
+          <w:color w:val="000000" w:themeColor="text1"/>
+        </w:rPr>
+      </w:pPr>
+      <w:r>
+        <w:rPr>
+          <w:rFonts w:ascii="Georgia Pro" w:eastAsia="Georgia Pro" w:hAnsi="Georgia Pro" w:cs="Georgia Pro"/>
+          <w:color w:val="000000" w:themeColor="text1"/>
+        </w:rPr>
+        <w:t xml:space="preserve">These should </w:t>
+      </w:r>
       <w:r>
         <w:rPr>
           <w:rFonts w:ascii="Georgia Pro" w:eastAsia="Georgia Pro" w:hAnsi="Georgia Pro" w:cs="Georgia Pro"/>
@@ -6329,39 +6225,52 @@
           <w:bCs/>
           <w:color w:val="000000" w:themeColor="text1"/>
         </w:rPr>
-        <w:t>Test 2 — Start VM</w:t>
-      </w:r>
-    </w:p>
-    <w:p>
-      <w:pPr>
-        <w:spacing w:after="0" w:line="480" w:lineRule="auto"/>
-        <w:rPr>
-          <w:rFonts w:ascii="Georgia Pro" w:eastAsia="Georgia Pro" w:hAnsi="Georgia Pro" w:cs="Georgia Pro"/>
-          <w:color w:val="000000" w:themeColor="text1"/>
-        </w:rPr>
-      </w:pPr>
-      <w:r>
-        <w:rPr>
-          <w:rFonts w:ascii="Georgia Pro" w:eastAsia="Georgia Pro" w:hAnsi="Georgia Pro" w:cs="Georgia Pro"/>
-          <w:color w:val="000000" w:themeColor="text1"/>
-        </w:rPr>
-        <w:t>Stop the VM first (admin must do this if running).</w:t>
-      </w:r>
-    </w:p>
-    <w:p>
-      <w:pPr>
-        <w:spacing w:after="0" w:line="480" w:lineRule="auto"/>
-        <w:rPr>
-          <w:rFonts w:ascii="Georgia Pro" w:eastAsia="Georgia Pro" w:hAnsi="Georgia Pro" w:cs="Georgia Pro"/>
-          <w:color w:val="000000" w:themeColor="text1"/>
-        </w:rPr>
-      </w:pPr>
-      <w:r>
-        <w:rPr>
-          <w:rFonts w:ascii="Georgia Pro" w:eastAsia="Georgia Pro" w:hAnsi="Georgia Pro" w:cs="Georgia Pro"/>
-          <w:color w:val="000000" w:themeColor="text1"/>
-        </w:rPr>
-        <w:t>Then user runs:</w:t>
+        <w:t>work successfully</w:t>
+      </w:r>
+      <w:r>
+        <w:rPr>
+          <w:rFonts w:ascii="Georgia Pro" w:eastAsia="Georgia Pro" w:hAnsi="Georgia Pro" w:cs="Georgia Pro"/>
+          <w:color w:val="000000" w:themeColor="text1"/>
+        </w:rPr>
+        <w:t>.</w:t>
+      </w:r>
+    </w:p>
+    <w:p>
+      <w:pPr>
+        <w:spacing w:after="0" w:line="480" w:lineRule="auto"/>
+        <w:rPr>
+          <w:rFonts w:ascii="Georgia Pro" w:eastAsia="Georgia Pro" w:hAnsi="Georgia Pro" w:cs="Georgia Pro"/>
+          <w:color w:val="000000" w:themeColor="text1"/>
+        </w:rPr>
+      </w:pPr>
+      <w:r>
+        <w:rPr>
+          <w:rFonts w:ascii="Georgia Pro" w:eastAsia="Georgia Pro" w:hAnsi="Georgia Pro" w:cs="Georgia Pro"/>
+          <w:color w:val="000000" w:themeColor="text1"/>
+        </w:rPr>
+        <w:pict w14:anchorId="7A4111AD">
+          <v:rect id="_x0000_i1045" style="width:0;height:1.5pt" o:hralign="center" o:hrstd="t" o:hr="t" fillcolor="#a0a0a0" stroked="f"/>
+        </w:pict>
+      </w:r>
+    </w:p>
+    <w:p>
+      <w:pPr>
+        <w:spacing w:after="0" w:line="480" w:lineRule="auto"/>
+        <w:rPr>
+          <w:rFonts w:ascii="Georgia Pro" w:eastAsia="Georgia Pro" w:hAnsi="Georgia Pro" w:cs="Georgia Pro"/>
+          <w:b/>
+          <w:bCs/>
+          <w:color w:val="000000" w:themeColor="text1"/>
+        </w:rPr>
+      </w:pPr>
+      <w:r>
+        <w:rPr>
+          <w:rFonts w:ascii="Georgia Pro" w:eastAsia="Georgia Pro" w:hAnsi="Georgia Pro" w:cs="Georgia Pro"/>
+          <w:b/>
+          <w:bCs/>
+          <w:color w:val="000000" w:themeColor="text1"/>
+        </w:rPr>
+        <w:t>Test 1 — Read Virtual Machines</w:t>
       </w:r>
     </w:p>
     <w:p>
@@ -6409,7 +6318,193 @@
           <w:rFonts w:ascii="Georgia Pro" w:eastAsia="Georgia Pro" w:hAnsi="Georgia Pro" w:cs="Georgia Pro"/>
           <w:color w:val="000000" w:themeColor="text1"/>
         </w:rPr>
-        <w:t xml:space="preserve"> start \</w:t>
+        <w:t xml:space="preserve"> list --output table</w:t>
+      </w:r>
+    </w:p>
+    <w:p>
+      <w:pPr>
+        <w:spacing w:after="0" w:line="480" w:lineRule="auto"/>
+        <w:rPr>
+          <w:rFonts w:ascii="Georgia Pro" w:eastAsia="Georgia Pro" w:hAnsi="Georgia Pro" w:cs="Georgia Pro"/>
+          <w:color w:val="000000" w:themeColor="text1"/>
+        </w:rPr>
+      </w:pPr>
+    </w:p>
+    <w:p>
+      <w:pPr>
+        <w:spacing w:after="0" w:line="480" w:lineRule="auto"/>
+        <w:rPr>
+          <w:rFonts w:ascii="Georgia Pro" w:eastAsia="Georgia Pro" w:hAnsi="Georgia Pro" w:cs="Georgia Pro"/>
+          <w:color w:val="000000" w:themeColor="text1"/>
+        </w:rPr>
+      </w:pPr>
+      <w:r>
+        <w:rPr>
+          <w:rFonts w:ascii="Georgia Pro" w:eastAsia="Georgia Pro" w:hAnsi="Georgia Pro" w:cs="Georgia Pro"/>
+          <w:color w:val="000000" w:themeColor="text1"/>
+        </w:rPr>
+        <w:t xml:space="preserve">Expected: </w:t>
+      </w:r>
+      <w:r>
+        <w:rPr>
+          <w:rFonts w:ascii="Georgia Pro" w:eastAsia="Georgia Pro" w:hAnsi="Georgia Pro" w:cs="Georgia Pro"/>
+          <w:b/>
+          <w:bCs/>
+          <w:color w:val="000000" w:themeColor="text1"/>
+        </w:rPr>
+        <w:t>Success</w:t>
+      </w:r>
+    </w:p>
+    <w:p>
+      <w:pPr>
+        <w:spacing w:after="0" w:line="480" w:lineRule="auto"/>
+        <w:rPr>
+          <w:rFonts w:ascii="Georgia Pro" w:eastAsia="Georgia Pro" w:hAnsi="Georgia Pro" w:cs="Georgia Pro"/>
+          <w:color w:val="000000" w:themeColor="text1"/>
+        </w:rPr>
+      </w:pPr>
+      <w:proofErr w:type="gramStart"/>
+      <w:r>
+        <w:rPr>
+          <w:rFonts w:ascii="Georgia Pro" w:eastAsia="Georgia Pro" w:hAnsi="Georgia Pro" w:cs="Georgia Pro"/>
+          <w:color w:val="000000" w:themeColor="text1"/>
+        </w:rPr>
+        <w:t>User</w:t>
+      </w:r>
+      <w:proofErr w:type="gramEnd"/>
+      <w:r>
+        <w:rPr>
+          <w:rFonts w:ascii="Georgia Pro" w:eastAsia="Georgia Pro" w:hAnsi="Georgia Pro" w:cs="Georgia Pro"/>
+          <w:color w:val="000000" w:themeColor="text1"/>
+        </w:rPr>
+        <w:t xml:space="preserve"> can </w:t>
+      </w:r>
+      <w:r>
+        <w:rPr>
+          <w:rFonts w:ascii="Georgia Pro" w:eastAsia="Georgia Pro" w:hAnsi="Georgia Pro" w:cs="Georgia Pro"/>
+          <w:b/>
+          <w:bCs/>
+          <w:color w:val="000000" w:themeColor="text1"/>
+        </w:rPr>
+        <w:t>view VMs</w:t>
+      </w:r>
+      <w:r>
+        <w:rPr>
+          <w:rFonts w:ascii="Georgia Pro" w:eastAsia="Georgia Pro" w:hAnsi="Georgia Pro" w:cs="Georgia Pro"/>
+          <w:color w:val="000000" w:themeColor="text1"/>
+        </w:rPr>
+        <w:t xml:space="preserve"> because role allows:</w:t>
+      </w:r>
+    </w:p>
+    <w:p>
+      <w:pPr>
+        <w:spacing w:after="0" w:line="480" w:lineRule="auto"/>
+        <w:rPr>
+          <w:rFonts w:ascii="Georgia Pro" w:eastAsia="Georgia Pro" w:hAnsi="Georgia Pro" w:cs="Georgia Pro"/>
+          <w:color w:val="000000" w:themeColor="text1"/>
+        </w:rPr>
+      </w:pPr>
+      <w:proofErr w:type="spellStart"/>
+      <w:r>
+        <w:rPr>
+          <w:rFonts w:ascii="Georgia Pro" w:eastAsia="Georgia Pro" w:hAnsi="Georgia Pro" w:cs="Georgia Pro"/>
+          <w:color w:val="000000" w:themeColor="text1"/>
+        </w:rPr>
+        <w:t>Microsoft.Compute</w:t>
+      </w:r>
+      <w:proofErr w:type="spellEnd"/>
+      <w:r>
+        <w:rPr>
+          <w:rFonts w:ascii="Georgia Pro" w:eastAsia="Georgia Pro" w:hAnsi="Georgia Pro" w:cs="Georgia Pro"/>
+          <w:color w:val="000000" w:themeColor="text1"/>
+        </w:rPr>
+        <w:t>/</w:t>
+      </w:r>
+      <w:proofErr w:type="spellStart"/>
+      <w:r>
+        <w:rPr>
+          <w:rFonts w:ascii="Georgia Pro" w:eastAsia="Georgia Pro" w:hAnsi="Georgia Pro" w:cs="Georgia Pro"/>
+          <w:color w:val="000000" w:themeColor="text1"/>
+        </w:rPr>
+        <w:t>virtualMachines</w:t>
+      </w:r>
+      <w:proofErr w:type="spellEnd"/>
+      <w:r>
+        <w:rPr>
+          <w:rFonts w:ascii="Georgia Pro" w:eastAsia="Georgia Pro" w:hAnsi="Georgia Pro" w:cs="Georgia Pro"/>
+          <w:color w:val="000000" w:themeColor="text1"/>
+        </w:rPr>
+        <w:t>/read</w:t>
+      </w:r>
+    </w:p>
+    <w:p>
+      <w:pPr>
+        <w:spacing w:after="0" w:line="480" w:lineRule="auto"/>
+        <w:rPr>
+          <w:rFonts w:ascii="Georgia Pro" w:eastAsia="Georgia Pro" w:hAnsi="Georgia Pro" w:cs="Georgia Pro"/>
+          <w:color w:val="000000" w:themeColor="text1"/>
+        </w:rPr>
+      </w:pPr>
+      <w:r>
+        <w:rPr>
+          <w:rFonts w:ascii="Georgia Pro" w:eastAsia="Georgia Pro" w:hAnsi="Georgia Pro" w:cs="Georgia Pro"/>
+          <w:color w:val="000000" w:themeColor="text1"/>
+        </w:rPr>
+        <w:pict w14:anchorId="2D5021D8">
+          <v:rect id="_x0000_i1046" style="width:0;height:1.5pt" o:hralign="center" o:hrstd="t" o:hr="t" fillcolor="#a0a0a0" stroked="f"/>
+        </w:pict>
+      </w:r>
+    </w:p>
+    <w:p>
+      <w:pPr>
+        <w:spacing w:after="0" w:line="480" w:lineRule="auto"/>
+        <w:rPr>
+          <w:rFonts w:ascii="Georgia Pro" w:eastAsia="Georgia Pro" w:hAnsi="Georgia Pro" w:cs="Georgia Pro"/>
+          <w:b/>
+          <w:bCs/>
+          <w:color w:val="000000" w:themeColor="text1"/>
+        </w:rPr>
+      </w:pPr>
+      <w:r>
+        <w:rPr>
+          <w:rFonts w:ascii="Georgia Pro" w:eastAsia="Georgia Pro" w:hAnsi="Georgia Pro" w:cs="Georgia Pro"/>
+          <w:b/>
+          <w:bCs/>
+          <w:color w:val="000000" w:themeColor="text1"/>
+        </w:rPr>
+        <w:t>Test 2 — Start VM</w:t>
+      </w:r>
+    </w:p>
+    <w:p>
+      <w:pPr>
+        <w:spacing w:after="0" w:line="480" w:lineRule="auto"/>
+        <w:rPr>
+          <w:rFonts w:ascii="Georgia Pro" w:eastAsia="Georgia Pro" w:hAnsi="Georgia Pro" w:cs="Georgia Pro"/>
+          <w:color w:val="000000" w:themeColor="text1"/>
+        </w:rPr>
+      </w:pPr>
+      <w:r>
+        <w:rPr>
+          <w:rFonts w:ascii="Georgia Pro" w:eastAsia="Georgia Pro" w:hAnsi="Georgia Pro" w:cs="Georgia Pro"/>
+          <w:color w:val="000000" w:themeColor="text1"/>
+        </w:rPr>
+        <w:t>Stop the VM first (admin must do this if running).</w:t>
+      </w:r>
+    </w:p>
+    <w:p>
+      <w:pPr>
+        <w:spacing w:after="0" w:line="480" w:lineRule="auto"/>
+        <w:rPr>
+          <w:rFonts w:ascii="Georgia Pro" w:eastAsia="Georgia Pro" w:hAnsi="Georgia Pro" w:cs="Georgia Pro"/>
+          <w:color w:val="000000" w:themeColor="text1"/>
+        </w:rPr>
+      </w:pPr>
+      <w:r>
+        <w:rPr>
+          <w:rFonts w:ascii="Georgia Pro" w:eastAsia="Georgia Pro" w:hAnsi="Georgia Pro" w:cs="Georgia Pro"/>
+          <w:color w:val="000000" w:themeColor="text1"/>
+        </w:rPr>
+        <w:t>Then user runs:</w:t>
       </w:r>
     </w:p>
     <w:p>
@@ -6427,12 +6522,37 @@
           <w:color w:val="000000" w:themeColor="text1"/>
         </w:rPr>
       </w:pPr>
-      <w:r>
-        <w:rPr>
-          <w:rFonts w:ascii="Georgia Pro" w:eastAsia="Georgia Pro" w:hAnsi="Georgia Pro" w:cs="Georgia Pro"/>
-          <w:color w:val="000000" w:themeColor="text1"/>
-        </w:rPr>
-        <w:t>--name VM1 \</w:t>
+      <w:proofErr w:type="spellStart"/>
+      <w:r>
+        <w:rPr>
+          <w:rFonts w:ascii="Georgia Pro" w:eastAsia="Georgia Pro" w:hAnsi="Georgia Pro" w:cs="Georgia Pro"/>
+          <w:color w:val="000000" w:themeColor="text1"/>
+        </w:rPr>
+        <w:t>az</w:t>
+      </w:r>
+      <w:proofErr w:type="spellEnd"/>
+      <w:r>
+        <w:rPr>
+          <w:rFonts w:ascii="Georgia Pro" w:eastAsia="Georgia Pro" w:hAnsi="Georgia Pro" w:cs="Georgia Pro"/>
+          <w:color w:val="000000" w:themeColor="text1"/>
+        </w:rPr>
+        <w:t xml:space="preserve"> </w:t>
+      </w:r>
+      <w:proofErr w:type="spellStart"/>
+      <w:r>
+        <w:rPr>
+          <w:rFonts w:ascii="Georgia Pro" w:eastAsia="Georgia Pro" w:hAnsi="Georgia Pro" w:cs="Georgia Pro"/>
+          <w:color w:val="000000" w:themeColor="text1"/>
+        </w:rPr>
+        <w:t>vm</w:t>
+      </w:r>
+      <w:proofErr w:type="spellEnd"/>
+      <w:r>
+        <w:rPr>
+          <w:rFonts w:ascii="Georgia Pro" w:eastAsia="Georgia Pro" w:hAnsi="Georgia Pro" w:cs="Georgia Pro"/>
+          <w:color w:val="000000" w:themeColor="text1"/>
+        </w:rPr>
+        <w:t xml:space="preserve"> start \</w:t>
       </w:r>
     </w:p>
     <w:p>
@@ -6455,145 +6575,7 @@
           <w:rFonts w:ascii="Georgia Pro" w:eastAsia="Georgia Pro" w:hAnsi="Georgia Pro" w:cs="Georgia Pro"/>
           <w:color w:val="000000" w:themeColor="text1"/>
         </w:rPr>
-        <w:t xml:space="preserve">--resource-group </w:t>
-      </w:r>
-      <w:proofErr w:type="spellStart"/>
-      <w:r>
-        <w:rPr>
-          <w:rFonts w:ascii="Georgia Pro" w:eastAsia="Georgia Pro" w:hAnsi="Georgia Pro" w:cs="Georgia Pro"/>
-          <w:color w:val="000000" w:themeColor="text1"/>
-        </w:rPr>
-        <w:t>RandRG</w:t>
-      </w:r>
-      <w:proofErr w:type="spellEnd"/>
-    </w:p>
-    <w:p>
-      <w:pPr>
-        <w:spacing w:after="0" w:line="480" w:lineRule="auto"/>
-        <w:rPr>
-          <w:rFonts w:ascii="Georgia Pro" w:eastAsia="Georgia Pro" w:hAnsi="Georgia Pro" w:cs="Georgia Pro"/>
-          <w:color w:val="000000" w:themeColor="text1"/>
-        </w:rPr>
-      </w:pPr>
-    </w:p>
-    <w:p>
-      <w:pPr>
-        <w:spacing w:after="0" w:line="480" w:lineRule="auto"/>
-        <w:rPr>
-          <w:rFonts w:ascii="Georgia Pro" w:eastAsia="Georgia Pro" w:hAnsi="Georgia Pro" w:cs="Georgia Pro"/>
-          <w:color w:val="000000" w:themeColor="text1"/>
-        </w:rPr>
-      </w:pPr>
-      <w:r>
-        <w:rPr>
-          <w:rFonts w:ascii="Georgia Pro" w:eastAsia="Georgia Pro" w:hAnsi="Georgia Pro" w:cs="Georgia Pro"/>
-          <w:color w:val="000000" w:themeColor="text1"/>
-        </w:rPr>
-        <w:t xml:space="preserve">Expected: </w:t>
-      </w:r>
-      <w:r>
-        <w:rPr>
-          <w:rFonts w:ascii="Georgia Pro" w:eastAsia="Georgia Pro" w:hAnsi="Georgia Pro" w:cs="Georgia Pro"/>
-          <w:b/>
-          <w:bCs/>
-          <w:color w:val="000000" w:themeColor="text1"/>
-        </w:rPr>
-        <w:t>Success</w:t>
-      </w:r>
-    </w:p>
-    <w:p>
-      <w:pPr>
-        <w:spacing w:after="0" w:line="480" w:lineRule="auto"/>
-        <w:rPr>
-          <w:rFonts w:ascii="Georgia Pro" w:eastAsia="Georgia Pro" w:hAnsi="Georgia Pro" w:cs="Georgia Pro"/>
-          <w:color w:val="000000" w:themeColor="text1"/>
-        </w:rPr>
-      </w:pPr>
-      <w:r>
-        <w:rPr>
-          <w:rFonts w:ascii="Georgia Pro" w:eastAsia="Georgia Pro" w:hAnsi="Georgia Pro" w:cs="Georgia Pro"/>
-          <w:color w:val="000000" w:themeColor="text1"/>
-        </w:rPr>
-        <w:t>Permission allowed:</w:t>
-      </w:r>
-    </w:p>
-    <w:p>
-      <w:pPr>
-        <w:spacing w:after="0" w:line="480" w:lineRule="auto"/>
-        <w:rPr>
-          <w:rFonts w:ascii="Georgia Pro" w:eastAsia="Georgia Pro" w:hAnsi="Georgia Pro" w:cs="Georgia Pro"/>
-          <w:color w:val="000000" w:themeColor="text1"/>
-        </w:rPr>
-      </w:pPr>
-      <w:proofErr w:type="spellStart"/>
-      <w:r>
-        <w:rPr>
-          <w:rFonts w:ascii="Georgia Pro" w:eastAsia="Georgia Pro" w:hAnsi="Georgia Pro" w:cs="Georgia Pro"/>
-          <w:color w:val="000000" w:themeColor="text1"/>
-        </w:rPr>
-        <w:t>Microsoft.Compute</w:t>
-      </w:r>
-      <w:proofErr w:type="spellEnd"/>
-      <w:r>
-        <w:rPr>
-          <w:rFonts w:ascii="Georgia Pro" w:eastAsia="Georgia Pro" w:hAnsi="Georgia Pro" w:cs="Georgia Pro"/>
-          <w:color w:val="000000" w:themeColor="text1"/>
-        </w:rPr>
-        <w:t>/</w:t>
-      </w:r>
-      <w:proofErr w:type="spellStart"/>
-      <w:r>
-        <w:rPr>
-          <w:rFonts w:ascii="Georgia Pro" w:eastAsia="Georgia Pro" w:hAnsi="Georgia Pro" w:cs="Georgia Pro"/>
-          <w:color w:val="000000" w:themeColor="text1"/>
-        </w:rPr>
-        <w:t>virtualMachines</w:t>
-      </w:r>
-      <w:proofErr w:type="spellEnd"/>
-      <w:r>
-        <w:rPr>
-          <w:rFonts w:ascii="Georgia Pro" w:eastAsia="Georgia Pro" w:hAnsi="Georgia Pro" w:cs="Georgia Pro"/>
-          <w:color w:val="000000" w:themeColor="text1"/>
-        </w:rPr>
-        <w:t>/start/action</w:t>
-      </w:r>
-    </w:p>
-    <w:p>
-      <w:pPr>
-        <w:spacing w:after="0" w:line="480" w:lineRule="auto"/>
-        <w:rPr>
-          <w:rFonts w:ascii="Georgia Pro" w:eastAsia="Georgia Pro" w:hAnsi="Georgia Pro" w:cs="Georgia Pro"/>
-          <w:color w:val="000000" w:themeColor="text1"/>
-        </w:rPr>
-      </w:pPr>
-      <w:r>
-        <w:rPr>
-          <w:rFonts w:ascii="Georgia Pro" w:eastAsia="Georgia Pro" w:hAnsi="Georgia Pro" w:cs="Georgia Pro"/>
-          <w:color w:val="000000" w:themeColor="text1"/>
-        </w:rPr>
-        <w:pict w14:anchorId="762F2904">
-          <v:rect id="_x0000_i1048" style="width:0;height:1.5pt" o:hralign="center" o:hrstd="t" o:hr="t" fillcolor="#a0a0a0" stroked="f"/>
-        </w:pict>
-      </w:r>
-    </w:p>
-    <w:p>
-      <w:pPr>
-        <w:spacing w:after="0" w:line="480" w:lineRule="auto"/>
-        <w:rPr>
-          <w:rFonts w:ascii="Georgia Pro" w:eastAsia="Georgia Pro" w:hAnsi="Georgia Pro" w:cs="Georgia Pro"/>
-          <w:b/>
-          <w:bCs/>
-          <w:color w:val="000000" w:themeColor="text1"/>
-        </w:rPr>
-      </w:pPr>
-      <w:r>
-        <w:rPr>
-          <w:rFonts w:ascii="Georgia Pro" w:eastAsia="Georgia Pro" w:hAnsi="Georgia Pro" w:cs="Georgia Pro"/>
-          <w:b/>
-          <w:bCs/>
-          <w:color w:val="000000" w:themeColor="text1"/>
-        </w:rPr>
-        <w:t>Test 3 — Restart VM</w:t>
+        <w:t>--name VM1 \</w:t>
       </w:r>
     </w:p>
     <w:p>
@@ -6611,29 +6593,88 @@
           <w:color w:val="000000" w:themeColor="text1"/>
         </w:rPr>
       </w:pPr>
+      <w:r>
+        <w:rPr>
+          <w:rFonts w:ascii="Georgia Pro" w:eastAsia="Georgia Pro" w:hAnsi="Georgia Pro" w:cs="Georgia Pro"/>
+          <w:color w:val="000000" w:themeColor="text1"/>
+        </w:rPr>
+        <w:t xml:space="preserve">--resource-group </w:t>
+      </w:r>
       <w:proofErr w:type="spellStart"/>
       <w:r>
         <w:rPr>
           <w:rFonts w:ascii="Georgia Pro" w:eastAsia="Georgia Pro" w:hAnsi="Georgia Pro" w:cs="Georgia Pro"/>
           <w:color w:val="000000" w:themeColor="text1"/>
         </w:rPr>
-        <w:t>az</w:t>
+        <w:t>RandRG</w:t>
       </w:r>
       <w:proofErr w:type="spellEnd"/>
-      <w:r>
-        <w:rPr>
-          <w:rFonts w:ascii="Georgia Pro" w:eastAsia="Georgia Pro" w:hAnsi="Georgia Pro" w:cs="Georgia Pro"/>
-          <w:color w:val="000000" w:themeColor="text1"/>
-        </w:rPr>
-        <w:t xml:space="preserve"> </w:t>
-      </w:r>
+    </w:p>
+    <w:p>
+      <w:pPr>
+        <w:spacing w:after="0" w:line="480" w:lineRule="auto"/>
+        <w:rPr>
+          <w:rFonts w:ascii="Georgia Pro" w:eastAsia="Georgia Pro" w:hAnsi="Georgia Pro" w:cs="Georgia Pro"/>
+          <w:color w:val="000000" w:themeColor="text1"/>
+        </w:rPr>
+      </w:pPr>
+    </w:p>
+    <w:p>
+      <w:pPr>
+        <w:spacing w:after="0" w:line="480" w:lineRule="auto"/>
+        <w:rPr>
+          <w:rFonts w:ascii="Georgia Pro" w:eastAsia="Georgia Pro" w:hAnsi="Georgia Pro" w:cs="Georgia Pro"/>
+          <w:color w:val="000000" w:themeColor="text1"/>
+        </w:rPr>
+      </w:pPr>
+      <w:r>
+        <w:rPr>
+          <w:rFonts w:ascii="Georgia Pro" w:eastAsia="Georgia Pro" w:hAnsi="Georgia Pro" w:cs="Georgia Pro"/>
+          <w:color w:val="000000" w:themeColor="text1"/>
+        </w:rPr>
+        <w:t xml:space="preserve">Expected: </w:t>
+      </w:r>
+      <w:r>
+        <w:rPr>
+          <w:rFonts w:ascii="Georgia Pro" w:eastAsia="Georgia Pro" w:hAnsi="Georgia Pro" w:cs="Georgia Pro"/>
+          <w:b/>
+          <w:bCs/>
+          <w:color w:val="000000" w:themeColor="text1"/>
+        </w:rPr>
+        <w:t>Success</w:t>
+      </w:r>
+    </w:p>
+    <w:p>
+      <w:pPr>
+        <w:spacing w:after="0" w:line="480" w:lineRule="auto"/>
+        <w:rPr>
+          <w:rFonts w:ascii="Georgia Pro" w:eastAsia="Georgia Pro" w:hAnsi="Georgia Pro" w:cs="Georgia Pro"/>
+          <w:color w:val="000000" w:themeColor="text1"/>
+        </w:rPr>
+      </w:pPr>
+      <w:r>
+        <w:rPr>
+          <w:rFonts w:ascii="Georgia Pro" w:eastAsia="Georgia Pro" w:hAnsi="Georgia Pro" w:cs="Georgia Pro"/>
+          <w:color w:val="000000" w:themeColor="text1"/>
+        </w:rPr>
+        <w:t>Permission allowed:</w:t>
+      </w:r>
+    </w:p>
+    <w:p>
+      <w:pPr>
+        <w:spacing w:after="0" w:line="480" w:lineRule="auto"/>
+        <w:rPr>
+          <w:rFonts w:ascii="Georgia Pro" w:eastAsia="Georgia Pro" w:hAnsi="Georgia Pro" w:cs="Georgia Pro"/>
+          <w:color w:val="000000" w:themeColor="text1"/>
+        </w:rPr>
+      </w:pPr>
       <w:proofErr w:type="spellStart"/>
       <w:r>
         <w:rPr>
           <w:rFonts w:ascii="Georgia Pro" w:eastAsia="Georgia Pro" w:hAnsi="Georgia Pro" w:cs="Georgia Pro"/>
           <w:color w:val="000000" w:themeColor="text1"/>
         </w:rPr>
-        <w:t>vm</w:t>
+        <w:t>Microsoft.Compute</w:t>
       </w:r>
       <w:proofErr w:type="spellEnd"/>
       <w:r>
@@ -6641,7 +6682,61 @@
           <w:rFonts w:ascii="Georgia Pro" w:eastAsia="Georgia Pro" w:hAnsi="Georgia Pro" w:cs="Georgia Pro"/>
           <w:color w:val="000000" w:themeColor="text1"/>
         </w:rPr>
-        <w:t xml:space="preserve"> restart \</w:t>
+        <w:t>/</w:t>
+      </w:r>
+      <w:proofErr w:type="spellStart"/>
+      <w:r>
+        <w:rPr>
+          <w:rFonts w:ascii="Georgia Pro" w:eastAsia="Georgia Pro" w:hAnsi="Georgia Pro" w:cs="Georgia Pro"/>
+          <w:color w:val="000000" w:themeColor="text1"/>
+        </w:rPr>
+        <w:t>virtualMachines</w:t>
+      </w:r>
+      <w:proofErr w:type="spellEnd"/>
+      <w:r>
+        <w:rPr>
+          <w:rFonts w:ascii="Georgia Pro" w:eastAsia="Georgia Pro" w:hAnsi="Georgia Pro" w:cs="Georgia Pro"/>
+          <w:color w:val="000000" w:themeColor="text1"/>
+        </w:rPr>
+        <w:t>/start/action</w:t>
+      </w:r>
+    </w:p>
+    <w:p>
+      <w:pPr>
+        <w:spacing w:after="0" w:line="480" w:lineRule="auto"/>
+        <w:rPr>
+          <w:rFonts w:ascii="Georgia Pro" w:eastAsia="Georgia Pro" w:hAnsi="Georgia Pro" w:cs="Georgia Pro"/>
+          <w:color w:val="000000" w:themeColor="text1"/>
+        </w:rPr>
+      </w:pPr>
+      <w:r>
+        <w:rPr>
+          <w:rFonts w:ascii="Georgia Pro" w:eastAsia="Georgia Pro" w:hAnsi="Georgia Pro" w:cs="Georgia Pro"/>
+          <w:color w:val="000000" w:themeColor="text1"/>
+        </w:rPr>
+        <w:pict w14:anchorId="762F2904">
+          <v:rect id="_x0000_i1047" style="width:0;height:1.5pt" o:hralign="center" o:hrstd="t" o:hr="t" fillcolor="#a0a0a0" stroked="f"/>
+        </w:pict>
+      </w:r>
+    </w:p>
+    <w:p>
+      <w:pPr>
+        <w:spacing w:after="0" w:line="480" w:lineRule="auto"/>
+        <w:rPr>
+          <w:rFonts w:ascii="Georgia Pro" w:eastAsia="Georgia Pro" w:hAnsi="Georgia Pro" w:cs="Georgia Pro"/>
+          <w:b/>
+          <w:bCs/>
+          <w:color w:val="000000" w:themeColor="text1"/>
+        </w:rPr>
+      </w:pPr>
+      <w:r>
+        <w:rPr>
+          <w:rFonts w:ascii="Georgia Pro" w:eastAsia="Georgia Pro" w:hAnsi="Georgia Pro" w:cs="Georgia Pro"/>
+          <w:b/>
+          <w:bCs/>
+          <w:color w:val="000000" w:themeColor="text1"/>
+        </w:rPr>
+        <w:t>Test 3 — Restart VM</w:t>
       </w:r>
     </w:p>
     <w:p>
@@ -6659,12 +6754,37 @@
           <w:color w:val="000000" w:themeColor="text1"/>
         </w:rPr>
       </w:pPr>
-      <w:r>
-        <w:rPr>
-          <w:rFonts w:ascii="Georgia Pro" w:eastAsia="Georgia Pro" w:hAnsi="Georgia Pro" w:cs="Georgia Pro"/>
-          <w:color w:val="000000" w:themeColor="text1"/>
-        </w:rPr>
-        <w:t>--name VM1 \</w:t>
+      <w:proofErr w:type="spellStart"/>
+      <w:r>
+        <w:rPr>
+          <w:rFonts w:ascii="Georgia Pro" w:eastAsia="Georgia Pro" w:hAnsi="Georgia Pro" w:cs="Georgia Pro"/>
+          <w:color w:val="000000" w:themeColor="text1"/>
+        </w:rPr>
+        <w:t>az</w:t>
+      </w:r>
+      <w:proofErr w:type="spellEnd"/>
+      <w:r>
+        <w:rPr>
+          <w:rFonts w:ascii="Georgia Pro" w:eastAsia="Georgia Pro" w:hAnsi="Georgia Pro" w:cs="Georgia Pro"/>
+          <w:color w:val="000000" w:themeColor="text1"/>
+        </w:rPr>
+        <w:t xml:space="preserve"> </w:t>
+      </w:r>
+      <w:proofErr w:type="spellStart"/>
+      <w:r>
+        <w:rPr>
+          <w:rFonts w:ascii="Georgia Pro" w:eastAsia="Georgia Pro" w:hAnsi="Georgia Pro" w:cs="Georgia Pro"/>
+          <w:color w:val="000000" w:themeColor="text1"/>
+        </w:rPr>
+        <w:t>vm</w:t>
+      </w:r>
+      <w:proofErr w:type="spellEnd"/>
+      <w:r>
+        <w:rPr>
+          <w:rFonts w:ascii="Georgia Pro" w:eastAsia="Georgia Pro" w:hAnsi="Georgia Pro" w:cs="Georgia Pro"/>
+          <w:color w:val="000000" w:themeColor="text1"/>
+        </w:rPr>
+        <w:t xml:space="preserve"> restart \</w:t>
       </w:r>
     </w:p>
     <w:p>
@@ -6687,6 +6807,29 @@
           <w:rFonts w:ascii="Georgia Pro" w:eastAsia="Georgia Pro" w:hAnsi="Georgia Pro" w:cs="Georgia Pro"/>
           <w:color w:val="000000" w:themeColor="text1"/>
         </w:rPr>
+        <w:t>--name VM1 \</w:t>
+      </w:r>
+    </w:p>
+    <w:p>
+      <w:pPr>
+        <w:pBdr>
+          <w:top w:val="single" w:sz="4" w:space="1" w:color="auto"/>
+          <w:left w:val="single" w:sz="4" w:space="4" w:color="auto"/>
+          <w:bottom w:val="single" w:sz="4" w:space="1" w:color="auto"/>
+          <w:right w:val="single" w:sz="4" w:space="4" w:color="auto"/>
+        </w:pBdr>
+        <w:shd w:val="clear" w:color="auto" w:fill="F2F2F2" w:themeFill="background1" w:themeFillShade="F2"/>
+        <w:spacing w:after="0" w:line="480" w:lineRule="auto"/>
+        <w:rPr>
+          <w:rFonts w:ascii="Georgia Pro" w:eastAsia="Georgia Pro" w:hAnsi="Georgia Pro" w:cs="Georgia Pro"/>
+          <w:color w:val="000000" w:themeColor="text1"/>
+        </w:rPr>
+      </w:pPr>
+      <w:r>
+        <w:rPr>
+          <w:rFonts w:ascii="Georgia Pro" w:eastAsia="Georgia Pro" w:hAnsi="Georgia Pro" w:cs="Georgia Pro"/>
+          <w:color w:val="000000" w:themeColor="text1"/>
+        </w:rPr>
         <w:t xml:space="preserve">--resource-group </w:t>
       </w:r>
       <w:proofErr w:type="spellStart"/>
@@ -6748,7 +6891,7 @@
         </w:rPr>
         <w:lastRenderedPageBreak/>
         <w:pict w14:anchorId="0A457E96">
-          <v:rect id="_x0000_i1049" style="width:0;height:1.5pt" o:hralign="center" o:hrstd="t" o:hr="t" fillcolor="#a0a0a0" stroked="f"/>
+          <v:rect id="_x0000_i1048" style="width:0;height:1.5pt" o:hralign="center" o:hrstd="t" o:hr="t" fillcolor="#a0a0a0" stroked="f"/>
         </w:pict>
       </w:r>
     </w:p>
@@ -6909,7 +7052,7 @@
           <w:color w:val="000000" w:themeColor="text1"/>
         </w:rPr>
         <w:pict w14:anchorId="2715E4FC">
-          <v:rect id="_x0000_i1050" style="width:0;height:1.5pt" o:hralign="center" o:hrstd="t" o:hr="t" fillcolor="#a0a0a0" stroked="f"/>
+          <v:rect id="_x0000_i1049" style="width:0;height:1.5pt" o:hralign="center" o:hrstd="t" o:hr="t" fillcolor="#a0a0a0" stroked="f"/>
         </w:pict>
       </w:r>
     </w:p>
@@ -7063,7 +7206,7 @@
           <w:color w:val="000000" w:themeColor="text1"/>
         </w:rPr>
         <w:pict w14:anchorId="0DFE5CA2">
-          <v:rect id="_x0000_i1051" style="width:0;height:1.5pt" o:hralign="center" o:hrstd="t" o:hr="t" fillcolor="#a0a0a0" stroked="f"/>
+          <v:rect id="_x0000_i1050" style="width:0;height:1.5pt" o:hralign="center" o:hrstd="t" o:hr="t" fillcolor="#a0a0a0" stroked="f"/>
         </w:pict>
       </w:r>
     </w:p>
@@ -7169,7 +7312,7 @@
           <w:color w:val="000000" w:themeColor="text1"/>
         </w:rPr>
         <w:pict w14:anchorId="72347875">
-          <v:rect id="_x0000_i1052" style="width:0;height:1.5pt" o:hralign="center" o:hrstd="t" o:hr="t" fillcolor="#a0a0a0" stroked="f"/>
+          <v:rect id="_x0000_i1051" style="width:0;height:1.5pt" o:hralign="center" o:hrstd="t" o:hr="t" fillcolor="#a0a0a0" stroked="f"/>
         </w:pict>
       </w:r>
     </w:p>
@@ -7539,7 +7682,7 @@
           <w:color w:val="000000" w:themeColor="text1"/>
         </w:rPr>
         <w:pict w14:anchorId="61FE16E4">
-          <v:rect id="_x0000_i1053" style="width:0;height:1.5pt" o:hralign="center" o:hrstd="t" o:hr="t" fillcolor="#a0a0a0" stroked="f"/>
+          <v:rect id="_x0000_i1052" style="width:0;height:1.5pt" o:hralign="center" o:hrstd="t" o:hr="t" fillcolor="#a0a0a0" stroked="f"/>
         </w:pict>
       </w:r>
     </w:p>
@@ -7714,7 +7857,7 @@
           <w:color w:val="000000" w:themeColor="text1"/>
         </w:rPr>
         <w:pict w14:anchorId="6BC1025D">
-          <v:rect id="_x0000_i1054" style="width:0;height:1.5pt" o:hralign="center" o:hrstd="t" o:hr="t" fillcolor="#a0a0a0" stroked="f"/>
+          <v:rect id="_x0000_i1053" style="width:0;height:1.5pt" o:hralign="center" o:hrstd="t" o:hr="t" fillcolor="#a0a0a0" stroked="f"/>
         </w:pict>
       </w:r>
     </w:p>
@@ -7955,7 +8098,7 @@
           <w:color w:val="000000" w:themeColor="text1"/>
         </w:rPr>
         <w:pict w14:anchorId="6684AC4F">
-          <v:rect id="_x0000_i1055" style="width:0;height:1.5pt" o:hralign="center" o:hrstd="t" o:hr="t" fillcolor="#a0a0a0" stroked="f"/>
+          <v:rect id="_x0000_i1054" style="width:0;height:1.5pt" o:hralign="center" o:hrstd="t" o:hr="t" fillcolor="#a0a0a0" stroked="f"/>
         </w:pict>
       </w:r>
     </w:p>
@@ -8114,7 +8257,7 @@
           <w:color w:val="000000" w:themeColor="text1"/>
         </w:rPr>
         <w:pict w14:anchorId="0AD33CBA">
-          <v:rect id="_x0000_i1056" style="width:0;height:1.5pt" o:hralign="center" o:hrstd="t" o:hr="t" fillcolor="#a0a0a0" stroked="f"/>
+          <v:rect id="_x0000_i1055" style="width:0;height:1.5pt" o:hralign="center" o:hrstd="t" o:hr="t" fillcolor="#a0a0a0" stroked="f"/>
         </w:pict>
       </w:r>
     </w:p>
